--- a/google-docs/01-resume-deep-dive.docx
+++ b/google-docs/01-resume-deep-dive.docx
@@ -620,6 +620,62 @@
       </w:r>
     </w:p>
     <w:p>
+      <w:r>
+        <w:rPr/>
+        <w:t xml:space="preserve">Each question has four parts: </w:t>
+      </w:r>
+      <w:r>
+        <w:rPr>
+          <w:b/>
+        </w:rPr>
+        <w:t>Short answer</w:t>
+      </w:r>
+      <w:r>
+        <w:rPr/>
+        <w:t xml:space="preserve"> (the key message to say first), </w:t>
+      </w:r>
+      <w:r>
+        <w:rPr>
+          <w:b/>
+        </w:rPr>
+        <w:t>Explanation</w:t>
+      </w:r>
+      <w:r>
+        <w:rPr/>
+        <w:t xml:space="preserve"> (what the interviewer is checking and what to cover), </w:t>
+      </w:r>
+      <w:r>
+        <w:rPr>
+          <w:b/>
+        </w:rPr>
+        <w:t>Example</w:t>
+      </w:r>
+      <w:r>
+        <w:rPr/>
+        <w:t xml:space="preserve"> (the detail, metric or diagram to use) and </w:t>
+      </w:r>
+      <w:r>
+        <w:rPr>
+          <w:b/>
+        </w:rPr>
+        <w:t>Say it like this</w:t>
+      </w:r>
+      <w:r>
+        <w:rPr/>
+        <w:t xml:space="preserve"> (a full sample answer). Replace anything in </w:t>
+      </w:r>
+      <w:r>
+        <w:rPr>
+          <w:b/>
+        </w:rPr>
+        <w:t>[square brackets]</w:t>
+      </w:r>
+      <w:r>
+        <w:rPr/>
+        <w:t xml:space="preserve"> with your real details.</w:t>
+      </w:r>
+    </w:p>
+    <w:p>
       <w:pPr>
         <w:pStyle w:val="Heading2"/>
         <w:pBdr>
@@ -665,22 +721,52 @@
         <w:rPr>
           <w:b/>
         </w:rPr>
-        <w:t>Approach:</w:t>
-      </w:r>
-      <w:r>
-        <w:rPr/>
-        <w:t xml:space="preserve"> 2 minutes, reverse chronological, focused on the last 2 years, ending with why you're interviewing.</w:t>
-      </w:r>
-    </w:p>
-    <w:p>
-      <w:r>
-        <w:rPr/>
-      </w:r>
-      <w:r>
-        <w:rPr>
-          <w:b/>
-        </w:rPr>
-        <w:t>Sample answer:</w:t>
+        <w:t>Short answer:</w:t>
+      </w:r>
+      <w:r>
+        <w:rPr/>
+        <w:t xml:space="preserve"> Two minutes, reverse chronological, focused on the last two years, ending with why you're interviewing.</w:t>
+      </w:r>
+    </w:p>
+    <w:p>
+      <w:r>
+        <w:rPr/>
+      </w:r>
+      <w:r>
+        <w:rPr>
+          <w:b/>
+        </w:rPr>
+        <w:t>Explanation:</w:t>
+      </w:r>
+      <w:r>
+        <w:rPr/>
+        <w:t xml:space="preserve"> They're checking communication and whether your story fits the role. Spend most of the time on your current role, give one or two numbers per role, and finish with a forward-looking reason.</w:t>
+      </w:r>
+    </w:p>
+    <w:p>
+      <w:r>
+        <w:rPr/>
+      </w:r>
+      <w:r>
+        <w:rPr>
+          <w:b/>
+        </w:rPr>
+        <w:t>Example:</w:t>
+      </w:r>
+      <w:r>
+        <w:rPr/>
+        <w:t xml:space="preserve"> Current role (InterpretIQ, BpoBox, the audit, mentoring) → Arcitech 2023–2025 (AI products) → LTIMindtree (airline widgets) → Slaylink (full stack) → what you want next.</w:t>
+      </w:r>
+    </w:p>
+    <w:p>
+      <w:r>
+        <w:rPr/>
+      </w:r>
+      <w:r>
+        <w:rPr>
+          <w:b/>
+        </w:rPr>
+        <w:t>Say it like this:</w:t>
       </w:r>
       <w:r>
         <w:rPr/>
@@ -740,7 +826,52 @@
         <w:rPr>
           <w:b/>
         </w:rPr>
-        <w:t>Sample answer:</w:t>
+        <w:t>Short answer:</w:t>
+      </w:r>
+      <w:r>
+        <w:rPr/>
+        <w:t xml:space="preserve"> The real-time video layer of InterpretIQ, where reliability on hospital networks was the hard part.</w:t>
+      </w:r>
+    </w:p>
+    <w:p>
+      <w:r>
+        <w:rPr/>
+      </w:r>
+      <w:r>
+        <w:rPr>
+          <w:b/>
+        </w:rPr>
+        <w:t>Explanation:</w:t>
+      </w:r>
+      <w:r>
+        <w:rPr/>
+        <w:t xml:space="preserve"> Pick one system, say why it was hard (constraints and stakes), what you specifically did, and the measurable result.</w:t>
+      </w:r>
+    </w:p>
+    <w:p>
+      <w:r>
+        <w:rPr/>
+      </w:r>
+      <w:r>
+        <w:rPr>
+          <w:b/>
+        </w:rPr>
+        <w:t>Example:</w:t>
+      </w:r>
+      <w:r>
+        <w:rPr/>
+        <w:t xml:space="preserve"> Three-way video on hospital Wi-Fi and tablets; a state machine for the call lifecycle; resume-first reconnects; the Room object kept outside React state.</w:t>
+      </w:r>
+    </w:p>
+    <w:p>
+      <w:r>
+        <w:rPr/>
+      </w:r>
+      <w:r>
+        <w:rPr>
+          <w:b/>
+        </w:rPr>
+        <w:t>Say it like this:</w:t>
       </w:r>
       <w:r>
         <w:rPr/>
@@ -788,11 +919,56 @@
         <w:rPr>
           <w:b/>
         </w:rPr>
-        <w:t>Sample answer:</w:t>
-      </w:r>
-      <w:r>
-        <w:rPr/>
-        <w:t xml:space="preserve"> "Currently [InterpretIQ], because [real-time reliability and healthcare compliance carry the highest risk]. I keep BpoBox moving by delegating well-defined features and focusing my time there on architecture and reviews." This shows prioritisation and ownership.</w:t>
+        <w:t>Short answer:</w:t>
+      </w:r>
+      <w:r>
+        <w:rPr/>
+        <w:t xml:space="preserve"> The one with the highest risk, while keeping the other moving through delegation.</w:t>
+      </w:r>
+    </w:p>
+    <w:p>
+      <w:r>
+        <w:rPr/>
+      </w:r>
+      <w:r>
+        <w:rPr>
+          <w:b/>
+        </w:rPr>
+        <w:t>Explanation:</w:t>
+      </w:r>
+      <w:r>
+        <w:rPr/>
+        <w:t xml:space="preserve"> This tests prioritisation and ownership across products. Give a clear principle, not "both equally".</w:t>
+      </w:r>
+    </w:p>
+    <w:p>
+      <w:r>
+        <w:rPr/>
+      </w:r>
+      <w:r>
+        <w:rPr>
+          <w:b/>
+        </w:rPr>
+        <w:t>Example:</w:t>
+      </w:r>
+      <w:r>
+        <w:rPr/>
+        <w:t xml:space="preserve"> InterpretIQ, because real-time reliability and healthcare compliance carry the highest risk; BpoBox features are delegated with architecture reviews.</w:t>
+      </w:r>
+    </w:p>
+    <w:p>
+      <w:r>
+        <w:rPr/>
+      </w:r>
+      <w:r>
+        <w:rPr>
+          <w:b/>
+        </w:rPr>
+        <w:t>Say it like this:</w:t>
+      </w:r>
+      <w:r>
+        <w:rPr/>
+        <w:t xml:space="preserve"> "Currently [InterpretIQ], because [real-time reliability and healthcare compliance carry the highest risk]. I keep BpoBox moving by delegating well-defined features and focusing my time there on architecture and reviews."</w:t>
       </w:r>
     </w:p>
     <w:p>
@@ -836,7 +1012,52 @@
         <w:rPr>
           <w:b/>
         </w:rPr>
-        <w:t>Sample answer:</w:t>
+        <w:t>Short answer:</w:t>
+      </w:r>
+      <w:r>
+        <w:rPr/>
+        <w:t xml:space="preserve"> From building features to owning architecture, cross-cutting reliability and security, and mentoring.</w:t>
+      </w:r>
+    </w:p>
+    <w:p>
+      <w:r>
+        <w:rPr/>
+      </w:r>
+      <w:r>
+        <w:rPr>
+          <w:b/>
+        </w:rPr>
+        <w:t>Explanation:</w:t>
+      </w:r>
+      <w:r>
+        <w:rPr/>
+        <w:t xml:space="preserve"> They want evidence that the title reflects real scope. Name three concrete changes.</w:t>
+      </w:r>
+    </w:p>
+    <w:p>
+      <w:r>
+        <w:rPr/>
+      </w:r>
+      <w:r>
+        <w:rPr>
+          <w:b/>
+        </w:rPr>
+        <w:t>Example:</w:t>
+      </w:r>
+      <w:r>
+        <w:rPr/>
+        <w:t xml:space="preserve"> Architecture decisions (Redux, LiveKit, PWA), the security audit, and testing standards for 15 developers.</w:t>
+      </w:r>
+    </w:p>
+    <w:p>
+      <w:r>
+        <w:rPr/>
+      </w:r>
+      <w:r>
+        <w:rPr>
+          <w:b/>
+        </w:rPr>
+        <w:t>Say it like this:</w:t>
       </w:r>
       <w:r>
         <w:rPr/>
@@ -884,7 +1105,52 @@
         <w:rPr>
           <w:b/>
         </w:rPr>
-        <w:t>Sample answer (adjust it to the JD):</w:t>
+        <w:t>Short answer:</w:t>
+      </w:r>
+      <w:r>
+        <w:rPr/>
+        <w:t xml:space="preserve"> Frontend-focused, with full-stack ownership where reliability needed it. Adjust the emphasis to the job description.</w:t>
+      </w:r>
+    </w:p>
+    <w:p>
+      <w:r>
+        <w:rPr/>
+      </w:r>
+      <w:r>
+        <w:rPr>
+          <w:b/>
+        </w:rPr>
+        <w:t>Explanation:</w:t>
+      </w:r>
+      <w:r>
+        <w:rPr/>
+        <w:t xml:space="preserve"> Be honest and specific about your backend work rather than claiming to be equally strong everywhere.</w:t>
+      </w:r>
+    </w:p>
+    <w:p>
+      <w:r>
+        <w:rPr/>
+      </w:r>
+      <w:r>
+        <w:rPr>
+          <w:b/>
+        </w:rPr>
+        <w:t>Example:</w:t>
+      </w:r>
+      <w:r>
+        <w:rPr/>
+        <w:t xml:space="preserve"> FastAPI permission checks, the AWS design for self-hosted LiveKit, NestJS features at Slaylink.</w:t>
+      </w:r>
+    </w:p>
+    <w:p>
+      <w:r>
+        <w:rPr/>
+      </w:r>
+      <w:r>
+        <w:rPr>
+          <w:b/>
+        </w:rPr>
+        <w:t>Say it like this:</w:t>
       </w:r>
       <w:r>
         <w:rPr/>
@@ -944,22 +1210,134 @@
         <w:rPr>
           <w:b/>
         </w:rPr>
-        <w:t>Approach:</w:t>
-      </w:r>
-      <w:r>
-        <w:rPr/>
-        <w:t xml:space="preserve"> Users and roles → app shell (PWA, routing, access gating) → state (Redux for session and call state, a query layer for server data) → the real-time layer (LiveKit client, room and track lifecycle) → accessibility → observability (Sentry) → build and deploy. End with one trade-off you'd revisit.</w:t>
-      </w:r>
-    </w:p>
-    <w:p>
-      <w:r>
-        <w:rPr/>
-      </w:r>
-      <w:r>
-        <w:rPr>
-          <w:b/>
-        </w:rPr>
-        <w:t>Sample answer:</w:t>
+        <w:t>Short answer:</w:t>
+      </w:r>
+      <w:r>
+        <w:rPr/>
+        <w:t xml:space="preserve"> Roles → PWA shell with role-gated routes → Redux for session and call state, a query layer for server data → a LiveKit provider holding the Room in a ref → accessibility built in → Sentry with PHI scrubbing.</w:t>
+      </w:r>
+    </w:p>
+    <w:p>
+      <w:r>
+        <w:rPr/>
+      </w:r>
+      <w:r>
+        <w:rPr>
+          <w:b/>
+        </w:rPr>
+        <w:t>Explanation:</w:t>
+      </w:r>
+      <w:r>
+        <w:rPr/>
+        <w:t xml:space="preserve"> Go from users to shell to state to the real-time layer to cross-cutting concerns, and end with one trade-off you'd revisit. That shows you think critically about your own work.</w:t>
+      </w:r>
+    </w:p>
+    <w:p>
+      <w:r>
+        <w:rPr/>
+      </w:r>
+      <w:r>
+        <w:rPr>
+          <w:b/>
+        </w:rPr>
+        <w:t>Example:</w:t>
+      </w:r>
+      <w:r>
+        <w:rPr/>
+      </w:r>
+    </w:p>
+    <w:tbl>
+      <w:tblPr>
+        <w:tblW w:type="auto" w:w="0"/>
+        <w:jc w:val="center"/>
+        <w:tblCellMar>
+          <w:top w:w="141" w:type="dxa"/>
+          <w:left w:w="141" w:type="dxa"/>
+          <w:bottom w:w="141" w:type="dxa"/>
+          <w:right w:w="141" w:type="dxa"/>
+        </w:tblCellMar>
+        <w:tblLook w:firstColumn="1" w:firstRow="1" w:lastColumn="0" w:lastRow="0" w:noHBand="0" w:noVBand="1" w:val="04A0"/>
+      </w:tblPr>
+      <w:tblGrid>
+        <w:gridCol w:w="9972"/>
+      </w:tblGrid>
+      <w:tr>
+        <w:tc>
+          <w:tcPr>
+            <w:tcW w:type="dxa" w:w="9972"/>
+            <w:shd w:val="clear" w:color="auto" w:fill="F3F4F6"/>
+          </w:tcPr>
+          <w:p>
+            <w:pPr>
+              <w:spacing w:after="0" w:line="240" w:lineRule="auto"/>
+            </w:pPr>
+            <w:r>
+              <w:rPr>
+                <w:rFonts w:ascii="Arial" w:hAnsi="Arial"/>
+                <w:b/>
+                <w:color w:val="6B7280"/>
+                <w:sz w:val="16"/>
+              </w:rPr>
+              <w:t>TEXT</w:t>
+              <w:br/>
+            </w:r>
+            <w:r>
+              <w:rPr>
+                <w:rFonts w:ascii="Courier New" w:hAnsi="Courier New" w:eastAsia="Courier New"/>
+                <w:sz w:val="19"/>
+              </w:rPr>
+              <w:t>Users: patient · provider · interpreter · admin</w:t>
+              <w:br/>
+            </w:r>
+            <w:r>
+              <w:rPr>
+                <w:rFonts w:ascii="Courier New" w:hAnsi="Courier New" w:eastAsia="Courier New"/>
+                <w:sz w:val="19"/>
+              </w:rPr>
+              <w:t>PWA shell (offline app shell, role-gated routes; server enforces permissions)</w:t>
+              <w:br/>
+            </w:r>
+            <w:r>
+              <w:rPr>
+                <w:rFonts w:ascii="Courier New" w:hAnsi="Courier New" w:eastAsia="Courier New"/>
+                <w:sz w:val="19"/>
+              </w:rPr>
+              <w:t xml:space="preserve"> ├─ Redux: session + call state        ├─ Query layer: history, profiles</w:t>
+              <w:br/>
+            </w:r>
+            <w:r>
+              <w:rPr>
+                <w:rFonts w:ascii="Courier New" w:hAnsi="Courier New" w:eastAsia="Courier New"/>
+                <w:sz w:val="19"/>
+              </w:rPr>
+              <w:t xml:space="preserve"> └─ LiveKitProvider (Room in a ref) → ParticipantTile (own tracks only)</w:t>
+              <w:br/>
+            </w:r>
+            <w:r>
+              <w:rPr>
+                <w:rFonts w:ascii="Courier New" w:hAnsi="Courier New" w:eastAsia="Courier New"/>
+                <w:sz w:val="19"/>
+              </w:rPr>
+              <w:t>Cross-cutting: WCAG 2.1 AA · live regions · Sentry (PHI scrubbed)</w:t>
+            </w:r>
+          </w:p>
+        </w:tc>
+      </w:tr>
+    </w:tbl>
+    <w:p>
+      <w:pPr>
+        <w:spacing w:after="40"/>
+      </w:pPr>
+    </w:p>
+    <w:p>
+      <w:r>
+        <w:rPr/>
+      </w:r>
+      <w:r>
+        <w:rPr>
+          <w:b/>
+        </w:rPr>
+        <w:t>Say it like this:</w:t>
       </w:r>
       <w:r>
         <w:rPr/>
@@ -1007,7 +1385,52 @@
         <w:rPr>
           <w:b/>
         </w:rPr>
-        <w:t>Sample answer:</w:t>
+        <w:t>Short answer:</w:t>
+      </w:r>
+      <w:r>
+        <w:rPr/>
+        <w:t xml:space="preserve"> Providers or patients request an interpreter, the system matches one, and all three join a video call after a device check.</w:t>
+      </w:r>
+    </w:p>
+    <w:p>
+      <w:r>
+        <w:rPr/>
+      </w:r>
+      <w:r>
+        <w:rPr>
+          <w:b/>
+        </w:rPr>
+        <w:t>Explanation:</w:t>
+      </w:r>
+      <w:r>
+        <w:rPr/>
+        <w:t xml:space="preserve"> Describe the real flow in a few steps; interviewers use it to anchor later questions.</w:t>
+      </w:r>
+    </w:p>
+    <w:p>
+      <w:r>
+        <w:rPr/>
+      </w:r>
+      <w:r>
+        <w:rPr>
+          <w:b/>
+        </w:rPr>
+        <w:t>Example:</w:t>
+      </w:r>
+      <w:r>
+        <w:rPr/>
+        <w:t xml:space="preserve"> Request → match → pre-join device check → three-way call → summary.</w:t>
+      </w:r>
+    </w:p>
+    <w:p>
+      <w:r>
+        <w:rPr/>
+      </w:r>
+      <w:r>
+        <w:rPr>
+          <w:b/>
+        </w:rPr>
+        <w:t>Say it like this:</w:t>
       </w:r>
       <w:r>
         <w:rPr/>
@@ -1061,7 +1484,52 @@
         <w:rPr>
           <w:b/>
         </w:rPr>
-        <w:t>Sample answer:</w:t>
+        <w:t>Short answer:</w:t>
+      </w:r>
+      <w:r>
+        <w:rPr/>
+        <w:t xml:space="preserve"> The UI gates routes by role for usability, but real enforcement is on the server, including role-scoped LiveKit tokens.</w:t>
+      </w:r>
+    </w:p>
+    <w:p>
+      <w:r>
+        <w:rPr/>
+      </w:r>
+      <w:r>
+        <w:rPr>
+          <w:b/>
+        </w:rPr>
+        <w:t>Explanation:</w:t>
+      </w:r>
+      <w:r>
+        <w:rPr/>
+        <w:t xml:space="preserve"> The interviewer is checking that you know frontend checks are not security.</w:t>
+      </w:r>
+    </w:p>
+    <w:p>
+      <w:r>
+        <w:rPr/>
+      </w:r>
+      <w:r>
+        <w:rPr>
+          <w:b/>
+        </w:rPr>
+        <w:t>Example:</w:t>
+      </w:r>
+      <w:r>
+        <w:rPr/>
+        <w:t xml:space="preserve"> An interpreter's LiveKit token allows publishing; an observer's allows subscribing only.</w:t>
+      </w:r>
+    </w:p>
+    <w:p>
+      <w:r>
+        <w:rPr/>
+      </w:r>
+      <w:r>
+        <w:rPr>
+          <w:b/>
+        </w:rPr>
+        <w:t>Say it like this:</w:t>
       </w:r>
       <w:r>
         <w:rPr/>
@@ -1109,17 +1577,56 @@
         <w:rPr>
           <w:b/>
         </w:rPr>
-        <w:t>Sample answer:</w:t>
-      </w:r>
-      <w:r>
-        <w:rPr/>
-        <w:t xml:space="preserve"> "[It was our production peak / a load test], measured from [LiveKit server metrics in Grafana / the load-testing tool] over [a time window]." </w:t>
-      </w:r>
-      <w:r>
-        <w:rPr>
-          <w:i/>
-        </w:rPr>
-        <w:t>State the source honestly.</w:t>
+        <w:t>Short answer:</w:t>
+      </w:r>
+      <w:r>
+        <w:rPr/>
+        <w:t xml:space="preserve"> State the source honestly: production peak or load test, and which tool measured it.</w:t>
+      </w:r>
+    </w:p>
+    <w:p>
+      <w:r>
+        <w:rPr/>
+      </w:r>
+      <w:r>
+        <w:rPr>
+          <w:b/>
+        </w:rPr>
+        <w:t>Explanation:</w:t>
+      </w:r>
+      <w:r>
+        <w:rPr/>
+        <w:t xml:space="preserve"> Every number on your resume will be probed. Know its source, time window and definition.</w:t>
+      </w:r>
+    </w:p>
+    <w:p>
+      <w:r>
+        <w:rPr/>
+      </w:r>
+      <w:r>
+        <w:rPr>
+          <w:b/>
+        </w:rPr>
+        <w:t>Example:</w:t>
+      </w:r>
+      <w:r>
+        <w:rPr/>
+        <w:t xml:space="preserve"> "LiveKit server metrics in Grafana, peak over [March]" or "a LiveKit load test with [N] simulated participants".</w:t>
+      </w:r>
+    </w:p>
+    <w:p>
+      <w:r>
+        <w:rPr/>
+      </w:r>
+      <w:r>
+        <w:rPr>
+          <w:b/>
+        </w:rPr>
+        <w:t>Say it like this:</w:t>
+      </w:r>
+      <w:r>
+        <w:rPr/>
+        <w:t xml:space="preserve"> "[It was our production peak / a load test], measured from [LiveKit server metrics in Grafana / the load-testing tool] over [a time window]."</w:t>
       </w:r>
     </w:p>
     <w:p>
@@ -1163,7 +1670,76 @@
         <w:rPr>
           <w:b/>
         </w:rPr>
-        <w:t>Sample answer:</w:t>
+        <w:t>Short answer:</w:t>
+      </w:r>
+      <w:r>
+        <w:rPr/>
+        <w:t xml:space="preserve"> The share of reconnecting events that recovered within N seconds without user action, over a defined period.</w:t>
+      </w:r>
+    </w:p>
+    <w:p>
+      <w:r>
+        <w:rPr/>
+      </w:r>
+      <w:r>
+        <w:rPr>
+          <w:b/>
+        </w:rPr>
+        <w:t>Explanation:</w:t>
+      </w:r>
+      <w:r>
+        <w:rPr/>
+        <w:t xml:space="preserve"> A metric needs a numerator, a denominator and a time window. Saying this clearly signals credibility.</w:t>
+      </w:r>
+    </w:p>
+    <w:p>
+      <w:r>
+        <w:rPr/>
+      </w:r>
+      <w:r>
+        <w:rPr>
+          <w:b/>
+        </w:rPr>
+        <w:t>Example:</w:t>
+      </w:r>
+      <w:r>
+        <w:rPr/>
+        <w:t xml:space="preserve"> Numerator: </w:t>
+      </w:r>
+      <w:r>
+        <w:rPr>
+          <w:rFonts w:ascii="Courier New" w:hAnsi="Courier New"/>
+          <w:color w:val="B42318"/>
+          <w:sz w:val="20"/>
+        </w:rPr>
+        <w:t>Reconnected</w:t>
+      </w:r>
+      <w:r>
+        <w:rPr/>
+        <w:t xml:space="preserve"> within [N] s. Denominator: all </w:t>
+      </w:r>
+      <w:r>
+        <w:rPr>
+          <w:rFonts w:ascii="Courier New" w:hAnsi="Courier New"/>
+          <w:color w:val="B42318"/>
+          <w:sz w:val="20"/>
+        </w:rPr>
+        <w:t>Reconnecting</w:t>
+      </w:r>
+      <w:r>
+        <w:rPr/>
+        <w:t xml:space="preserve"> events in client telemetry over [period].</w:t>
+      </w:r>
+    </w:p>
+    <w:p>
+      <w:r>
+        <w:rPr/>
+      </w:r>
+      <w:r>
+        <w:rPr>
+          <w:b/>
+        </w:rPr>
+        <w:t>Say it like this:</w:t>
       </w:r>
       <w:r>
         <w:rPr/>
@@ -1211,7 +1787,110 @@
         <w:rPr>
           <w:b/>
         </w:rPr>
-        <w:t>Sample answer:</w:t>
+        <w:t>Short answer:</w:t>
+      </w:r>
+      <w:r>
+        <w:rPr/>
+        <w:t xml:space="preserve"> A network change breaks ICE; LiveKit tries to resume with an ICE restart, then falls back to a full reconnect, while the UI stays mounted and shows a banner.</w:t>
+      </w:r>
+    </w:p>
+    <w:p>
+      <w:r>
+        <w:rPr/>
+      </w:r>
+      <w:r>
+        <w:rPr>
+          <w:b/>
+        </w:rPr>
+        <w:t>Explanation:</w:t>
+      </w:r>
+      <w:r>
+        <w:rPr/>
+        <w:t xml:space="preserve"> Cover the protocol level (ICE restart, full rejoin, TURN fallback) and the frontend level (state outside components, non-blocking UI, fresh tokens).</w:t>
+      </w:r>
+    </w:p>
+    <w:p>
+      <w:r>
+        <w:rPr/>
+      </w:r>
+      <w:r>
+        <w:rPr>
+          <w:b/>
+        </w:rPr>
+        <w:t>Example:</w:t>
+      </w:r>
+      <w:r>
+        <w:rPr/>
+      </w:r>
+    </w:p>
+    <w:tbl>
+      <w:tblPr>
+        <w:tblW w:type="auto" w:w="0"/>
+        <w:jc w:val="center"/>
+        <w:tblCellMar>
+          <w:top w:w="141" w:type="dxa"/>
+          <w:left w:w="141" w:type="dxa"/>
+          <w:bottom w:w="141" w:type="dxa"/>
+          <w:right w:w="141" w:type="dxa"/>
+        </w:tblCellMar>
+        <w:tblLook w:firstColumn="1" w:firstRow="1" w:lastColumn="0" w:lastRow="0" w:noHBand="0" w:noVBand="1" w:val="04A0"/>
+      </w:tblPr>
+      <w:tblGrid>
+        <w:gridCol w:w="9972"/>
+      </w:tblGrid>
+      <w:tr>
+        <w:tc>
+          <w:tcPr>
+            <w:tcW w:type="dxa" w:w="9972"/>
+            <w:shd w:val="clear" w:color="auto" w:fill="F3F4F6"/>
+          </w:tcPr>
+          <w:p>
+            <w:pPr>
+              <w:spacing w:after="0" w:line="240" w:lineRule="auto"/>
+            </w:pPr>
+            <w:r>
+              <w:rPr>
+                <w:rFonts w:ascii="Arial" w:hAnsi="Arial"/>
+                <w:b/>
+                <w:color w:val="6B7280"/>
+                <w:sz w:val="16"/>
+              </w:rPr>
+              <w:t>TEXT</w:t>
+              <w:br/>
+            </w:r>
+            <w:r>
+              <w:rPr>
+                <w:rFonts w:ascii="Courier New" w:hAnsi="Courier New" w:eastAsia="Courier New"/>
+                <w:sz w:val="19"/>
+              </w:rPr>
+              <w:t>Connected → (network drop) → Reconnecting → resume (ICE restart) → Connected</w:t>
+              <w:br/>
+            </w:r>
+            <w:r>
+              <w:rPr>
+                <w:rFonts w:ascii="Courier New" w:hAnsi="Courier New" w:eastAsia="Courier New"/>
+                <w:sz w:val="19"/>
+              </w:rPr>
+              <w:t xml:space="preserve">                                      └─ fail → full rejoin (fresh token, backoff) → Connected</w:t>
+            </w:r>
+          </w:p>
+        </w:tc>
+      </w:tr>
+    </w:tbl>
+    <w:p>
+      <w:pPr>
+        <w:spacing w:after="40"/>
+      </w:pPr>
+    </w:p>
+    <w:p>
+      <w:r>
+        <w:rPr/>
+      </w:r>
+      <w:r>
+        <w:rPr>
+          <w:b/>
+        </w:rPr>
+        <w:t>Say it like this:</w:t>
       </w:r>
       <w:r>
         <w:rPr/>
@@ -1269,7 +1948,126 @@
         <w:rPr>
           <w:b/>
         </w:rPr>
-        <w:t>Sample answer:</w:t>
+        <w:t>Short answer:</w:t>
+      </w:r>
+      <w:r>
+        <w:rPr/>
+        <w:t xml:space="preserve"> From clicking Join to the first remote video frame, measured with User Timing marks.</w:t>
+      </w:r>
+    </w:p>
+    <w:p>
+      <w:r>
+        <w:rPr/>
+      </w:r>
+      <w:r>
+        <w:rPr>
+          <w:b/>
+        </w:rPr>
+        <w:t>Explanation:</w:t>
+      </w:r>
+      <w:r>
+        <w:rPr/>
+        <w:t xml:space="preserve"> Define the start and end points, then explain what you changed and why it helped.</w:t>
+      </w:r>
+    </w:p>
+    <w:p>
+      <w:r>
+        <w:rPr/>
+      </w:r>
+      <w:r>
+        <w:rPr>
+          <w:b/>
+        </w:rPr>
+        <w:t>Example:</w:t>
+      </w:r>
+      <w:r>
+        <w:rPr/>
+      </w:r>
+    </w:p>
+    <w:tbl>
+      <w:tblPr>
+        <w:tblW w:type="auto" w:w="0"/>
+        <w:jc w:val="center"/>
+        <w:tblCellMar>
+          <w:top w:w="141" w:type="dxa"/>
+          <w:left w:w="141" w:type="dxa"/>
+          <w:bottom w:w="141" w:type="dxa"/>
+          <w:right w:w="141" w:type="dxa"/>
+        </w:tblCellMar>
+        <w:tblLook w:firstColumn="1" w:firstRow="1" w:lastColumn="0" w:lastRow="0" w:noHBand="0" w:noVBand="1" w:val="04A0"/>
+      </w:tblPr>
+      <w:tblGrid>
+        <w:gridCol w:w="9972"/>
+      </w:tblGrid>
+      <w:tr>
+        <w:tc>
+          <w:tcPr>
+            <w:tcW w:type="dxa" w:w="9972"/>
+            <w:shd w:val="clear" w:color="auto" w:fill="F3F4F6"/>
+          </w:tcPr>
+          <w:p>
+            <w:pPr>
+              <w:spacing w:after="0" w:line="240" w:lineRule="auto"/>
+            </w:pPr>
+            <w:r>
+              <w:rPr>
+                <w:rFonts w:ascii="Arial" w:hAnsi="Arial"/>
+                <w:b/>
+                <w:color w:val="6B7280"/>
+                <w:sz w:val="16"/>
+              </w:rPr>
+              <w:t>TS</w:t>
+              <w:br/>
+            </w:r>
+            <w:r>
+              <w:rPr>
+                <w:rFonts w:ascii="Courier New" w:hAnsi="Courier New" w:eastAsia="Courier New"/>
+                <w:sz w:val="19"/>
+              </w:rPr>
+              <w:t>performance.mark('join-click');</w:t>
+              <w:br/>
+            </w:r>
+            <w:r>
+              <w:rPr>
+                <w:rFonts w:ascii="Courier New" w:hAnsi="Courier New" w:eastAsia="Courier New"/>
+                <w:sz w:val="19"/>
+              </w:rPr>
+              <w:t>room.once(RoomEvent.TrackSubscribed, () =&gt; {</w:t>
+              <w:br/>
+            </w:r>
+            <w:r>
+              <w:rPr>
+                <w:rFonts w:ascii="Courier New" w:hAnsi="Courier New" w:eastAsia="Courier New"/>
+                <w:sz w:val="19"/>
+              </w:rPr>
+              <w:t xml:space="preserve">  performance.measure('join-to-first-video', 'join-click');</w:t>
+              <w:br/>
+            </w:r>
+            <w:r>
+              <w:rPr>
+                <w:rFonts w:ascii="Courier New" w:hAnsi="Courier New" w:eastAsia="Courier New"/>
+                <w:sz w:val="19"/>
+              </w:rPr>
+              <w:t>});</w:t>
+            </w:r>
+          </w:p>
+        </w:tc>
+      </w:tr>
+    </w:tbl>
+    <w:p>
+      <w:pPr>
+        <w:spacing w:after="40"/>
+      </w:pPr>
+    </w:p>
+    <w:p>
+      <w:r>
+        <w:rPr/>
+      </w:r>
+      <w:r>
+        <w:rPr>
+          <w:b/>
+        </w:rPr>
+        <w:t>Say it like this:</w:t>
       </w:r>
       <w:r>
         <w:rPr/>
@@ -1317,7 +2115,52 @@
         <w:rPr>
           <w:b/>
         </w:rPr>
-        <w:t>Sample answer:</w:t>
+        <w:t>Short answer:</w:t>
+      </w:r>
+      <w:r>
+        <w:rPr/>
+        <w:t xml:space="preserve"> Shared clinic tablets benefit from installation and an offline shell; only static assets are cached, never PHI.</w:t>
+      </w:r>
+    </w:p>
+    <w:p>
+      <w:r>
+        <w:rPr/>
+      </w:r>
+      <w:r>
+        <w:rPr>
+          <w:b/>
+        </w:rPr>
+        <w:t>Explanation:</w:t>
+      </w:r>
+      <w:r>
+        <w:rPr/>
+        <w:t xml:space="preserve"> Show you made a deliberate caching decision with security in mind, and handled updates safely.</w:t>
+      </w:r>
+    </w:p>
+    <w:p>
+      <w:r>
+        <w:rPr/>
+      </w:r>
+      <w:r>
+        <w:rPr>
+          <w:b/>
+        </w:rPr>
+        <w:t>Example:</w:t>
+      </w:r>
+      <w:r>
+        <w:rPr/>
+        <w:t xml:space="preserve"> A "New version available — reload" prompt instead of a silent update in the middle of a call.</w:t>
+      </w:r>
+    </w:p>
+    <w:p>
+      <w:r>
+        <w:rPr/>
+      </w:r>
+      <w:r>
+        <w:rPr>
+          <w:b/>
+        </w:rPr>
+        <w:t>Say it like this:</w:t>
       </w:r>
       <w:r>
         <w:rPr/>
@@ -1375,7 +2218,52 @@
         <w:rPr>
           <w:b/>
         </w:rPr>
-        <w:t>Sample answer:</w:t>
+        <w:t>Short answer:</w:t>
+      </w:r>
+      <w:r>
+        <w:rPr/>
+        <w:t xml:space="preserve"> WCAG 2.1 AA, verified with axe in CI, Lighthouse, and manual keyboard and screen-reader testing.</w:t>
+      </w:r>
+    </w:p>
+    <w:p>
+      <w:r>
+        <w:rPr/>
+      </w:r>
+      <w:r>
+        <w:rPr>
+          <w:b/>
+        </w:rPr>
+        <w:t>Explanation:</w:t>
+      </w:r>
+      <w:r>
+        <w:rPr/>
+        <w:t xml:space="preserve"> Name the level, what it covered, how you verified it, and a real bug you found. Real bugs make the claim credible.</w:t>
+      </w:r>
+    </w:p>
+    <w:p>
+      <w:r>
+        <w:rPr/>
+      </w:r>
+      <w:r>
+        <w:rPr>
+          <w:b/>
+        </w:rPr>
+        <w:t>Example:</w:t>
+      </w:r>
+      <w:r>
+        <w:rPr/>
+        <w:t xml:space="preserve"> A reconnect banner that wasn't announced because its live region was created at the same time as its text.</w:t>
+      </w:r>
+    </w:p>
+    <w:p>
+      <w:r>
+        <w:rPr/>
+      </w:r>
+      <w:r>
+        <w:rPr>
+          <w:b/>
+        </w:rPr>
+        <w:t>Say it like this:</w:t>
       </w:r>
       <w:r>
         <w:rPr/>
@@ -1423,7 +2311,52 @@
         <w:rPr>
           <w:b/>
         </w:rPr>
-        <w:t>Sample answer:</w:t>
+        <w:t>Short answer:</w:t>
+      </w:r>
+      <w:r>
+        <w:rPr/>
+        <w:t xml:space="preserve"> Session and call state is shared across many screens with complex transitions; Redux gave selector subscriptions, DevTools and structure for a growing team.</w:t>
+      </w:r>
+    </w:p>
+    <w:p>
+      <w:r>
+        <w:rPr/>
+      </w:r>
+      <w:r>
+        <w:rPr>
+          <w:b/>
+        </w:rPr>
+        <w:t>Explanation:</w:t>
+      </w:r>
+      <w:r>
+        <w:rPr/>
+        <w:t xml:space="preserve"> Show you know the alternatives and chose deliberately, including what stayed out of the store.</w:t>
+      </w:r>
+    </w:p>
+    <w:p>
+      <w:r>
+        <w:rPr/>
+      </w:r>
+      <w:r>
+        <w:rPr>
+          <w:b/>
+        </w:rPr>
+        <w:t>Example:</w:t>
+      </w:r>
+      <w:r>
+        <w:rPr/>
+        <w:t xml:space="preserve"> Non-serializable LiveKit objects stayed outside Redux in a ref.</w:t>
+      </w:r>
+    </w:p>
+    <w:p>
+      <w:r>
+        <w:rPr/>
+      </w:r>
+      <w:r>
+        <w:rPr>
+          <w:b/>
+        </w:rPr>
+        <w:t>Say it like this:</w:t>
       </w:r>
       <w:r>
         <w:rPr/>
@@ -1471,7 +2404,142 @@
         <w:rPr>
           <w:b/>
         </w:rPr>
-        <w:t>Sample answer:</w:t>
+        <w:t>Short answer:</w:t>
+      </w:r>
+      <w:r>
+        <w:rPr/>
+        <w:t xml:space="preserve"> Per-tile subscriptions, memoised tiles, and audio levels written to a CSS variable in rAF instead of React state.</w:t>
+      </w:r>
+    </w:p>
+    <w:p>
+      <w:r>
+        <w:rPr/>
+      </w:r>
+      <w:r>
+        <w:rPr>
+          <w:b/>
+        </w:rPr>
+        <w:t>Explanation:</w:t>
+      </w:r>
+      <w:r>
+        <w:rPr/>
+        <w:t xml:space="preserve"> High-frequency values (many times per second) shouldn't go through React state.</w:t>
+      </w:r>
+    </w:p>
+    <w:p>
+      <w:r>
+        <w:rPr/>
+      </w:r>
+      <w:r>
+        <w:rPr>
+          <w:b/>
+        </w:rPr>
+        <w:t>Example:</w:t>
+      </w:r>
+      <w:r>
+        <w:rPr/>
+      </w:r>
+    </w:p>
+    <w:tbl>
+      <w:tblPr>
+        <w:tblW w:type="auto" w:w="0"/>
+        <w:jc w:val="center"/>
+        <w:tblCellMar>
+          <w:top w:w="141" w:type="dxa"/>
+          <w:left w:w="141" w:type="dxa"/>
+          <w:bottom w:w="141" w:type="dxa"/>
+          <w:right w:w="141" w:type="dxa"/>
+        </w:tblCellMar>
+        <w:tblLook w:firstColumn="1" w:firstRow="1" w:lastColumn="0" w:lastRow="0" w:noHBand="0" w:noVBand="1" w:val="04A0"/>
+      </w:tblPr>
+      <w:tblGrid>
+        <w:gridCol w:w="9972"/>
+      </w:tblGrid>
+      <w:tr>
+        <w:tc>
+          <w:tcPr>
+            <w:tcW w:type="dxa" w:w="9972"/>
+            <w:shd w:val="clear" w:color="auto" w:fill="F3F4F6"/>
+          </w:tcPr>
+          <w:p>
+            <w:pPr>
+              <w:spacing w:after="0" w:line="240" w:lineRule="auto"/>
+            </w:pPr>
+            <w:r>
+              <w:rPr>
+                <w:rFonts w:ascii="Arial" w:hAnsi="Arial"/>
+                <w:b/>
+                <w:color w:val="6B7280"/>
+                <w:sz w:val="16"/>
+              </w:rPr>
+              <w:t>TS</w:t>
+              <w:br/>
+            </w:r>
+            <w:r>
+              <w:rPr>
+                <w:rFonts w:ascii="Courier New" w:hAnsi="Courier New" w:eastAsia="Courier New"/>
+                <w:sz w:val="19"/>
+              </w:rPr>
+              <w:t>useEffect(() =&gt; {</w:t>
+              <w:br/>
+            </w:r>
+            <w:r>
+              <w:rPr>
+                <w:rFonts w:ascii="Courier New" w:hAnsi="Courier New" w:eastAsia="Courier New"/>
+                <w:sz w:val="19"/>
+              </w:rPr>
+              <w:t xml:space="preserve">  let id = 0;</w:t>
+              <w:br/>
+            </w:r>
+            <w:r>
+              <w:rPr>
+                <w:rFonts w:ascii="Courier New" w:hAnsi="Courier New" w:eastAsia="Courier New"/>
+                <w:sz w:val="19"/>
+              </w:rPr>
+              <w:t xml:space="preserve">  const loop = () =&gt; { ref.current?.style.setProperty('--level', String(participant.audioLevel)); id = requestAnimationFrame(loop); };</w:t>
+              <w:br/>
+            </w:r>
+            <w:r>
+              <w:rPr>
+                <w:rFonts w:ascii="Courier New" w:hAnsi="Courier New" w:eastAsia="Courier New"/>
+                <w:sz w:val="19"/>
+              </w:rPr>
+              <w:t xml:space="preserve">  loop();</w:t>
+              <w:br/>
+            </w:r>
+            <w:r>
+              <w:rPr>
+                <w:rFonts w:ascii="Courier New" w:hAnsi="Courier New" w:eastAsia="Courier New"/>
+                <w:sz w:val="19"/>
+              </w:rPr>
+              <w:t xml:space="preserve">  return () =&gt; cancelAnimationFrame(id);</w:t>
+              <w:br/>
+            </w:r>
+            <w:r>
+              <w:rPr>
+                <w:rFonts w:ascii="Courier New" w:hAnsi="Courier New" w:eastAsia="Courier New"/>
+                <w:sz w:val="19"/>
+              </w:rPr>
+              <w:t>}, [participant]);</w:t>
+            </w:r>
+          </w:p>
+        </w:tc>
+      </w:tr>
+    </w:tbl>
+    <w:p>
+      <w:pPr>
+        <w:spacing w:after="40"/>
+      </w:pPr>
+    </w:p>
+    <w:p>
+      <w:r>
+        <w:rPr/>
+      </w:r>
+      <w:r>
+        <w:rPr>
+          <w:b/>
+        </w:rPr>
+        <w:t>Say it like this:</w:t>
       </w:r>
       <w:r>
         <w:rPr/>
@@ -1531,7 +2599,76 @@
         <w:rPr>
           <w:b/>
         </w:rPr>
-        <w:t>Sample answer:</w:t>
+        <w:t>Short answer:</w:t>
+      </w:r>
+      <w:r>
+        <w:rPr/>
+        <w:t xml:space="preserve"> Explain how to fix it, offer audio-only or listen-only, and provide Retry.</w:t>
+      </w:r>
+    </w:p>
+    <w:p>
+      <w:r>
+        <w:rPr/>
+      </w:r>
+      <w:r>
+        <w:rPr>
+          <w:b/>
+        </w:rPr>
+        <w:t>Explanation:</w:t>
+      </w:r>
+      <w:r>
+        <w:rPr/>
+        <w:t xml:space="preserve"> Good error handling keeps users in the flow instead of blocking them.</w:t>
+      </w:r>
+    </w:p>
+    <w:p>
+      <w:r>
+        <w:rPr/>
+      </w:r>
+      <w:r>
+        <w:rPr>
+          <w:b/>
+        </w:rPr>
+        <w:t>Example:</w:t>
+      </w:r>
+      <w:r>
+        <w:rPr/>
+        <w:t xml:space="preserve"> Different messages for </w:t>
+      </w:r>
+      <w:r>
+        <w:rPr>
+          <w:rFonts w:ascii="Courier New" w:hAnsi="Courier New"/>
+          <w:color w:val="B42318"/>
+          <w:sz w:val="20"/>
+        </w:rPr>
+        <w:t>NotAllowedError</w:t>
+      </w:r>
+      <w:r>
+        <w:rPr/>
+        <w:t xml:space="preserve"> (permission denied) and </w:t>
+      </w:r>
+      <w:r>
+        <w:rPr>
+          <w:rFonts w:ascii="Courier New" w:hAnsi="Courier New"/>
+          <w:color w:val="B42318"/>
+          <w:sz w:val="20"/>
+        </w:rPr>
+        <w:t>NotFoundError</w:t>
+      </w:r>
+      <w:r>
+        <w:rPr/>
+        <w:t xml:space="preserve"> (no device).</w:t>
+      </w:r>
+    </w:p>
+    <w:p>
+      <w:r>
+        <w:rPr/>
+      </w:r>
+      <w:r>
+        <w:rPr>
+          <w:b/>
+        </w:rPr>
+        <w:t>Say it like this:</w:t>
       </w:r>
       <w:r>
         <w:rPr/>
@@ -1579,11 +2716,41 @@
         <w:rPr>
           <w:b/>
         </w:rPr>
-        <w:t>Sample answer:</w:t>
-      </w:r>
-      <w:r>
-        <w:rPr/>
-        <w:t xml:space="preserve"> "Unit tests for the state machine and hooks. Playwright end-to-end tests with Chrome's fake media devices (</w:t>
+        <w:t>Short answer:</w:t>
+      </w:r>
+      <w:r>
+        <w:rPr/>
+        <w:t xml:space="preserve"> Unit tests for the state machine and hooks, Playwright with fake media devices, and manual testing on real devices and throttled networks.</w:t>
+      </w:r>
+    </w:p>
+    <w:p>
+      <w:r>
+        <w:rPr/>
+      </w:r>
+      <w:r>
+        <w:rPr>
+          <w:b/>
+        </w:rPr>
+        <w:t>Explanation:</w:t>
+      </w:r>
+      <w:r>
+        <w:rPr/>
+        <w:t xml:space="preserve"> Real-time features need several layers of testing because simulators don't catch everything.</w:t>
+      </w:r>
+    </w:p>
+    <w:p>
+      <w:r>
+        <w:rPr/>
+      </w:r>
+      <w:r>
+        <w:rPr>
+          <w:b/>
+        </w:rPr>
+        <w:t>Example:</w:t>
+      </w:r>
+      <w:r>
+        <w:rPr/>
+        <w:t xml:space="preserve"> </w:t>
       </w:r>
       <w:r>
         <w:rPr>
@@ -1591,6 +2758,33 @@
           <w:color w:val="B42318"/>
           <w:sz w:val="20"/>
         </w:rPr>
+        <w:t>chromium --use-fake-device-for-media-stream --use-fake-ui-for-media-stream</w:t>
+      </w:r>
+      <w:r>
+        <w:rPr/>
+        <w:t xml:space="preserve"> in the Playwright config.</w:t>
+      </w:r>
+    </w:p>
+    <w:p>
+      <w:r>
+        <w:rPr/>
+      </w:r>
+      <w:r>
+        <w:rPr>
+          <w:b/>
+        </w:rPr>
+        <w:t>Say it like this:</w:t>
+      </w:r>
+      <w:r>
+        <w:rPr/>
+        <w:t xml:space="preserve"> "Unit tests for the state machine and hooks. Playwright end-to-end tests with Chrome's fake media devices (</w:t>
+      </w:r>
+      <w:r>
+        <w:rPr>
+          <w:rFonts w:ascii="Courier New" w:hAnsi="Courier New"/>
+          <w:color w:val="B42318"/>
+          <w:sz w:val="20"/>
+        </w:rPr>
         <w:t>--use-fake-device-for-media-stream</w:t>
       </w:r>
       <w:r>
@@ -1639,7 +2833,52 @@
         <w:rPr>
           <w:b/>
         </w:rPr>
-        <w:t>Sample answer:</w:t>
+        <w:t>Short answer:</w:t>
+      </w:r>
+      <w:r>
+        <w:rPr/>
+        <w:t xml:space="preserve"> A formal state machine for the call lifecycle, a BFF so tokens stay on the server, and earlier telemetry dashboards.</w:t>
+      </w:r>
+    </w:p>
+    <w:p>
+      <w:r>
+        <w:rPr/>
+      </w:r>
+      <w:r>
+        <w:rPr>
+          <w:b/>
+        </w:rPr>
+        <w:t>Explanation:</w:t>
+      </w:r>
+      <w:r>
+        <w:rPr/>
+        <w:t xml:space="preserve"> Self-critique shows seniority. Give reasons for each change.</w:t>
+      </w:r>
+    </w:p>
+    <w:p>
+      <w:r>
+        <w:rPr/>
+      </w:r>
+      <w:r>
+        <w:rPr>
+          <w:b/>
+        </w:rPr>
+        <w:t>Example:</w:t>
+      </w:r>
+      <w:r>
+        <w:rPr/>
+        <w:t xml:space="preserve"> Some edge cases (reconnecting while ending a call) were implicit in the reducer.</w:t>
+      </w:r>
+    </w:p>
+    <w:p>
+      <w:r>
+        <w:rPr/>
+      </w:r>
+      <w:r>
+        <w:rPr>
+          <w:b/>
+        </w:rPr>
+        <w:t>Say it like this:</w:t>
       </w:r>
       <w:r>
         <w:rPr/>
@@ -1699,7 +2938,52 @@
         <w:rPr>
           <w:b/>
         </w:rPr>
-        <w:t>Sample answer:</w:t>
+        <w:t>Short answer:</w:t>
+      </w:r>
+      <w:r>
+        <w:rPr/>
+        <w:t xml:space="preserve"> It wasn't assigned; I saw the risk of growing access control in an app handling PHI and proposed a scoped review.</w:t>
+      </w:r>
+    </w:p>
+    <w:p>
+      <w:r>
+        <w:rPr/>
+      </w:r>
+      <w:r>
+        <w:rPr>
+          <w:b/>
+        </w:rPr>
+        <w:t>Explanation:</w:t>
+      </w:r>
+      <w:r>
+        <w:rPr/>
+        <w:t xml:space="preserve"> This is an ownership story. Show that you raised it properly and took responsibility.</w:t>
+      </w:r>
+    </w:p>
+    <w:p>
+      <w:r>
+        <w:rPr/>
+      </w:r>
+      <w:r>
+        <w:rPr>
+          <w:b/>
+        </w:rPr>
+        <w:t>Example:</w:t>
+      </w:r>
+      <w:r>
+        <w:rPr/>
+        <w:t xml:space="preserve"> Raised with [your lead/the CTO] with a short proposal and scope.</w:t>
+      </w:r>
+    </w:p>
+    <w:p>
+      <w:r>
+        <w:rPr/>
+      </w:r>
+      <w:r>
+        <w:rPr>
+          <w:b/>
+        </w:rPr>
+        <w:t>Say it like this:</w:t>
       </w:r>
       <w:r>
         <w:rPr/>
@@ -1747,7 +3031,52 @@
         <w:rPr>
           <w:b/>
         </w:rPr>
-        <w:t>Sample answer:</w:t>
+        <w:t>Short answer:</w:t>
+      </w:r>
+      <w:r>
+        <w:rPr/>
+        <w:t xml:space="preserve"> Threat model, OWASP-style checklist, testing every endpoint as every role, reviewing tokens, scanning for PHI, then fixes with regression tests and a re-audit.</w:t>
+      </w:r>
+    </w:p>
+    <w:p>
+      <w:r>
+        <w:rPr/>
+      </w:r>
+      <w:r>
+        <w:rPr>
+          <w:b/>
+        </w:rPr>
+        <w:t>Explanation:</w:t>
+      </w:r>
+      <w:r>
+        <w:rPr/>
+        <w:t xml:space="preserve"> A clear, repeatable process is what makes the audit believable.</w:t>
+      </w:r>
+    </w:p>
+    <w:p>
+      <w:r>
+        <w:rPr/>
+      </w:r>
+      <w:r>
+        <w:rPr>
+          <w:b/>
+        </w:rPr>
+        <w:t>Example:</w:t>
+      </w:r>
+      <w:r>
+        <w:rPr/>
+        <w:t xml:space="preserve"> A spreadsheet of endpoint × role × tenant with expected and actual results.</w:t>
+      </w:r>
+    </w:p>
+    <w:p>
+      <w:r>
+        <w:rPr/>
+      </w:r>
+      <w:r>
+        <w:rPr>
+          <w:b/>
+        </w:rPr>
+        <w:t>Say it like this:</w:t>
       </w:r>
       <w:r>
         <w:rPr/>
@@ -1795,22 +3124,37 @@
         <w:rPr>
           <w:b/>
         </w:rPr>
-        <w:t>Approach:</w:t>
-      </w:r>
-      <w:r>
-        <w:rPr/>
-        <w:t xml:space="preserve"> For each one: problem → impact → fix → how you prevented a regression. Typical categories (use only your real ones): RBAC enforced only in the UI, missing tenant or ownership checks (IDOR), JWTs in localStorage, long-lived tokens with no rotation, PHI in logs, Sentry or browser storage.</w:t>
-      </w:r>
-    </w:p>
-    <w:p>
-      <w:r>
-        <w:rPr/>
-      </w:r>
-      <w:r>
-        <w:rPr>
-          <w:b/>
-        </w:rPr>
-        <w:t>Sample answer (example format):</w:t>
+        <w:t>Short answer:</w:t>
+      </w:r>
+      <w:r>
+        <w:rPr/>
+        <w:t xml:space="preserve"> For each one: problem → impact → fix → how you prevented a regression. Use only your real findings.</w:t>
+      </w:r>
+    </w:p>
+    <w:p>
+      <w:r>
+        <w:rPr/>
+      </w:r>
+      <w:r>
+        <w:rPr>
+          <w:b/>
+        </w:rPr>
+        <w:t>Explanation:</w:t>
+      </w:r>
+      <w:r>
+        <w:rPr/>
+        <w:t xml:space="preserve"> Typical categories: RBAC enforced only in the UI, missing tenant or ownership checks (IDOR), JWTs in localStorage, long-lived tokens with no rotation, PHI in logs, Sentry or browser storage.</w:t>
+      </w:r>
+    </w:p>
+    <w:p>
+      <w:r>
+        <w:rPr/>
+      </w:r>
+      <w:r>
+        <w:rPr>
+          <w:b/>
+        </w:rPr>
+        <w:t>Example:</w:t>
       </w:r>
       <w:r>
         <w:rPr/>
@@ -1826,7 +3170,6 @@
       </w:r>
       <w:r>
         <w:rPr/>
-        <w:t>"</w:t>
       </w:r>
       <w:r>
         <w:rPr>
@@ -1866,7 +3209,7 @@
       </w:r>
       <w:r>
         <w:rPr/>
-        <w:t xml:space="preserve"> a role-by-endpoint test matrix in CI."</w:t>
+        <w:t xml:space="preserve"> a role-by-endpoint test matrix in CI.</w:t>
       </w:r>
     </w:p>
     <w:p>
@@ -1879,7 +3222,6 @@
       </w:r>
       <w:r>
         <w:rPr/>
-        <w:t>"</w:t>
       </w:r>
       <w:r>
         <w:rPr>
@@ -1909,7 +3251,7 @@
       </w:r>
       <w:r>
         <w:rPr/>
-        <w:t xml:space="preserve"> moved to HttpOnly, Secure, SameSite cookies with short-lived access tokens and refresh rotation. </w:t>
+        <w:t xml:space="preserve"> HttpOnly, Secure, SameSite cookies with short-lived access tokens and refresh rotation. </w:t>
       </w:r>
       <w:r>
         <w:rPr>
@@ -1919,7 +3261,7 @@
       </w:r>
       <w:r>
         <w:rPr/>
-        <w:t xml:space="preserve"> a lint rule and a code-review checklist item."</w:t>
+        <w:t xml:space="preserve"> a lint rule and a code-review checklist item.</w:t>
       </w:r>
     </w:p>
     <w:p>
@@ -1932,7 +3274,6 @@
       </w:r>
       <w:r>
         <w:rPr/>
-        <w:t>"</w:t>
       </w:r>
       <w:r>
         <w:rPr>
@@ -1996,13 +3337,40 @@
       </w:r>
       <w:r>
         <w:rPr/>
-        <w:t xml:space="preserve"> scrubbing tests and a vendor review."</w:t>
+        <w:t xml:space="preserve"> scrubbing tests and a vendor review.</w:t>
       </w:r>
     </w:p>
     <w:p>
       <w:pPr>
         <w:spacing w:after="0"/>
       </w:pPr>
+    </w:p>
+    <w:p>
+      <w:r>
+        <w:rPr/>
+      </w:r>
+      <w:r>
+        <w:rPr>
+          <w:b/>
+        </w:rPr>
+        <w:t>Say it like this:</w:t>
+      </w:r>
+      <w:r>
+        <w:rPr/>
+        <w:t xml:space="preserve"> "The first was RBAC enforced only in the UI: the buttons were hidden, but the API accepted requests from any role, so we added a permission dependency on every route and a role-by-endpoint test matrix. The second was tokens in localStorage, which we moved to HttpOnly cookies with short-lived tokens. The third was PHI in Sentry breadcrumbs, fixed with scrubbing in </w:t>
+      </w:r>
+      <w:r>
+        <w:rPr>
+          <w:rFonts w:ascii="Courier New" w:hAnsi="Courier New"/>
+          <w:color w:val="B42318"/>
+          <w:sz w:val="20"/>
+        </w:rPr>
+        <w:t>beforeSend</w:t>
+      </w:r>
+      <w:r>
+        <w:rPr/>
+        <w:t xml:space="preserve"> and tests to keep it scrubbed."</w:t>
+      </w:r>
     </w:p>
     <w:p>
       <w:pPr>
@@ -2045,7 +3413,52 @@
         <w:rPr>
           <w:b/>
         </w:rPr>
-        <w:t>Sample answer:</w:t>
+        <w:t>Short answer:</w:t>
+      </w:r>
+      <w:r>
+        <w:rPr/>
+        <w:t xml:space="preserve"> Open findings in the re-audit compared with the initial audit, with the remaining items owned and lower severity.</w:t>
+      </w:r>
+    </w:p>
+    <w:p>
+      <w:r>
+        <w:rPr/>
+      </w:r>
+      <w:r>
+        <w:rPr>
+          <w:b/>
+        </w:rPr>
+        <w:t>Explanation:</w:t>
+      </w:r>
+      <w:r>
+        <w:rPr/>
+        <w:t xml:space="preserve"> Say whether it was a raw count or weighted by severity, and what remained.</w:t>
+      </w:r>
+    </w:p>
+    <w:p>
+      <w:r>
+        <w:rPr/>
+      </w:r>
+      <w:r>
+        <w:rPr>
+          <w:b/>
+        </w:rPr>
+        <w:t>Example:</w:t>
+      </w:r>
+      <w:r>
+        <w:rPr/>
+        <w:t xml:space="preserve"> [X] findings → [Y] findings; remaining: [security headers through the CDN config].</w:t>
+      </w:r>
+    </w:p>
+    <w:p>
+      <w:r>
+        <w:rPr/>
+      </w:r>
+      <w:r>
+        <w:rPr>
+          <w:b/>
+        </w:rPr>
+        <w:t>Say it like this:</w:t>
       </w:r>
       <w:r>
         <w:rPr/>
@@ -2093,11 +3506,56 @@
         <w:rPr>
           <w:b/>
         </w:rPr>
-        <w:t>Sample answer:</w:t>
-      </w:r>
-      <w:r>
-        <w:rPr/>
-        <w:t xml:space="preserve"> "Ideally not in JavaScript-readable storage at all. Options, from best to worst for a healthcare app: a BFF that holds the tokens, so the browser only has a session cookie; HttpOnly, Secure, SameSite cookies; an access token in memory with a refresh token in an HttpOnly cookie. Never localStorage. The trade-off is XSS risk against CSRF risk, and cookies need SameSite plus CSRF protection." (See Web Security Q30.)</w:t>
+        <w:t>Short answer:</w:t>
+      </w:r>
+      <w:r>
+        <w:rPr/>
+        <w:t xml:space="preserve"> Ideally not in JavaScript-readable storage: a BFF, or HttpOnly, Secure, SameSite cookies; never localStorage.</w:t>
+      </w:r>
+    </w:p>
+    <w:p>
+      <w:r>
+        <w:rPr/>
+      </w:r>
+      <w:r>
+        <w:rPr>
+          <w:b/>
+        </w:rPr>
+        <w:t>Explanation:</w:t>
+      </w:r>
+      <w:r>
+        <w:rPr/>
+        <w:t xml:space="preserve"> The trade-off is XSS risk against CSRF risk. Cookies need SameSite plus CSRF protection. (See Web Security Q30.)</w:t>
+      </w:r>
+    </w:p>
+    <w:p>
+      <w:r>
+        <w:rPr/>
+      </w:r>
+      <w:r>
+        <w:rPr>
+          <w:b/>
+        </w:rPr>
+        <w:t>Example:</w:t>
+      </w:r>
+      <w:r>
+        <w:rPr/>
+        <w:t xml:space="preserve"> Best to worst: BFF session cookie → HttpOnly cookies → access token in memory plus refresh token in an HttpOnly cookie → localStorage (never).</w:t>
+      </w:r>
+    </w:p>
+    <w:p>
+      <w:r>
+        <w:rPr/>
+      </w:r>
+      <w:r>
+        <w:rPr>
+          <w:b/>
+        </w:rPr>
+        <w:t>Say it like this:</w:t>
+      </w:r>
+      <w:r>
+        <w:rPr/>
+        <w:t xml:space="preserve"> "Ideally not in JavaScript-readable storage at all. Options, from best to worst for a healthcare app: a BFF that holds the tokens, so the browser only has a session cookie; HttpOnly, Secure, SameSite cookies; an access token in memory with a refresh token in an HttpOnly cookie. Never localStorage. The trade-off is XSS risk against CSRF risk, and cookies need SameSite plus CSRF protection."</w:t>
       </w:r>
     </w:p>
     <w:p>
@@ -2141,7 +3599,134 @@
         <w:rPr>
           <w:b/>
         </w:rPr>
-        <w:t>Sample answer:</w:t>
+        <w:t>Short answer:</w:t>
+      </w:r>
+      <w:r>
+        <w:rPr/>
+        <w:t xml:space="preserve"> A permission dependency on every FastAPI route for real enforcement, the same permission list driving the UI, and an authorisation test matrix.</w:t>
+      </w:r>
+    </w:p>
+    <w:p>
+      <w:r>
+        <w:rPr/>
+      </w:r>
+      <w:r>
+        <w:rPr>
+          <w:b/>
+        </w:rPr>
+        <w:t>Explanation:</w:t>
+      </w:r>
+      <w:r>
+        <w:rPr/>
+        <w:t xml:space="preserve"> Show the separation: server enforces, client reflects, tests prove.</w:t>
+      </w:r>
+    </w:p>
+    <w:p>
+      <w:r>
+        <w:rPr/>
+      </w:r>
+      <w:r>
+        <w:rPr>
+          <w:b/>
+        </w:rPr>
+        <w:t>Example:</w:t>
+      </w:r>
+      <w:r>
+        <w:rPr/>
+      </w:r>
+    </w:p>
+    <w:tbl>
+      <w:tblPr>
+        <w:tblW w:type="auto" w:w="0"/>
+        <w:jc w:val="center"/>
+        <w:tblCellMar>
+          <w:top w:w="141" w:type="dxa"/>
+          <w:left w:w="141" w:type="dxa"/>
+          <w:bottom w:w="141" w:type="dxa"/>
+          <w:right w:w="141" w:type="dxa"/>
+        </w:tblCellMar>
+        <w:tblLook w:firstColumn="1" w:firstRow="1" w:lastColumn="0" w:lastRow="0" w:noHBand="0" w:noVBand="1" w:val="04A0"/>
+      </w:tblPr>
+      <w:tblGrid>
+        <w:gridCol w:w="9972"/>
+      </w:tblGrid>
+      <w:tr>
+        <w:tc>
+          <w:tcPr>
+            <w:tcW w:type="dxa" w:w="9972"/>
+            <w:shd w:val="clear" w:color="auto" w:fill="F3F4F6"/>
+          </w:tcPr>
+          <w:p>
+            <w:pPr>
+              <w:spacing w:after="0" w:line="240" w:lineRule="auto"/>
+            </w:pPr>
+            <w:r>
+              <w:rPr>
+                <w:rFonts w:ascii="Arial" w:hAnsi="Arial"/>
+                <w:b/>
+                <w:color w:val="6B7280"/>
+                <w:sz w:val="16"/>
+              </w:rPr>
+              <w:t>PYTHON</w:t>
+              <w:br/>
+            </w:r>
+            <w:r>
+              <w:rPr>
+                <w:rFonts w:ascii="Courier New" w:hAnsi="Courier New" w:eastAsia="Courier New"/>
+                <w:sz w:val="19"/>
+              </w:rPr>
+              <w:t>@router.get("/calls/{call_id}")</w:t>
+              <w:br/>
+            </w:r>
+            <w:r>
+              <w:rPr>
+                <w:rFonts w:ascii="Courier New" w:hAnsi="Courier New" w:eastAsia="Courier New"/>
+                <w:sz w:val="19"/>
+              </w:rPr>
+              <w:t>def get_call(call_id: str, user = Depends(require_permission("calls:read"))):</w:t>
+              <w:br/>
+            </w:r>
+            <w:r>
+              <w:rPr>
+                <w:rFonts w:ascii="Courier New" w:hAnsi="Courier New" w:eastAsia="Courier New"/>
+                <w:sz w:val="19"/>
+              </w:rPr>
+              <w:t xml:space="preserve">    call = repo.get(call_id)</w:t>
+              <w:br/>
+            </w:r>
+            <w:r>
+              <w:rPr>
+                <w:rFonts w:ascii="Courier New" w:hAnsi="Courier New" w:eastAsia="Courier New"/>
+                <w:sz w:val="19"/>
+              </w:rPr>
+              <w:t xml:space="preserve">    if call.tenant_id != user.tenant_id: raise HTTPException(404)</w:t>
+              <w:br/>
+            </w:r>
+            <w:r>
+              <w:rPr>
+                <w:rFonts w:ascii="Courier New" w:hAnsi="Courier New" w:eastAsia="Courier New"/>
+                <w:sz w:val="19"/>
+              </w:rPr>
+              <w:t xml:space="preserve">    return call</w:t>
+            </w:r>
+          </w:p>
+        </w:tc>
+      </w:tr>
+    </w:tbl>
+    <w:p>
+      <w:pPr>
+        <w:spacing w:after="40"/>
+      </w:pPr>
+    </w:p>
+    <w:p>
+      <w:r>
+        <w:rPr/>
+      </w:r>
+      <w:r>
+        <w:rPr>
+          <w:b/>
+        </w:rPr>
+        <w:t>Say it like this:</w:t>
       </w:r>
       <w:r>
         <w:rPr/>
@@ -2189,11 +3774,11 @@
         <w:rPr>
           <w:b/>
         </w:rPr>
-        <w:t>Sample answer:</w:t>
-      </w:r>
-      <w:r>
-        <w:rPr/>
-        <w:t xml:space="preserve"> "Sentry </w:t>
+        <w:t>Short answer:</w:t>
+      </w:r>
+      <w:r>
+        <w:rPr/>
+        <w:t xml:space="preserve"> Scrub in Sentry's </w:t>
       </w:r>
       <w:r>
         <w:rPr>
@@ -2205,6 +3790,137 @@
       </w:r>
       <w:r>
         <w:rPr/>
+        <w:t>, keep PHI out of URLs, titles and analytics, mask or disable session replay, and check logging in code review.</w:t>
+      </w:r>
+    </w:p>
+    <w:p>
+      <w:r>
+        <w:rPr/>
+      </w:r>
+      <w:r>
+        <w:rPr>
+          <w:b/>
+        </w:rPr>
+        <w:t>Explanation:</w:t>
+      </w:r>
+      <w:r>
+        <w:rPr/>
+        <w:t xml:space="preserve"> PHI leaks through many side channels, not just the database, so each channel needs a control.</w:t>
+      </w:r>
+    </w:p>
+    <w:p>
+      <w:r>
+        <w:rPr/>
+      </w:r>
+      <w:r>
+        <w:rPr>
+          <w:b/>
+        </w:rPr>
+        <w:t>Example:</w:t>
+      </w:r>
+      <w:r>
+        <w:rPr/>
+      </w:r>
+    </w:p>
+    <w:tbl>
+      <w:tblPr>
+        <w:tblW w:type="auto" w:w="0"/>
+        <w:jc w:val="center"/>
+        <w:tblCellMar>
+          <w:top w:w="141" w:type="dxa"/>
+          <w:left w:w="141" w:type="dxa"/>
+          <w:bottom w:w="141" w:type="dxa"/>
+          <w:right w:w="141" w:type="dxa"/>
+        </w:tblCellMar>
+        <w:tblLook w:firstColumn="1" w:firstRow="1" w:lastColumn="0" w:lastRow="0" w:noHBand="0" w:noVBand="1" w:val="04A0"/>
+      </w:tblPr>
+      <w:tblGrid>
+        <w:gridCol w:w="9972"/>
+      </w:tblGrid>
+      <w:tr>
+        <w:tc>
+          <w:tcPr>
+            <w:tcW w:type="dxa" w:w="9972"/>
+            <w:shd w:val="clear" w:color="auto" w:fill="F3F4F6"/>
+          </w:tcPr>
+          <w:p>
+            <w:pPr>
+              <w:spacing w:after="0" w:line="240" w:lineRule="auto"/>
+            </w:pPr>
+            <w:r>
+              <w:rPr>
+                <w:rFonts w:ascii="Arial" w:hAnsi="Arial"/>
+                <w:b/>
+                <w:color w:val="6B7280"/>
+                <w:sz w:val="16"/>
+              </w:rPr>
+              <w:t>TS</w:t>
+              <w:br/>
+            </w:r>
+            <w:r>
+              <w:rPr>
+                <w:rFonts w:ascii="Courier New" w:hAnsi="Courier New" w:eastAsia="Courier New"/>
+                <w:sz w:val="19"/>
+              </w:rPr>
+              <w:t>Sentry.init({</w:t>
+              <w:br/>
+            </w:r>
+            <w:r>
+              <w:rPr>
+                <w:rFonts w:ascii="Courier New" w:hAnsi="Courier New" w:eastAsia="Courier New"/>
+                <w:sz w:val="19"/>
+              </w:rPr>
+              <w:t xml:space="preserve">  beforeSend(event) { delete event.request?.data; event.user = { id: event.user?.id }; return event; },</w:t>
+              <w:br/>
+            </w:r>
+            <w:r>
+              <w:rPr>
+                <w:rFonts w:ascii="Courier New" w:hAnsi="Courier New" w:eastAsia="Courier New"/>
+                <w:sz w:val="19"/>
+              </w:rPr>
+              <w:t xml:space="preserve">  beforeBreadcrumb: (b) =&gt; (b.category === 'ui.input' ? null : b),</w:t>
+              <w:br/>
+            </w:r>
+            <w:r>
+              <w:rPr>
+                <w:rFonts w:ascii="Courier New" w:hAnsi="Courier New" w:eastAsia="Courier New"/>
+                <w:sz w:val="19"/>
+              </w:rPr>
+              <w:t>});</w:t>
+            </w:r>
+          </w:p>
+        </w:tc>
+      </w:tr>
+    </w:tbl>
+    <w:p>
+      <w:pPr>
+        <w:spacing w:after="40"/>
+      </w:pPr>
+    </w:p>
+    <w:p>
+      <w:r>
+        <w:rPr/>
+      </w:r>
+      <w:r>
+        <w:rPr>
+          <w:b/>
+        </w:rPr>
+        <w:t>Say it like this:</w:t>
+      </w:r>
+      <w:r>
+        <w:rPr/>
+        <w:t xml:space="preserve"> "Sentry </w:t>
+      </w:r>
+      <w:r>
+        <w:rPr>
+          <w:rFonts w:ascii="Courier New" w:hAnsi="Courier New"/>
+          <w:color w:val="B42318"/>
+          <w:sz w:val="20"/>
+        </w:rPr>
+        <w:t>beforeSend</w:t>
+      </w:r>
+      <w:r>
+        <w:rPr/>
         <w:t xml:space="preserve"> scrubbing, no PHI in URLs, page titles or analytics events, session replay disabled or fully masked, and a code-review checklist item for logging."</w:t>
       </w:r>
     </w:p>
@@ -2249,7 +3965,52 @@
         <w:rPr>
           <w:b/>
         </w:rPr>
-        <w:t>Sample answer:</w:t>
+        <w:t>Short answer:</w:t>
+      </w:r>
+      <w:r>
+        <w:rPr/>
+        <w:t xml:space="preserve"> Yes. I showed concrete reproductions, explained impact in patient-data terms, and paired on the first fixes.</w:t>
+      </w:r>
+    </w:p>
+    <w:p>
+      <w:r>
+        <w:rPr/>
+      </w:r>
+      <w:r>
+        <w:rPr>
+          <w:b/>
+        </w:rPr>
+        <w:t>Explanation:</w:t>
+      </w:r>
+      <w:r>
+        <w:rPr/>
+        <w:t xml:space="preserve"> This tests influence without authority. A demonstrated exploit beats a ticket.</w:t>
+      </w:r>
+    </w:p>
+    <w:p>
+      <w:r>
+        <w:rPr/>
+      </w:r>
+      <w:r>
+        <w:rPr>
+          <w:b/>
+        </w:rPr>
+        <w:t>Example:</w:t>
+      </w:r>
+      <w:r>
+        <w:rPr/>
+        <w:t xml:space="preserve"> Changing a call ID in a request and receiving another patient's call.</w:t>
+      </w:r>
+    </w:p>
+    <w:p>
+      <w:r>
+        <w:rPr/>
+      </w:r>
+      <w:r>
+        <w:rPr>
+          <w:b/>
+        </w:rPr>
+        <w:t>Say it like this:</w:t>
       </w:r>
       <w:r>
         <w:rPr/>
@@ -2297,7 +4058,52 @@
         <w:rPr>
           <w:b/>
         </w:rPr>
-        <w:t>Sample answer:</w:t>
+        <w:t>Short answer:</w:t>
+      </w:r>
+      <w:r>
+        <w:rPr/>
+        <w:t xml:space="preserve"> Automated authorisation tests, lint rules, a security checklist in PRs, periodic re-audits, and dependency and secret scanning.</w:t>
+      </w:r>
+    </w:p>
+    <w:p>
+      <w:r>
+        <w:rPr/>
+      </w:r>
+      <w:r>
+        <w:rPr>
+          <w:b/>
+        </w:rPr>
+        <w:t>Explanation:</w:t>
+      </w:r>
+      <w:r>
+        <w:rPr/>
+        <w:t xml:space="preserve"> One-off audits decay; automation keeps the fixes in place.</w:t>
+      </w:r>
+    </w:p>
+    <w:p>
+      <w:r>
+        <w:rPr/>
+      </w:r>
+      <w:r>
+        <w:rPr>
+          <w:b/>
+        </w:rPr>
+        <w:t>Example:</w:t>
+      </w:r>
+      <w:r>
+        <w:rPr/>
+        <w:t xml:space="preserve"> A CI job that fails if any endpoint returns 200 for a role that shouldn't access it.</w:t>
+      </w:r>
+    </w:p>
+    <w:p>
+      <w:r>
+        <w:rPr/>
+      </w:r>
+      <w:r>
+        <w:rPr>
+          <w:b/>
+        </w:rPr>
+        <w:t>Say it like this:</w:t>
       </w:r>
       <w:r>
         <w:rPr/>
@@ -2357,7 +4163,52 @@
         <w:rPr>
           <w:b/>
         </w:rPr>
-        <w:t>Sample answer:</w:t>
+        <w:t>Short answer:</w:t>
+      </w:r>
+      <w:r>
+        <w:rPr/>
+        <w:t xml:space="preserve"> Cost at our usage level, data control for compliance, and customisation, traded against the operational burden.</w:t>
+      </w:r>
+    </w:p>
+    <w:p>
+      <w:r>
+        <w:rPr/>
+      </w:r>
+      <w:r>
+        <w:rPr>
+          <w:b/>
+        </w:rPr>
+        <w:t>Explanation:</w:t>
+      </w:r>
+      <w:r>
+        <w:rPr/>
+        <w:t xml:space="preserve"> Always present both sides; it shows business judgement.</w:t>
+      </w:r>
+    </w:p>
+    <w:p>
+      <w:r>
+        <w:rPr/>
+      </w:r>
+      <w:r>
+        <w:rPr>
+          <w:b/>
+        </w:rPr>
+        <w:t>Example:</w:t>
+      </w:r>
+      <w:r>
+        <w:rPr/>
+        <w:t xml:space="preserve"> Managed pricing grows linearly with minutes; self-hosting is mostly fixed infrastructure plus people's time.</w:t>
+      </w:r>
+    </w:p>
+    <w:p>
+      <w:r>
+        <w:rPr/>
+      </w:r>
+      <w:r>
+        <w:rPr>
+          <w:b/>
+        </w:rPr>
+        <w:t>Say it like this:</w:t>
       </w:r>
       <w:r>
         <w:rPr/>
@@ -2405,7 +4256,52 @@
         <w:rPr>
           <w:b/>
         </w:rPr>
-        <w:t>Sample answer:</w:t>
+        <w:t>Short answer:</w:t>
+      </w:r>
+      <w:r>
+        <w:rPr/>
+        <w:t xml:space="preserve"> A cost model comparing managed pricing with EC2, data transfer and engineering time, based on stated assumptions. It's a projection.</w:t>
+      </w:r>
+    </w:p>
+    <w:p>
+      <w:r>
+        <w:rPr/>
+      </w:r>
+      <w:r>
+        <w:rPr>
+          <w:b/>
+        </w:rPr>
+        <w:t>Explanation:</w:t>
+      </w:r>
+      <w:r>
+        <w:rPr/>
+        <w:t xml:space="preserve"> Never present a projection as an achieved saving.</w:t>
+      </w:r>
+    </w:p>
+    <w:p>
+      <w:r>
+        <w:rPr/>
+      </w:r>
+      <w:r>
+        <w:rPr>
+          <w:b/>
+        </w:rPr>
+        <w:t>Example:</w:t>
+      </w:r>
+      <w:r>
+        <w:rPr/>
+        <w:t xml:space="preserve"> Assumptions: [monthly minutes], [server utilisation %], [hours per month of operations].</w:t>
+      </w:r>
+    </w:p>
+    <w:p>
+      <w:r>
+        <w:rPr/>
+      </w:r>
+      <w:r>
+        <w:rPr>
+          <w:b/>
+        </w:rPr>
+        <w:t>Say it like this:</w:t>
       </w:r>
       <w:r>
         <w:rPr/>
@@ -2453,7 +4349,126 @@
         <w:rPr>
           <w:b/>
         </w:rPr>
-        <w:t>Sample answer:</w:t>
+        <w:t>Short answer:</w:t>
+      </w:r>
+      <w:r>
+        <w:rPr/>
+        <w:t xml:space="preserve"> SFU nodes on EC2, Redis for routing, a load balancer for signalling, TURN over TLS, autoscaling, and Prometheus and Grafana.</w:t>
+      </w:r>
+    </w:p>
+    <w:p>
+      <w:r>
+        <w:rPr/>
+      </w:r>
+      <w:r>
+        <w:rPr>
+          <w:b/>
+        </w:rPr>
+        <w:t>Explanation:</w:t>
+      </w:r>
+      <w:r>
+        <w:rPr/>
+        <w:t xml:space="preserve"> Draw from the client inwards and mention deployment and monitoring.</w:t>
+      </w:r>
+    </w:p>
+    <w:p>
+      <w:r>
+        <w:rPr/>
+      </w:r>
+      <w:r>
+        <w:rPr>
+          <w:b/>
+        </w:rPr>
+        <w:t>Example:</w:t>
+      </w:r>
+      <w:r>
+        <w:rPr/>
+      </w:r>
+    </w:p>
+    <w:tbl>
+      <w:tblPr>
+        <w:tblW w:type="auto" w:w="0"/>
+        <w:jc w:val="center"/>
+        <w:tblCellMar>
+          <w:top w:w="141" w:type="dxa"/>
+          <w:left w:w="141" w:type="dxa"/>
+          <w:bottom w:w="141" w:type="dxa"/>
+          <w:right w:w="141" w:type="dxa"/>
+        </w:tblCellMar>
+        <w:tblLook w:firstColumn="1" w:firstRow="1" w:lastColumn="0" w:lastRow="0" w:noHBand="0" w:noVBand="1" w:val="04A0"/>
+      </w:tblPr>
+      <w:tblGrid>
+        <w:gridCol w:w="9972"/>
+      </w:tblGrid>
+      <w:tr>
+        <w:tc>
+          <w:tcPr>
+            <w:tcW w:type="dxa" w:w="9972"/>
+            <w:shd w:val="clear" w:color="auto" w:fill="F3F4F6"/>
+          </w:tcPr>
+          <w:p>
+            <w:pPr>
+              <w:spacing w:after="0" w:line="240" w:lineRule="auto"/>
+            </w:pPr>
+            <w:r>
+              <w:rPr>
+                <w:rFonts w:ascii="Arial" w:hAnsi="Arial"/>
+                <w:b/>
+                <w:color w:val="6B7280"/>
+                <w:sz w:val="16"/>
+              </w:rPr>
+              <w:t>TEXT</w:t>
+              <w:br/>
+            </w:r>
+            <w:r>
+              <w:rPr>
+                <w:rFonts w:ascii="Courier New" w:hAnsi="Courier New" w:eastAsia="Courier New"/>
+                <w:sz w:val="19"/>
+              </w:rPr>
+              <w:t>Clients ──WSS──▶ Load balancer ──▶ LiveKit SFU nodes (EC2, host networking, UDP range)</w:t>
+              <w:br/>
+            </w:r>
+            <w:r>
+              <w:rPr>
+                <w:rFonts w:ascii="Courier New" w:hAnsi="Courier New" w:eastAsia="Courier New"/>
+                <w:sz w:val="19"/>
+              </w:rPr>
+              <w:t xml:space="preserve">   │                                     │</w:t>
+              <w:br/>
+            </w:r>
+            <w:r>
+              <w:rPr>
+                <w:rFonts w:ascii="Courier New" w:hAnsi="Courier New" w:eastAsia="Courier New"/>
+                <w:sz w:val="19"/>
+              </w:rPr>
+              <w:t xml:space="preserve">   └──TURN/TLS :443 (restrictive nets)   └── Redis (room routing)</w:t>
+              <w:br/>
+            </w:r>
+            <w:r>
+              <w:rPr>
+                <w:rFonts w:ascii="Courier New" w:hAnsi="Courier New" w:eastAsia="Courier New"/>
+                <w:sz w:val="19"/>
+              </w:rPr>
+              <w:t>Autoscaling (CPU, participants) · Prometheus + Grafana · CI-built Docker images, drain-then-replace deploys</w:t>
+            </w:r>
+          </w:p>
+        </w:tc>
+      </w:tr>
+    </w:tbl>
+    <w:p>
+      <w:pPr>
+        <w:spacing w:after="40"/>
+      </w:pPr>
+    </w:p>
+    <w:p>
+      <w:r>
+        <w:rPr/>
+      </w:r>
+      <w:r>
+        <w:rPr>
+          <w:b/>
+        </w:rPr>
+        <w:t>Say it like this:</w:t>
       </w:r>
       <w:r>
         <w:rPr/>
@@ -2501,7 +4516,52 @@
         <w:rPr>
           <w:b/>
         </w:rPr>
-        <w:t>Sample answer:</w:t>
+        <w:t>Short answer:</w:t>
+      </w:r>
+      <w:r>
+        <w:rPr/>
+        <w:t xml:space="preserve"> Horizontal scaling of SFU nodes, to be validated with load tests.</w:t>
+      </w:r>
+    </w:p>
+    <w:p>
+      <w:r>
+        <w:rPr/>
+      </w:r>
+      <w:r>
+        <w:rPr>
+          <w:b/>
+        </w:rPr>
+        <w:t>Explanation:</w:t>
+      </w:r>
+      <w:r>
+        <w:rPr/>
+        <w:t xml:space="preserve"> Explain what you'd measure to confirm it rather than just asserting it.</w:t>
+      </w:r>
+    </w:p>
+    <w:p>
+      <w:r>
+        <w:rPr/>
+      </w:r>
+      <w:r>
+        <w:rPr>
+          <w:b/>
+        </w:rPr>
+        <w:t>Example:</w:t>
+      </w:r>
+      <w:r>
+        <w:rPr/>
+        <w:t xml:space="preserve"> CPU, bandwidth and packet loss per node at increasing participant counts, to find the saturation point.</w:t>
+      </w:r>
+    </w:p>
+    <w:p>
+      <w:r>
+        <w:rPr/>
+      </w:r>
+      <w:r>
+        <w:rPr>
+          <w:b/>
+        </w:rPr>
+        <w:t>Say it like this:</w:t>
       </w:r>
       <w:r>
         <w:rPr/>
@@ -2549,7 +4609,52 @@
         <w:rPr>
           <w:b/>
         </w:rPr>
-        <w:t>Sample answer:</w:t>
+        <w:t>Short answer:</w:t>
+      </w:r>
+      <w:r>
+        <w:rPr/>
+        <w:t xml:space="preserve"> On-call, upgrades, patching, TURN reliability, cross-region latency and capacity planning.</w:t>
+      </w:r>
+    </w:p>
+    <w:p>
+      <w:r>
+        <w:rPr/>
+      </w:r>
+      <w:r>
+        <w:rPr>
+          <w:b/>
+        </w:rPr>
+        <w:t>Explanation:</w:t>
+      </w:r>
+      <w:r>
+        <w:rPr/>
+        <w:t xml:space="preserve"> Each risk needs an owner and a runbook; naming them shows maturity.</w:t>
+      </w:r>
+    </w:p>
+    <w:p>
+      <w:r>
+        <w:rPr/>
+      </w:r>
+      <w:r>
+        <w:rPr>
+          <w:b/>
+        </w:rPr>
+        <w:t>Example:</w:t>
+      </w:r>
+      <w:r>
+        <w:rPr/>
+        <w:t xml:space="preserve"> A runbook for "TURN server unreachable" with checks and failover steps.</w:t>
+      </w:r>
+    </w:p>
+    <w:p>
+      <w:r>
+        <w:rPr/>
+      </w:r>
+      <w:r>
+        <w:rPr>
+          <w:b/>
+        </w:rPr>
+        <w:t>Say it like this:</w:t>
       </w:r>
       <w:r>
         <w:rPr/>
@@ -2597,11 +4702,56 @@
         <w:rPr>
           <w:b/>
         </w:rPr>
-        <w:t>Sample answer:</w:t>
-      </w:r>
-      <w:r>
-        <w:rPr/>
-        <w:t xml:space="preserve"> Answer precisely: "It was designed and [prototyped / deployed to staging / running in production for X% of traffic]."</w:t>
+        <w:t>Short answer:</w:t>
+      </w:r>
+      <w:r>
+        <w:rPr/>
+        <w:t xml:space="preserve"> Answer precisely and honestly.</w:t>
+      </w:r>
+    </w:p>
+    <w:p>
+      <w:r>
+        <w:rPr/>
+      </w:r>
+      <w:r>
+        <w:rPr>
+          <w:b/>
+        </w:rPr>
+        <w:t>Explanation:</w:t>
+      </w:r>
+      <w:r>
+        <w:rPr/>
+        <w:t xml:space="preserve"> Overstating this is the most common way candidates lose credibility in a deep dive.</w:t>
+      </w:r>
+    </w:p>
+    <w:p>
+      <w:r>
+        <w:rPr/>
+      </w:r>
+      <w:r>
+        <w:rPr>
+          <w:b/>
+        </w:rPr>
+        <w:t>Example:</w:t>
+      </w:r>
+      <w:r>
+        <w:rPr/>
+        <w:t xml:space="preserve"> "Designed and deployed to staging; production rollout planned for [quarter]."</w:t>
+      </w:r>
+    </w:p>
+    <w:p>
+      <w:r>
+        <w:rPr/>
+      </w:r>
+      <w:r>
+        <w:rPr>
+          <w:b/>
+        </w:rPr>
+        <w:t>Say it like this:</w:t>
+      </w:r>
+      <w:r>
+        <w:rPr/>
+        <w:t xml:space="preserve"> "It was designed and [prototyped / deployed to staging / running in production for X% of traffic]."</w:t>
       </w:r>
     </w:p>
     <w:p>
@@ -2645,11 +4795,56 @@
         <w:rPr>
           <w:b/>
         </w:rPr>
-        <w:t>Sample answer:</w:t>
-      </w:r>
-      <w:r>
-        <w:rPr/>
-        <w:t xml:space="preserve"> "I designed the architecture and [built the Docker setup and CI pipeline]. [Our DevOps engineer] owned [the networking and production rollout]." Be clear about the collaboration and its boundaries.</w:t>
+        <w:t>Short answer:</w:t>
+      </w:r>
+      <w:r>
+        <w:rPr/>
+        <w:t xml:space="preserve"> Be clear about what you built and what others owned.</w:t>
+      </w:r>
+    </w:p>
+    <w:p>
+      <w:r>
+        <w:rPr/>
+      </w:r>
+      <w:r>
+        <w:rPr>
+          <w:b/>
+        </w:rPr>
+        <w:t>Explanation:</w:t>
+      </w:r>
+      <w:r>
+        <w:rPr/>
+        <w:t xml:space="preserve"> Clear boundaries show honesty and collaboration.</w:t>
+      </w:r>
+    </w:p>
+    <w:p>
+      <w:r>
+        <w:rPr/>
+      </w:r>
+      <w:r>
+        <w:rPr>
+          <w:b/>
+        </w:rPr>
+        <w:t>Example:</w:t>
+      </w:r>
+      <w:r>
+        <w:rPr/>
+        <w:t xml:space="preserve"> You: architecture, Docker setup, CI pipeline. DevOps engineer: networking, production rollout.</w:t>
+      </w:r>
+    </w:p>
+    <w:p>
+      <w:r>
+        <w:rPr/>
+      </w:r>
+      <w:r>
+        <w:rPr>
+          <w:b/>
+        </w:rPr>
+        <w:t>Say it like this:</w:t>
+      </w:r>
+      <w:r>
+        <w:rPr/>
+        <w:t xml:space="preserve"> "I designed the architecture and [built the Docker setup and CI pipeline]. [Our DevOps engineer] owned [the networking and production rollout]."</w:t>
       </w:r>
     </w:p>
     <w:p>
@@ -2705,7 +4900,52 @@
         <w:rPr>
           <w:b/>
         </w:rPr>
-        <w:t>Sample answer:</w:t>
+        <w:t>Short answer:</w:t>
+      </w:r>
+      <w:r>
+        <w:rPr/>
+        <w:t xml:space="preserve"> A QA platform for call centres serving 5 tenants and 1,500 users across admin, QA reviewer and agent roles.</w:t>
+      </w:r>
+    </w:p>
+    <w:p>
+      <w:r>
+        <w:rPr/>
+      </w:r>
+      <w:r>
+        <w:rPr>
+          <w:b/>
+        </w:rPr>
+        <w:t>Explanation:</w:t>
+      </w:r>
+      <w:r>
+        <w:rPr/>
+        <w:t xml:space="preserve"> Set the context in two sentences so later questions make sense.</w:t>
+      </w:r>
+    </w:p>
+    <w:p>
+      <w:r>
+        <w:rPr/>
+      </w:r>
+      <w:r>
+        <w:rPr>
+          <w:b/>
+        </w:rPr>
+        <w:t>Example:</w:t>
+      </w:r>
+      <w:r>
+        <w:rPr/>
+        <w:t xml:space="preserve"> Admins configure tenants, reviewers score calls, agents see their own feedback.</w:t>
+      </w:r>
+    </w:p>
+    <w:p>
+      <w:r>
+        <w:rPr/>
+      </w:r>
+      <w:r>
+        <w:rPr>
+          <w:b/>
+        </w:rPr>
+        <w:t>Say it like this:</w:t>
       </w:r>
       <w:r>
         <w:rPr/>
@@ -2753,7 +4993,102 @@
         <w:rPr>
           <w:b/>
         </w:rPr>
-        <w:t>Sample answer:</w:t>
+        <w:t>Short answer:</w:t>
+      </w:r>
+      <w:r>
+        <w:rPr/>
+        <w:t xml:space="preserve"> The tenant comes from the subdomain or token; the API client, cache keys, theme and config are tenant-scoped, and caches reset on switch or logout.</w:t>
+      </w:r>
+    </w:p>
+    <w:p>
+      <w:r>
+        <w:rPr/>
+      </w:r>
+      <w:r>
+        <w:rPr>
+          <w:b/>
+        </w:rPr>
+        <w:t>Explanation:</w:t>
+      </w:r>
+      <w:r>
+        <w:rPr/>
+        <w:t xml:space="preserve"> The server enforces isolation; the frontend avoids showing stale data from another tenant.</w:t>
+      </w:r>
+    </w:p>
+    <w:p>
+      <w:r>
+        <w:rPr/>
+      </w:r>
+      <w:r>
+        <w:rPr>
+          <w:b/>
+        </w:rPr>
+        <w:t>Example:</w:t>
+      </w:r>
+      <w:r>
+        <w:rPr/>
+      </w:r>
+    </w:p>
+    <w:tbl>
+      <w:tblPr>
+        <w:tblW w:type="auto" w:w="0"/>
+        <w:jc w:val="center"/>
+        <w:tblCellMar>
+          <w:top w:w="141" w:type="dxa"/>
+          <w:left w:w="141" w:type="dxa"/>
+          <w:bottom w:w="141" w:type="dxa"/>
+          <w:right w:w="141" w:type="dxa"/>
+        </w:tblCellMar>
+        <w:tblLook w:firstColumn="1" w:firstRow="1" w:lastColumn="0" w:lastRow="0" w:noHBand="0" w:noVBand="1" w:val="04A0"/>
+      </w:tblPr>
+      <w:tblGrid>
+        <w:gridCol w:w="9972"/>
+      </w:tblGrid>
+      <w:tr>
+        <w:tc>
+          <w:tcPr>
+            <w:tcW w:type="dxa" w:w="9972"/>
+            <w:shd w:val="clear" w:color="auto" w:fill="F3F4F6"/>
+          </w:tcPr>
+          <w:p>
+            <w:pPr>
+              <w:spacing w:after="0" w:line="240" w:lineRule="auto"/>
+            </w:pPr>
+            <w:r>
+              <w:rPr>
+                <w:rFonts w:ascii="Arial" w:hAnsi="Arial"/>
+                <w:b/>
+                <w:color w:val="6B7280"/>
+                <w:sz w:val="16"/>
+              </w:rPr>
+              <w:t>TS</w:t>
+              <w:br/>
+            </w:r>
+            <w:r>
+              <w:rPr>
+                <w:rFonts w:ascii="Courier New" w:hAnsi="Courier New" w:eastAsia="Courier New"/>
+                <w:sz w:val="19"/>
+              </w:rPr>
+              <w:t>const callsKey = (tenantId: string, filters: Filters) =&gt; ['tenant', tenantId, 'calls', filters] as const;</w:t>
+            </w:r>
+          </w:p>
+        </w:tc>
+      </w:tr>
+    </w:tbl>
+    <w:p>
+      <w:pPr>
+        <w:spacing w:after="40"/>
+      </w:pPr>
+    </w:p>
+    <w:p>
+      <w:r>
+        <w:rPr/>
+      </w:r>
+      <w:r>
+        <w:rPr>
+          <w:b/>
+        </w:rPr>
+        <w:t>Say it like this:</w:t>
       </w:r>
       <w:r>
         <w:rPr/>
@@ -2801,7 +5136,52 @@
         <w:rPr>
           <w:b/>
         </w:rPr>
-        <w:t>Sample answer:</w:t>
+        <w:t>Short answer:</w:t>
+      </w:r>
+      <w:r>
+        <w:rPr/>
+        <w:t xml:space="preserve"> Accessible, unstyled primitives, so we got correct behaviour and our own per-tenant styling.</w:t>
+      </w:r>
+    </w:p>
+    <w:p>
+      <w:r>
+        <w:rPr/>
+      </w:r>
+      <w:r>
+        <w:rPr>
+          <w:b/>
+        </w:rPr>
+        <w:t>Explanation:</w:t>
+      </w:r>
+      <w:r>
+        <w:rPr/>
+        <w:t xml:space="preserve"> Mention the trade-off: more styling work than a fully styled library.</w:t>
+      </w:r>
+    </w:p>
+    <w:p>
+      <w:r>
+        <w:rPr/>
+      </w:r>
+      <w:r>
+        <w:rPr>
+          <w:b/>
+        </w:rPr>
+        <w:t>Example:</w:t>
+      </w:r>
+      <w:r>
+        <w:rPr/>
+        <w:t xml:space="preserve"> Radix Dialog gives focus trapping and Escape handling; tenant themes come from CSS variables.</w:t>
+      </w:r>
+    </w:p>
+    <w:p>
+      <w:r>
+        <w:rPr/>
+      </w:r>
+      <w:r>
+        <w:rPr>
+          <w:b/>
+        </w:rPr>
+        <w:t>Say it like this:</w:t>
       </w:r>
       <w:r>
         <w:rPr/>
@@ -2849,7 +5229,52 @@
         <w:rPr>
           <w:b/>
         </w:rPr>
-        <w:t>Sample answer:</w:t>
+        <w:t>Short answer:</w:t>
+      </w:r>
+      <w:r>
+        <w:rPr/>
+        <w:t xml:space="preserve"> Admin, QA and agent portals, with permission-driven navigation and server-side checks.</w:t>
+      </w:r>
+    </w:p>
+    <w:p>
+      <w:r>
+        <w:rPr/>
+      </w:r>
+      <w:r>
+        <w:rPr>
+          <w:b/>
+        </w:rPr>
+        <w:t>Explanation:</w:t>
+      </w:r>
+      <w:r>
+        <w:rPr/>
+        <w:t xml:space="preserve"> Show how each role's needs shaped the UI.</w:t>
+      </w:r>
+    </w:p>
+    <w:p>
+      <w:r>
+        <w:rPr/>
+      </w:r>
+      <w:r>
+        <w:rPr>
+          <w:b/>
+        </w:rPr>
+        <w:t>Example:</w:t>
+      </w:r>
+      <w:r>
+        <w:rPr/>
+        <w:t xml:space="preserve"> Agents see only their own calls; reviewers have a queue with keyboard shortcuts; admins manage configuration.</w:t>
+      </w:r>
+    </w:p>
+    <w:p>
+      <w:r>
+        <w:rPr/>
+      </w:r>
+      <w:r>
+        <w:rPr>
+          <w:b/>
+        </w:rPr>
+        <w:t>Say it like this:</w:t>
       </w:r>
       <w:r>
         <w:rPr/>
@@ -2897,7 +5322,52 @@
         <w:rPr>
           <w:b/>
         </w:rPr>
-        <w:t>Sample answer:</w:t>
+        <w:t>Short answer:</w:t>
+      </w:r>
+      <w:r>
+        <w:rPr/>
+        <w:t xml:space="preserve"> Average minutes per reviewed call before and after the release, driven mainly by AI pre-scoring with flagged segments.</w:t>
+      </w:r>
+    </w:p>
+    <w:p>
+      <w:r>
+        <w:rPr/>
+      </w:r>
+      <w:r>
+        <w:rPr>
+          <w:b/>
+        </w:rPr>
+        <w:t>Explanation:</w:t>
+      </w:r>
+      <w:r>
+        <w:rPr/>
+        <w:t xml:space="preserve"> Give the measurement method and the main drivers.</w:t>
+      </w:r>
+    </w:p>
+    <w:p>
+      <w:r>
+        <w:rPr/>
+      </w:r>
+      <w:r>
+        <w:rPr>
+          <w:b/>
+        </w:rPr>
+        <w:t>Example:</w:t>
+      </w:r>
+      <w:r>
+        <w:rPr/>
+        <w:t xml:space="preserve"> Reviewers jump straight to flagged moments instead of listening to the whole call.</w:t>
+      </w:r>
+    </w:p>
+    <w:p>
+      <w:r>
+        <w:rPr/>
+      </w:r>
+      <w:r>
+        <w:rPr>
+          <w:b/>
+        </w:rPr>
+        <w:t>Say it like this:</w:t>
       </w:r>
       <w:r>
         <w:rPr/>
@@ -2945,7 +5415,52 @@
         <w:rPr>
           <w:b/>
         </w:rPr>
-        <w:t>Sample answer:</w:t>
+        <w:t>Short answer:</w:t>
+      </w:r>
+      <w:r>
+        <w:rPr/>
+        <w:t xml:space="preserve"> Tenant-configured sections, questions and weights, with validation rules, drafts, AI overrides and an audit trail.</w:t>
+      </w:r>
+    </w:p>
+    <w:p>
+      <w:r>
+        <w:rPr/>
+      </w:r>
+      <w:r>
+        <w:rPr>
+          <w:b/>
+        </w:rPr>
+        <w:t>Explanation:</w:t>
+      </w:r>
+      <w:r>
+        <w:rPr/>
+        <w:t xml:space="preserve"> Show that the form is configuration-driven and handles real workflow needs.</w:t>
+      </w:r>
+    </w:p>
+    <w:p>
+      <w:r>
+        <w:rPr/>
+      </w:r>
+      <w:r>
+        <w:rPr>
+          <w:b/>
+        </w:rPr>
+        <w:t>Example:</w:t>
+      </w:r>
+      <w:r>
+        <w:rPr/>
+        <w:t xml:space="preserve"> A comment becomes required when a score is below 3.</w:t>
+      </w:r>
+    </w:p>
+    <w:p>
+      <w:r>
+        <w:rPr/>
+      </w:r>
+      <w:r>
+        <w:rPr>
+          <w:b/>
+        </w:rPr>
+        <w:t>Say it like this:</w:t>
       </w:r>
       <w:r>
         <w:rPr/>
@@ -2993,7 +5508,64 @@
         <w:rPr>
           <w:b/>
         </w:rPr>
-        <w:t>Sample answer:</w:t>
+        <w:t>Short answer:</w:t>
+      </w:r>
+      <w:r>
+        <w:rPr/>
+        <w:t xml:space="preserve"> Server-side pagination and filtering, a virtualised table, URL-synced filters and cached queries.</w:t>
+      </w:r>
+    </w:p>
+    <w:p>
+      <w:r>
+        <w:rPr/>
+      </w:r>
+      <w:r>
+        <w:rPr>
+          <w:b/>
+        </w:rPr>
+        <w:t>Explanation:</w:t>
+      </w:r>
+      <w:r>
+        <w:rPr/>
+        <w:t xml:space="preserve"> Never load thousands of rows into the browser at once.</w:t>
+      </w:r>
+    </w:p>
+    <w:p>
+      <w:r>
+        <w:rPr/>
+      </w:r>
+      <w:r>
+        <w:rPr>
+          <w:b/>
+        </w:rPr>
+        <w:t>Example:</w:t>
+      </w:r>
+      <w:r>
+        <w:rPr/>
+        <w:t xml:space="preserve"> </w:t>
+      </w:r>
+      <w:r>
+        <w:rPr>
+          <w:rFonts w:ascii="Courier New" w:hAnsi="Courier New"/>
+          <w:color w:val="B42318"/>
+          <w:sz w:val="20"/>
+        </w:rPr>
+        <w:t>?page=3&amp;agent=12&amp;from=2026-01-01</w:t>
+      </w:r>
+      <w:r>
+        <w:rPr/>
+        <w:t xml:space="preserve"> can be bookmarked and shared.</w:t>
+      </w:r>
+    </w:p>
+    <w:p>
+      <w:r>
+        <w:rPr/>
+      </w:r>
+      <w:r>
+        <w:rPr>
+          <w:b/>
+        </w:rPr>
+        <w:t>Say it like this:</w:t>
       </w:r>
       <w:r>
         <w:rPr/>
@@ -3053,7 +5625,102 @@
         <w:rPr>
           <w:b/>
         </w:rPr>
-        <w:t>Sample answer:</w:t>
+        <w:t>Short answer:</w:t>
+      </w:r>
+      <w:r>
+        <w:rPr/>
+        <w:t xml:space="preserve"> Twilio recording → webhook → Celery task → transcribe → chunk → score with LangChain and OpenAI → validate → save → notify the UI.</w:t>
+      </w:r>
+    </w:p>
+    <w:p>
+      <w:r>
+        <w:rPr/>
+      </w:r>
+      <w:r>
+        <w:rPr>
+          <w:b/>
+        </w:rPr>
+        <w:t>Explanation:</w:t>
+      </w:r>
+      <w:r>
+        <w:rPr/>
+        <w:t xml:space="preserve"> Asynchronous processing keeps the UI responsive; validation keeps bad output out of the database. (See AI file Q42 for more detail.)</w:t>
+      </w:r>
+    </w:p>
+    <w:p>
+      <w:r>
+        <w:rPr/>
+      </w:r>
+      <w:r>
+        <w:rPr>
+          <w:b/>
+        </w:rPr>
+        <w:t>Example:</w:t>
+      </w:r>
+      <w:r>
+        <w:rPr/>
+      </w:r>
+    </w:p>
+    <w:tbl>
+      <w:tblPr>
+        <w:tblW w:type="auto" w:w="0"/>
+        <w:jc w:val="center"/>
+        <w:tblCellMar>
+          <w:top w:w="141" w:type="dxa"/>
+          <w:left w:w="141" w:type="dxa"/>
+          <w:bottom w:w="141" w:type="dxa"/>
+          <w:right w:w="141" w:type="dxa"/>
+        </w:tblCellMar>
+        <w:tblLook w:firstColumn="1" w:firstRow="1" w:lastColumn="0" w:lastRow="0" w:noHBand="0" w:noVBand="1" w:val="04A0"/>
+      </w:tblPr>
+      <w:tblGrid>
+        <w:gridCol w:w="9972"/>
+      </w:tblGrid>
+      <w:tr>
+        <w:tc>
+          <w:tcPr>
+            <w:tcW w:type="dxa" w:w="9972"/>
+            <w:shd w:val="clear" w:color="auto" w:fill="F3F4F6"/>
+          </w:tcPr>
+          <w:p>
+            <w:pPr>
+              <w:spacing w:after="0" w:line="240" w:lineRule="auto"/>
+            </w:pPr>
+            <w:r>
+              <w:rPr>
+                <w:rFonts w:ascii="Arial" w:hAnsi="Arial"/>
+                <w:b/>
+                <w:color w:val="6B7280"/>
+                <w:sz w:val="16"/>
+              </w:rPr>
+              <w:t>TEXT</w:t>
+              <w:br/>
+            </w:r>
+            <w:r>
+              <w:rPr>
+                <w:rFonts w:ascii="Courier New" w:hAnsi="Courier New" w:eastAsia="Courier New"/>
+                <w:sz w:val="19"/>
+              </w:rPr>
+              <w:t>Twilio → webhook → Celery → transcribe → chunk → LLM score (JSON) → validate → DB → notify UI</w:t>
+            </w:r>
+          </w:p>
+        </w:tc>
+      </w:tr>
+    </w:tbl>
+    <w:p>
+      <w:pPr>
+        <w:spacing w:after="40"/>
+      </w:pPr>
+    </w:p>
+    <w:p>
+      <w:r>
+        <w:rPr/>
+      </w:r>
+      <w:r>
+        <w:rPr>
+          <w:b/>
+        </w:rPr>
+        <w:t>Say it like this:</w:t>
       </w:r>
       <w:r>
         <w:rPr/>
@@ -3101,11 +5768,56 @@
         <w:rPr>
           <w:b/>
         </w:rPr>
-        <w:t>Sample answer:</w:t>
-      </w:r>
-      <w:r>
-        <w:rPr/>
-        <w:t xml:space="preserve"> "[Cost per call is about X], driven mainly by tokens per transcript. The optimisations were trimming the context, chunking efficiently, and [using a smaller model for first-pass work]." Know your numbers, or estimate honestly.</w:t>
+        <w:t>Short answer:</w:t>
+      </w:r>
+      <w:r>
+        <w:rPr/>
+        <w:t xml:space="preserve"> Know your cost per call, mainly driven by tokens per transcript, and the optimisations you made.</w:t>
+      </w:r>
+    </w:p>
+    <w:p>
+      <w:r>
+        <w:rPr/>
+      </w:r>
+      <w:r>
+        <w:rPr>
+          <w:b/>
+        </w:rPr>
+        <w:t>Explanation:</w:t>
+      </w:r>
+      <w:r>
+        <w:rPr/>
+        <w:t xml:space="preserve"> If you don't know exact numbers, estimate honestly and explain the drivers.</w:t>
+      </w:r>
+    </w:p>
+    <w:p>
+      <w:r>
+        <w:rPr/>
+      </w:r>
+      <w:r>
+        <w:rPr>
+          <w:b/>
+        </w:rPr>
+        <w:t>Example:</w:t>
+      </w:r>
+      <w:r>
+        <w:rPr/>
+        <w:t xml:space="preserve"> Trimming context, efficient chunking, and a smaller model for first-pass work.</w:t>
+      </w:r>
+    </w:p>
+    <w:p>
+      <w:r>
+        <w:rPr/>
+      </w:r>
+      <w:r>
+        <w:rPr>
+          <w:b/>
+        </w:rPr>
+        <w:t>Say it like this:</w:t>
+      </w:r>
+      <w:r>
+        <w:rPr/>
+        <w:t xml:space="preserve"> "[Cost per call is about X], driven mainly by tokens per transcript. The optimisations were trimming the context, chunking efficiently, and [using a smaller model for first-pass work]."</w:t>
       </w:r>
     </w:p>
     <w:p>
@@ -3149,7 +5861,52 @@
         <w:rPr>
           <w:b/>
         </w:rPr>
-        <w:t>Sample answer:</w:t>
+        <w:t>Short answer:</w:t>
+      </w:r>
+      <w:r>
+        <w:rPr/>
+        <w:t xml:space="preserve"> Concurrency: the work is I/O-bound, so parallel workers with async I/O and batching multiplied throughput.</w:t>
+      </w:r>
+    </w:p>
+    <w:p>
+      <w:r>
+        <w:rPr/>
+      </w:r>
+      <w:r>
+        <w:rPr>
+          <w:b/>
+        </w:rPr>
+        <w:t>Explanation:</w:t>
+      </w:r>
+      <w:r>
+        <w:rPr/>
+        <w:t xml:space="preserve"> Give the measurement (calls per hour on the same workload) and the actual changes.</w:t>
+      </w:r>
+    </w:p>
+    <w:p>
+      <w:r>
+        <w:rPr/>
+      </w:r>
+      <w:r>
+        <w:rPr>
+          <w:b/>
+        </w:rPr>
+        <w:t>Example:</w:t>
+      </w:r>
+      <w:r>
+        <w:rPr/>
+        <w:t xml:space="preserve"> Sequential per-chunk calls → concurrent calls across [N] workers.</w:t>
+      </w:r>
+    </w:p>
+    <w:p>
+      <w:r>
+        <w:rPr/>
+      </w:r>
+      <w:r>
+        <w:rPr>
+          <w:b/>
+        </w:rPr>
+        <w:t>Say it like this:</w:t>
       </w:r>
       <w:r>
         <w:rPr/>
@@ -3197,7 +5954,52 @@
         <w:rPr>
           <w:b/>
         </w:rPr>
-        <w:t>Sample answer:</w:t>
+        <w:t>Short answer:</w:t>
+      </w:r>
+      <w:r>
+        <w:rPr/>
+        <w:t xml:space="preserve"> Queue wait, transcription, LLM calls and post-processing, with transcription and LLM calls dominating.</w:t>
+      </w:r>
+    </w:p>
+    <w:p>
+      <w:r>
+        <w:rPr/>
+      </w:r>
+      <w:r>
+        <w:rPr>
+          <w:b/>
+        </w:rPr>
+        <w:t>Explanation:</w:t>
+      </w:r>
+      <w:r>
+        <w:rPr/>
+        <w:t xml:space="preserve"> Show you think in stages and target the biggest one.</w:t>
+      </w:r>
+    </w:p>
+    <w:p>
+      <w:r>
+        <w:rPr/>
+      </w:r>
+      <w:r>
+        <w:rPr>
+          <w:b/>
+        </w:rPr>
+        <w:t>Example:</w:t>
+      </w:r>
+      <w:r>
+        <w:rPr/>
+        <w:t xml:space="preserve"> Next steps: streaming transcription and parallel chunk scoring.</w:t>
+      </w:r>
+    </w:p>
+    <w:p>
+      <w:r>
+        <w:rPr/>
+      </w:r>
+      <w:r>
+        <w:rPr>
+          <w:b/>
+        </w:rPr>
+        <w:t>Say it like this:</w:t>
       </w:r>
       <w:r>
         <w:rPr/>
@@ -3245,7 +6047,52 @@
         <w:rPr>
           <w:b/>
         </w:rPr>
-        <w:t>Sample answer:</w:t>
+        <w:t>Short answer:</w:t>
+      </w:r>
+      <w:r>
+        <w:rPr/>
+        <w:t xml:space="preserve"> Compare with human QA scores, track agreement per rubric item, record overrides, and improve prompts where they disagree.</w:t>
+      </w:r>
+    </w:p>
+    <w:p>
+      <w:r>
+        <w:rPr/>
+      </w:r>
+      <w:r>
+        <w:rPr>
+          <w:b/>
+        </w:rPr>
+        <w:t>Explanation:</w:t>
+      </w:r>
+      <w:r>
+        <w:rPr/>
+        <w:t xml:space="preserve"> Trust in AI output comes from measurement, not assumption.</w:t>
+      </w:r>
+    </w:p>
+    <w:p>
+      <w:r>
+        <w:rPr/>
+      </w:r>
+      <w:r>
+        <w:rPr>
+          <w:b/>
+        </w:rPr>
+        <w:t>Example:</w:t>
+      </w:r>
+      <w:r>
+        <w:rPr/>
+        <w:t xml:space="preserve"> A monthly agreement report per rubric item.</w:t>
+      </w:r>
+    </w:p>
+    <w:p>
+      <w:r>
+        <w:rPr/>
+      </w:r>
+      <w:r>
+        <w:rPr>
+          <w:b/>
+        </w:rPr>
+        <w:t>Say it like this:</w:t>
       </w:r>
       <w:r>
         <w:rPr/>
@@ -3293,7 +6140,126 @@
         <w:rPr>
           <w:b/>
         </w:rPr>
-        <w:t>Sample answer:</w:t>
+        <w:t>Short answer:</w:t>
+      </w:r>
+      <w:r>
+        <w:rPr/>
+        <w:t xml:space="preserve"> Schema validation catches it, we retry once with the error, and otherwise send it to human review.</w:t>
+      </w:r>
+    </w:p>
+    <w:p>
+      <w:r>
+        <w:rPr/>
+      </w:r>
+      <w:r>
+        <w:rPr>
+          <w:b/>
+        </w:rPr>
+        <w:t>Explanation:</w:t>
+      </w:r>
+      <w:r>
+        <w:rPr/>
+        <w:t xml:space="preserve"> Invalid output must never reach the UI or database.</w:t>
+      </w:r>
+    </w:p>
+    <w:p>
+      <w:r>
+        <w:rPr/>
+      </w:r>
+      <w:r>
+        <w:rPr>
+          <w:b/>
+        </w:rPr>
+        <w:t>Example:</w:t>
+      </w:r>
+      <w:r>
+        <w:rPr/>
+      </w:r>
+    </w:p>
+    <w:tbl>
+      <w:tblPr>
+        <w:tblW w:type="auto" w:w="0"/>
+        <w:jc w:val="center"/>
+        <w:tblCellMar>
+          <w:top w:w="141" w:type="dxa"/>
+          <w:left w:w="141" w:type="dxa"/>
+          <w:bottom w:w="141" w:type="dxa"/>
+          <w:right w:w="141" w:type="dxa"/>
+        </w:tblCellMar>
+        <w:tblLook w:firstColumn="1" w:firstRow="1" w:lastColumn="0" w:lastRow="0" w:noHBand="0" w:noVBand="1" w:val="04A0"/>
+      </w:tblPr>
+      <w:tblGrid>
+        <w:gridCol w:w="9972"/>
+      </w:tblGrid>
+      <w:tr>
+        <w:tc>
+          <w:tcPr>
+            <w:tcW w:type="dxa" w:w="9972"/>
+            <w:shd w:val="clear" w:color="auto" w:fill="F3F4F6"/>
+          </w:tcPr>
+          <w:p>
+            <w:pPr>
+              <w:spacing w:after="0" w:line="240" w:lineRule="auto"/>
+            </w:pPr>
+            <w:r>
+              <w:rPr>
+                <w:rFonts w:ascii="Arial" w:hAnsi="Arial"/>
+                <w:b/>
+                <w:color w:val="6B7280"/>
+                <w:sz w:val="16"/>
+              </w:rPr>
+              <w:t>PYTHON</w:t>
+              <w:br/>
+            </w:r>
+            <w:r>
+              <w:rPr>
+                <w:rFonts w:ascii="Courier New" w:hAnsi="Courier New" w:eastAsia="Courier New"/>
+                <w:sz w:val="19"/>
+              </w:rPr>
+              <w:t>try:</w:t>
+              <w:br/>
+            </w:r>
+            <w:r>
+              <w:rPr>
+                <w:rFonts w:ascii="Courier New" w:hAnsi="Courier New" w:eastAsia="Courier New"/>
+                <w:sz w:val="19"/>
+              </w:rPr>
+              <w:t xml:space="preserve">    card = Scorecard.model_validate_json(output)</w:t>
+              <w:br/>
+            </w:r>
+            <w:r>
+              <w:rPr>
+                <w:rFonts w:ascii="Courier New" w:hAnsi="Courier New" w:eastAsia="Courier New"/>
+                <w:sz w:val="19"/>
+              </w:rPr>
+              <w:t>except ValidationError as e:</w:t>
+              <w:br/>
+            </w:r>
+            <w:r>
+              <w:rPr>
+                <w:rFonts w:ascii="Courier New" w:hAnsi="Courier New" w:eastAsia="Courier New"/>
+                <w:sz w:val="19"/>
+              </w:rPr>
+              <w:t xml:space="preserve">    card = retry_with_error(prompt, e) or mark_for_human_review(call_id)</w:t>
+            </w:r>
+          </w:p>
+        </w:tc>
+      </w:tr>
+    </w:tbl>
+    <w:p>
+      <w:pPr>
+        <w:spacing w:after="40"/>
+      </w:pPr>
+    </w:p>
+    <w:p>
+      <w:r>
+        <w:rPr/>
+      </w:r>
+      <w:r>
+        <w:rPr>
+          <w:b/>
+        </w:rPr>
+        <w:t>Say it like this:</w:t>
       </w:r>
       <w:r>
         <w:rPr/>
@@ -3341,11 +6307,26 @@
         <w:rPr>
           <w:b/>
         </w:rPr>
-        <w:t>Sample answer:</w:t>
-      </w:r>
-      <w:r>
-        <w:rPr/>
-        <w:t xml:space="preserve"> "The tokens only flow one way, from server to client. SSE is simple, runs over normal HTTP, and reconnects automatically. One catch: </w:t>
+        <w:t>Short answer:</w:t>
+      </w:r>
+      <w:r>
+        <w:rPr/>
+        <w:t xml:space="preserve"> Tokens flow one way, and SSE is simple, works over HTTP and reconnects automatically.</w:t>
+      </w:r>
+    </w:p>
+    <w:p>
+      <w:r>
+        <w:rPr/>
+      </w:r>
+      <w:r>
+        <w:rPr>
+          <w:b/>
+        </w:rPr>
+        <w:t>Explanation:</w:t>
+      </w:r>
+      <w:r>
+        <w:rPr/>
+        <w:t xml:space="preserve"> Mention the limitation: </w:t>
       </w:r>
       <w:r>
         <w:rPr>
@@ -3357,7 +6338,22 @@
       </w:r>
       <w:r>
         <w:rPr/>
-        <w:t xml:space="preserve"> can't set custom headers, so we used cookie auth, or </w:t>
+        <w:t xml:space="preserve"> can't set custom headers.</w:t>
+      </w:r>
+    </w:p>
+    <w:p>
+      <w:r>
+        <w:rPr/>
+      </w:r>
+      <w:r>
+        <w:rPr>
+          <w:b/>
+        </w:rPr>
+        <w:t>Example:</w:t>
+      </w:r>
+      <w:r>
+        <w:rPr/>
+        <w:t xml:space="preserve"> Cookie auth with </w:t>
       </w:r>
       <w:r>
         <w:rPr>
@@ -3365,6 +6361,57 @@
           <w:color w:val="B42318"/>
           <w:sz w:val="20"/>
         </w:rPr>
+        <w:t>EventSource</w:t>
+      </w:r>
+      <w:r>
+        <w:rPr/>
+        <w:t xml:space="preserve">, or </w:t>
+      </w:r>
+      <w:r>
+        <w:rPr>
+          <w:rFonts w:ascii="Courier New" w:hAnsi="Courier New"/>
+          <w:color w:val="B42318"/>
+          <w:sz w:val="20"/>
+        </w:rPr>
+        <w:t>fetch</w:t>
+      </w:r>
+      <w:r>
+        <w:rPr/>
+        <w:t xml:space="preserve"> streaming where headers were needed.</w:t>
+      </w:r>
+    </w:p>
+    <w:p>
+      <w:r>
+        <w:rPr/>
+      </w:r>
+      <w:r>
+        <w:rPr>
+          <w:b/>
+        </w:rPr>
+        <w:t>Say it like this:</w:t>
+      </w:r>
+      <w:r>
+        <w:rPr/>
+        <w:t xml:space="preserve"> "The tokens only flow one way, from server to client. SSE is simple, runs over normal HTTP, and reconnects automatically. One catch: </w:t>
+      </w:r>
+      <w:r>
+        <w:rPr>
+          <w:rFonts w:ascii="Courier New" w:hAnsi="Courier New"/>
+          <w:color w:val="B42318"/>
+          <w:sz w:val="20"/>
+        </w:rPr>
+        <w:t>EventSource</w:t>
+      </w:r>
+      <w:r>
+        <w:rPr/>
+        <w:t xml:space="preserve"> can't set custom headers, so we used cookie auth, or </w:t>
+      </w:r>
+      <w:r>
+        <w:rPr>
+          <w:rFonts w:ascii="Courier New" w:hAnsi="Courier New"/>
+          <w:color w:val="B42318"/>
+          <w:sz w:val="20"/>
+        </w:rPr>
         <w:t>fetch</w:t>
       </w:r>
       <w:r>
@@ -3413,7 +6460,64 @@
         <w:rPr>
           <w:b/>
         </w:rPr>
-        <w:t>Sample answer:</w:t>
+        <w:t>Short answer:</w:t>
+      </w:r>
+      <w:r>
+        <w:rPr/>
+        <w:t xml:space="preserve"> Filter retrieval by tenant and role in the database query, never through prompt instructions.</w:t>
+      </w:r>
+    </w:p>
+    <w:p>
+      <w:r>
+        <w:rPr/>
+      </w:r>
+      <w:r>
+        <w:rPr>
+          <w:b/>
+        </w:rPr>
+        <w:t>Explanation:</w:t>
+      </w:r>
+      <w:r>
+        <w:rPr/>
+        <w:t xml:space="preserve"> The model can only leak what's in its context, so control the context.</w:t>
+      </w:r>
+    </w:p>
+    <w:p>
+      <w:r>
+        <w:rPr/>
+      </w:r>
+      <w:r>
+        <w:rPr>
+          <w:b/>
+        </w:rPr>
+        <w:t>Example:</w:t>
+      </w:r>
+      <w:r>
+        <w:rPr/>
+        <w:t xml:space="preserve"> </w:t>
+      </w:r>
+      <w:r>
+        <w:rPr>
+          <w:rFonts w:ascii="Courier New" w:hAnsi="Courier New"/>
+          <w:color w:val="B42318"/>
+          <w:sz w:val="20"/>
+        </w:rPr>
+        <w:t>WHERE tenant_id = $1</w:t>
+      </w:r>
+      <w:r>
+        <w:rPr/>
+        <w:t xml:space="preserve"> in every retrieval query, with a CI test for cross-tenant access.</w:t>
+      </w:r>
+    </w:p>
+    <w:p>
+      <w:r>
+        <w:rPr/>
+      </w:r>
+      <w:r>
+        <w:rPr>
+          <w:b/>
+        </w:rPr>
+        <w:t>Say it like this:</w:t>
       </w:r>
       <w:r>
         <w:rPr/>
@@ -3461,7 +6565,52 @@
         <w:rPr>
           <w:b/>
         </w:rPr>
-        <w:t>Sample answer:</w:t>
+        <w:t>Short answer:</w:t>
+      </w:r>
+      <w:r>
+        <w:rPr/>
+        <w:t xml:space="preserve"> Treat transcripts as delimited data, validate outputs against evidence, and keep humans on important decisions.</w:t>
+      </w:r>
+    </w:p>
+    <w:p>
+      <w:r>
+        <w:rPr/>
+      </w:r>
+      <w:r>
+        <w:rPr>
+          <w:b/>
+        </w:rPr>
+        <w:t>Explanation:</w:t>
+      </w:r>
+      <w:r>
+        <w:rPr/>
+        <w:t xml:space="preserve"> Assume injection can succeed and limit the damage.</w:t>
+      </w:r>
+    </w:p>
+    <w:p>
+      <w:r>
+        <w:rPr/>
+      </w:r>
+      <w:r>
+        <w:rPr>
+          <w:b/>
+        </w:rPr>
+        <w:t>Example:</w:t>
+      </w:r>
+      <w:r>
+        <w:rPr/>
+        <w:t xml:space="preserve"> A violation citing a timestamp that doesn't exist in the transcript is rejected.</w:t>
+      </w:r>
+    </w:p>
+    <w:p>
+      <w:r>
+        <w:rPr/>
+      </w:r>
+      <w:r>
+        <w:rPr>
+          <w:b/>
+        </w:rPr>
+        <w:t>Say it like this:</w:t>
       </w:r>
       <w:r>
         <w:rPr/>
@@ -3521,7 +6670,142 @@
         <w:rPr>
           <w:b/>
         </w:rPr>
-        <w:t>Sample answer:</w:t>
+        <w:t>Short answer:</w:t>
+      </w:r>
+      <w:r>
+        <w:rPr/>
+        <w:t xml:space="preserve"> RTL with user-centric queries, MSW, Playwright for critical flows, coverage targets on critical modules, regression tests for bug fixes, and a PR checklist.</w:t>
+      </w:r>
+    </w:p>
+    <w:p>
+      <w:r>
+        <w:rPr/>
+      </w:r>
+      <w:r>
+        <w:rPr>
+          <w:b/>
+        </w:rPr>
+        <w:t>Explanation:</w:t>
+      </w:r>
+      <w:r>
+        <w:rPr/>
+        <w:t xml:space="preserve"> Name the tools and the rules, and why each matters.</w:t>
+      </w:r>
+    </w:p>
+    <w:p>
+      <w:r>
+        <w:rPr/>
+      </w:r>
+      <w:r>
+        <w:rPr>
+          <w:b/>
+        </w:rPr>
+        <w:t>Example:</w:t>
+      </w:r>
+      <w:r>
+        <w:rPr/>
+      </w:r>
+    </w:p>
+    <w:tbl>
+      <w:tblPr>
+        <w:tblW w:type="auto" w:w="0"/>
+        <w:jc w:val="center"/>
+        <w:tblCellMar>
+          <w:top w:w="141" w:type="dxa"/>
+          <w:left w:w="141" w:type="dxa"/>
+          <w:bottom w:w="141" w:type="dxa"/>
+          <w:right w:w="141" w:type="dxa"/>
+        </w:tblCellMar>
+        <w:tblLook w:firstColumn="1" w:firstRow="1" w:lastColumn="0" w:lastRow="0" w:noHBand="0" w:noVBand="1" w:val="04A0"/>
+      </w:tblPr>
+      <w:tblGrid>
+        <w:gridCol w:w="9972"/>
+      </w:tblGrid>
+      <w:tr>
+        <w:tc>
+          <w:tcPr>
+            <w:tcW w:type="dxa" w:w="9972"/>
+            <w:shd w:val="clear" w:color="auto" w:fill="F3F4F6"/>
+          </w:tcPr>
+          <w:p>
+            <w:pPr>
+              <w:spacing w:after="0" w:line="240" w:lineRule="auto"/>
+            </w:pPr>
+            <w:r>
+              <w:rPr>
+                <w:rFonts w:ascii="Arial" w:hAnsi="Arial"/>
+                <w:b/>
+                <w:color w:val="6B7280"/>
+                <w:sz w:val="16"/>
+              </w:rPr>
+              <w:t>TS</w:t>
+              <w:br/>
+            </w:r>
+            <w:r>
+              <w:rPr>
+                <w:rFonts w:ascii="Courier New" w:hAnsi="Courier New" w:eastAsia="Courier New"/>
+                <w:sz w:val="19"/>
+              </w:rPr>
+              <w:t>test('shows an error when scoring fails', async () =&gt; {</w:t>
+              <w:br/>
+            </w:r>
+            <w:r>
+              <w:rPr>
+                <w:rFonts w:ascii="Courier New" w:hAnsi="Courier New" w:eastAsia="Courier New"/>
+                <w:sz w:val="19"/>
+              </w:rPr>
+              <w:t xml:space="preserve">  server.use(http.post('/api/score', () =&gt; HttpResponse.json({}, { status: 500 })));</w:t>
+              <w:br/>
+            </w:r>
+            <w:r>
+              <w:rPr>
+                <w:rFonts w:ascii="Courier New" w:hAnsi="Courier New" w:eastAsia="Courier New"/>
+                <w:sz w:val="19"/>
+              </w:rPr>
+              <w:t xml:space="preserve">  render(&lt;Scorecard callId="c1" /&gt;);</w:t>
+              <w:br/>
+            </w:r>
+            <w:r>
+              <w:rPr>
+                <w:rFonts w:ascii="Courier New" w:hAnsi="Courier New" w:eastAsia="Courier New"/>
+                <w:sz w:val="19"/>
+              </w:rPr>
+              <w:t xml:space="preserve">  await userEvent.click(screen.getByRole('button', { name: /submit/i }));</w:t>
+              <w:br/>
+            </w:r>
+            <w:r>
+              <w:rPr>
+                <w:rFonts w:ascii="Courier New" w:hAnsi="Courier New" w:eastAsia="Courier New"/>
+                <w:sz w:val="19"/>
+              </w:rPr>
+              <w:t xml:space="preserve">  expect(await screen.findByRole('alert')).toHaveTextContent(/couldn't save/i);</w:t>
+              <w:br/>
+            </w:r>
+            <w:r>
+              <w:rPr>
+                <w:rFonts w:ascii="Courier New" w:hAnsi="Courier New" w:eastAsia="Courier New"/>
+                <w:sz w:val="19"/>
+              </w:rPr>
+              <w:t>});</w:t>
+            </w:r>
+          </w:p>
+        </w:tc>
+      </w:tr>
+    </w:tbl>
+    <w:p>
+      <w:pPr>
+        <w:spacing w:after="40"/>
+      </w:pPr>
+    </w:p>
+    <w:p>
+      <w:r>
+        <w:rPr/>
+      </w:r>
+      <w:r>
+        <w:rPr>
+          <w:b/>
+        </w:rPr>
+        <w:t>Say it like this:</w:t>
       </w:r>
       <w:r>
         <w:rPr/>
@@ -3569,7 +6853,52 @@
         <w:rPr>
           <w:b/>
         </w:rPr>
-        <w:t>Sample answer:</w:t>
+        <w:t>Short answer:</w:t>
+      </w:r>
+      <w:r>
+        <w:rPr/>
+        <w:t xml:space="preserve"> Bug tickets or new Sentry issues per release or month, before and after, acknowledging other factors.</w:t>
+      </w:r>
+    </w:p>
+    <w:p>
+      <w:r>
+        <w:rPr/>
+      </w:r>
+      <w:r>
+        <w:rPr>
+          <w:b/>
+        </w:rPr>
+        <w:t>Explanation:</w:t>
+      </w:r>
+      <w:r>
+        <w:rPr/>
+        <w:t xml:space="preserve"> Honest attribution makes the number more credible.</w:t>
+      </w:r>
+    </w:p>
+    <w:p>
+      <w:r>
+        <w:rPr/>
+      </w:r>
+      <w:r>
+        <w:rPr>
+          <w:b/>
+        </w:rPr>
+        <w:t>Example:</w:t>
+      </w:r>
+      <w:r>
+        <w:rPr/>
+        <w:t xml:space="preserve"> [X] bugs per release in Q1 → [Y] in Q3.</w:t>
+      </w:r>
+    </w:p>
+    <w:p>
+      <w:r>
+        <w:rPr/>
+      </w:r>
+      <w:r>
+        <w:rPr>
+          <w:b/>
+        </w:rPr>
+        <w:t>Say it like this:</w:t>
       </w:r>
       <w:r>
         <w:rPr/>
@@ -3617,7 +6946,52 @@
         <w:rPr>
           <w:b/>
         </w:rPr>
-        <w:t>Sample answer:</w:t>
+        <w:t>Short answer:</w:t>
+      </w:r>
+      <w:r>
+        <w:rPr/>
+        <w:t xml:space="preserve"> Examples from our codebase, templates, pairing, gradual CI enforcement, and showing bugs that tests caught.</w:t>
+      </w:r>
+    </w:p>
+    <w:p>
+      <w:r>
+        <w:rPr/>
+      </w:r>
+      <w:r>
+        <w:rPr>
+          <w:b/>
+        </w:rPr>
+        <w:t>Explanation:</w:t>
+      </w:r>
+      <w:r>
+        <w:rPr/>
+        <w:t xml:space="preserve"> Adoption depends on making the right thing easy.</w:t>
+      </w:r>
+    </w:p>
+    <w:p>
+      <w:r>
+        <w:rPr/>
+      </w:r>
+      <w:r>
+        <w:rPr>
+          <w:b/>
+        </w:rPr>
+        <w:t>Example:</w:t>
+      </w:r>
+      <w:r>
+        <w:rPr/>
+        <w:t xml:space="preserve"> Enforcement started with auth and the call flow before expanding.</w:t>
+      </w:r>
+    </w:p>
+    <w:p>
+      <w:r>
+        <w:rPr/>
+      </w:r>
+      <w:r>
+        <w:rPr>
+          <w:b/>
+        </w:rPr>
+        <w:t>Say it like this:</w:t>
       </w:r>
       <w:r>
         <w:rPr/>
@@ -3665,11 +7039,56 @@
         <w:rPr>
           <w:b/>
         </w:rPr>
-        <w:t>Sample answer:</w:t>
-      </w:r>
-      <w:r>
-        <w:rPr/>
-        <w:t xml:space="preserve"> "[A developer, anonymised] struggled with async testing. We paired on two tests, I shared templates, and within [weeks] they were writing tests confidently and reviewing others' tests." Use a real story.</w:t>
+        <w:t>Short answer:</w:t>
+      </w:r>
+      <w:r>
+        <w:rPr/>
+        <w:t xml:space="preserve"> One real, anonymised person, the problem, how you helped, and the change.</w:t>
+      </w:r>
+    </w:p>
+    <w:p>
+      <w:r>
+        <w:rPr/>
+      </w:r>
+      <w:r>
+        <w:rPr>
+          <w:b/>
+        </w:rPr>
+        <w:t>Explanation:</w:t>
+      </w:r>
+      <w:r>
+        <w:rPr/>
+        <w:t xml:space="preserve"> Specific stories beat general mentoring philosophy.</w:t>
+      </w:r>
+    </w:p>
+    <w:p>
+      <w:r>
+        <w:rPr/>
+      </w:r>
+      <w:r>
+        <w:rPr>
+          <w:b/>
+        </w:rPr>
+        <w:t>Example:</w:t>
+      </w:r>
+      <w:r>
+        <w:rPr/>
+        <w:t xml:space="preserve"> A developer struggling with async tests who later reviewed others' tests.</w:t>
+      </w:r>
+    </w:p>
+    <w:p>
+      <w:r>
+        <w:rPr/>
+      </w:r>
+      <w:r>
+        <w:rPr>
+          <w:b/>
+        </w:rPr>
+        <w:t>Say it like this:</w:t>
+      </w:r>
+      <w:r>
+        <w:rPr/>
+        <w:t xml:space="preserve"> "[A developer, anonymised] struggled with async testing. We paired on two tests, I shared templates, and within [weeks] they were writing tests confidently and reviewing others' tests."</w:t>
       </w:r>
     </w:p>
     <w:p>
@@ -3713,7 +7132,118 @@
         <w:rPr>
           <w:b/>
         </w:rPr>
-        <w:t>Sample answer:</w:t>
+        <w:t>Short answer:</w:t>
+      </w:r>
+      <w:r>
+        <w:rPr/>
+        <w:t xml:space="preserve"> CODEOWNERS, written guidelines, delegated reviewers and automation for style.</w:t>
+      </w:r>
+    </w:p>
+    <w:p>
+      <w:r>
+        <w:rPr/>
+      </w:r>
+      <w:r>
+        <w:rPr>
+          <w:b/>
+        </w:rPr>
+        <w:t>Explanation:</w:t>
+      </w:r>
+      <w:r>
+        <w:rPr/>
+        <w:t xml:space="preserve"> Human review time should go on design and correctness.</w:t>
+      </w:r>
+    </w:p>
+    <w:p>
+      <w:r>
+        <w:rPr/>
+      </w:r>
+      <w:r>
+        <w:rPr>
+          <w:b/>
+        </w:rPr>
+        <w:t>Example:</w:t>
+      </w:r>
+      <w:r>
+        <w:rPr/>
+      </w:r>
+    </w:p>
+    <w:tbl>
+      <w:tblPr>
+        <w:tblW w:type="auto" w:w="0"/>
+        <w:jc w:val="center"/>
+        <w:tblCellMar>
+          <w:top w:w="141" w:type="dxa"/>
+          <w:left w:w="141" w:type="dxa"/>
+          <w:bottom w:w="141" w:type="dxa"/>
+          <w:right w:w="141" w:type="dxa"/>
+        </w:tblCellMar>
+        <w:tblLook w:firstColumn="1" w:firstRow="1" w:lastColumn="0" w:lastRow="0" w:noHBand="0" w:noVBand="1" w:val="04A0"/>
+      </w:tblPr>
+      <w:tblGrid>
+        <w:gridCol w:w="9972"/>
+      </w:tblGrid>
+      <w:tr>
+        <w:tc>
+          <w:tcPr>
+            <w:tcW w:type="dxa" w:w="9972"/>
+            <w:shd w:val="clear" w:color="auto" w:fill="F3F4F6"/>
+          </w:tcPr>
+          <w:p>
+            <w:pPr>
+              <w:spacing w:after="0" w:line="240" w:lineRule="auto"/>
+            </w:pPr>
+            <w:r>
+              <w:rPr>
+                <w:rFonts w:ascii="Arial" w:hAnsi="Arial"/>
+                <w:b/>
+                <w:color w:val="6B7280"/>
+                <w:sz w:val="16"/>
+              </w:rPr>
+              <w:t>TEXT</w:t>
+              <w:br/>
+            </w:r>
+            <w:r>
+              <w:rPr>
+                <w:rFonts w:ascii="Courier New" w:hAnsi="Courier New" w:eastAsia="Courier New"/>
+                <w:sz w:val="19"/>
+              </w:rPr>
+              <w:t># .github/CODEOWNERS</w:t>
+              <w:br/>
+            </w:r>
+            <w:r>
+              <w:rPr>
+                <w:rFonts w:ascii="Courier New" w:hAnsi="Courier New" w:eastAsia="Courier New"/>
+                <w:sz w:val="19"/>
+              </w:rPr>
+              <w:t>/src/features/call/      @call-team-leads</w:t>
+              <w:br/>
+            </w:r>
+            <w:r>
+              <w:rPr>
+                <w:rFonts w:ascii="Courier New" w:hAnsi="Courier New" w:eastAsia="Courier New"/>
+                <w:sz w:val="19"/>
+              </w:rPr>
+              <w:t>/src/features/scorecard/ @qa-portal-leads</w:t>
+            </w:r>
+          </w:p>
+        </w:tc>
+      </w:tr>
+    </w:tbl>
+    <w:p>
+      <w:pPr>
+        <w:spacing w:after="40"/>
+      </w:pPr>
+    </w:p>
+    <w:p>
+      <w:r>
+        <w:rPr/>
+      </w:r>
+      <w:r>
+        <w:rPr>
+          <w:b/>
+        </w:rPr>
+        <w:t>Say it like this:</w:t>
       </w:r>
       <w:r>
         <w:rPr/>
@@ -3773,7 +7303,52 @@
         <w:rPr>
           <w:b/>
         </w:rPr>
-        <w:t>Sample answer:</w:t>
+        <w:t>Short answer:</w:t>
+      </w:r>
+      <w:r>
+        <w:rPr/>
+        <w:t xml:space="preserve"> Dynamic question rendering from the job description and real-time feedback to candidates.</w:t>
+      </w:r>
+    </w:p>
+    <w:p>
+      <w:r>
+        <w:rPr/>
+      </w:r>
+      <w:r>
+        <w:rPr>
+          <w:b/>
+        </w:rPr>
+        <w:t>Explanation:</w:t>
+      </w:r>
+      <w:r>
+        <w:rPr/>
+        <w:t xml:space="preserve"> State your role and one real challenge.</w:t>
+      </w:r>
+    </w:p>
+    <w:p>
+      <w:r>
+        <w:rPr/>
+      </w:r>
+      <w:r>
+        <w:rPr>
+          <w:b/>
+        </w:rPr>
+        <w:t>Example:</w:t>
+      </w:r>
+      <w:r>
+        <w:rPr/>
+        <w:t xml:space="preserve"> Streaming feedback without blocking the UI.</w:t>
+      </w:r>
+    </w:p>
+    <w:p>
+      <w:r>
+        <w:rPr/>
+      </w:r>
+      <w:r>
+        <w:rPr>
+          <w:b/>
+        </w:rPr>
+        <w:t>Say it like this:</w:t>
       </w:r>
       <w:r>
         <w:rPr/>
@@ -3821,7 +7396,52 @@
         <w:rPr>
           <w:b/>
         </w:rPr>
-        <w:t>Sample answer:</w:t>
+        <w:t>Short answer:</w:t>
+      </w:r>
+      <w:r>
+        <w:rPr/>
+        <w:t xml:space="preserve"> Leading the frontend developers, making architecture decisions, and owning the integration with the AI feedback loop.</w:t>
+      </w:r>
+    </w:p>
+    <w:p>
+      <w:r>
+        <w:rPr/>
+      </w:r>
+      <w:r>
+        <w:rPr>
+          <w:b/>
+        </w:rPr>
+        <w:t>Explanation:</w:t>
+      </w:r>
+      <w:r>
+        <w:rPr/>
+        <w:t xml:space="preserve"> Give the team size and your decisions.</w:t>
+      </w:r>
+    </w:p>
+    <w:p>
+      <w:r>
+        <w:rPr/>
+      </w:r>
+      <w:r>
+        <w:rPr>
+          <w:b/>
+        </w:rPr>
+        <w:t>Example:</w:t>
+      </w:r>
+      <w:r>
+        <w:rPr/>
+        <w:t xml:space="preserve"> React and Redux, with Revit API data shown alongside AI compliance feedback.</w:t>
+      </w:r>
+    </w:p>
+    <w:p>
+      <w:r>
+        <w:rPr/>
+      </w:r>
+      <w:r>
+        <w:rPr>
+          <w:b/>
+        </w:rPr>
+        <w:t>Say it like this:</w:t>
       </w:r>
       <w:r>
         <w:rPr/>
@@ -3869,7 +7489,52 @@
         <w:rPr>
           <w:b/>
         </w:rPr>
-        <w:t>Sample answer:</w:t>
+        <w:t>Short answer:</w:t>
+      </w:r>
+      <w:r>
+        <w:rPr/>
+        <w:t xml:space="preserve"> The AI generated assignments and exams from course material; you built the teacher-facing parts.</w:t>
+      </w:r>
+    </w:p>
+    <w:p>
+      <w:r>
+        <w:rPr/>
+      </w:r>
+      <w:r>
+        <w:rPr>
+          <w:b/>
+        </w:rPr>
+        <w:t>Explanation:</w:t>
+      </w:r>
+      <w:r>
+        <w:rPr/>
+        <w:t xml:space="preserve"> Describe your specific contribution.</w:t>
+      </w:r>
+    </w:p>
+    <w:p>
+      <w:r>
+        <w:rPr/>
+      </w:r>
+      <w:r>
+        <w:rPr>
+          <w:b/>
+        </w:rPr>
+        <w:t>Example:</w:t>
+      </w:r>
+      <w:r>
+        <w:rPr/>
+        <w:t xml:space="preserve"> An editor where teachers review and edit generated questions before publishing.</w:t>
+      </w:r>
+    </w:p>
+    <w:p>
+      <w:r>
+        <w:rPr/>
+      </w:r>
+      <w:r>
+        <w:rPr>
+          <w:b/>
+        </w:rPr>
+        <w:t>Say it like this:</w:t>
       </w:r>
       <w:r>
         <w:rPr/>
@@ -3917,7 +7582,102 @@
         <w:rPr>
           <w:b/>
         </w:rPr>
-        <w:t>Sample answer:</w:t>
+        <w:t>Short answer:</w:t>
+      </w:r>
+      <w:r>
+        <w:rPr/>
+        <w:t xml:space="preserve"> Embeddable React widgets mounted into the airline's host pages.</w:t>
+      </w:r>
+    </w:p>
+    <w:p>
+      <w:r>
+        <w:rPr/>
+      </w:r>
+      <w:r>
+        <w:rPr>
+          <w:b/>
+        </w:rPr>
+        <w:t>Explanation:</w:t>
+      </w:r>
+      <w:r>
+        <w:rPr/>
+        <w:t xml:space="preserve"> The challenges were style isolation, versioning, bundle size and host communication.</w:t>
+      </w:r>
+    </w:p>
+    <w:p>
+      <w:r>
+        <w:rPr/>
+      </w:r>
+      <w:r>
+        <w:rPr>
+          <w:b/>
+        </w:rPr>
+        <w:t>Example:</w:t>
+      </w:r>
+      <w:r>
+        <w:rPr/>
+      </w:r>
+    </w:p>
+    <w:tbl>
+      <w:tblPr>
+        <w:tblW w:type="auto" w:w="0"/>
+        <w:jc w:val="center"/>
+        <w:tblCellMar>
+          <w:top w:w="141" w:type="dxa"/>
+          <w:left w:w="141" w:type="dxa"/>
+          <w:bottom w:w="141" w:type="dxa"/>
+          <w:right w:w="141" w:type="dxa"/>
+        </w:tblCellMar>
+        <w:tblLook w:firstColumn="1" w:firstRow="1" w:lastColumn="0" w:lastRow="0" w:noHBand="0" w:noVBand="1" w:val="04A0"/>
+      </w:tblPr>
+      <w:tblGrid>
+        <w:gridCol w:w="9972"/>
+      </w:tblGrid>
+      <w:tr>
+        <w:tc>
+          <w:tcPr>
+            <w:tcW w:type="dxa" w:w="9972"/>
+            <w:shd w:val="clear" w:color="auto" w:fill="F3F4F6"/>
+          </w:tcPr>
+          <w:p>
+            <w:pPr>
+              <w:spacing w:after="0" w:line="240" w:lineRule="auto"/>
+            </w:pPr>
+            <w:r>
+              <w:rPr>
+                <w:rFonts w:ascii="Arial" w:hAnsi="Arial"/>
+                <w:b/>
+                <w:color w:val="6B7280"/>
+                <w:sz w:val="16"/>
+              </w:rPr>
+              <w:t>TS</w:t>
+              <w:br/>
+            </w:r>
+            <w:r>
+              <w:rPr>
+                <w:rFonts w:ascii="Courier New" w:hAnsi="Courier New" w:eastAsia="Courier New"/>
+                <w:sz w:val="19"/>
+              </w:rPr>
+              <w:t>window.AirlineWidgets.mount('#booking', { locale: 'en-CA', onBooked: (id) =&gt; host.track(id) });</w:t>
+            </w:r>
+          </w:p>
+        </w:tc>
+      </w:tr>
+    </w:tbl>
+    <w:p>
+      <w:pPr>
+        <w:spacing w:after="40"/>
+      </w:pPr>
+    </w:p>
+    <w:p>
+      <w:r>
+        <w:rPr/>
+      </w:r>
+      <w:r>
+        <w:rPr>
+          <w:b/>
+        </w:rPr>
+        <w:t>Say it like this:</w:t>
       </w:r>
       <w:r>
         <w:rPr/>
@@ -3965,7 +7725,52 @@
         <w:rPr>
           <w:b/>
         </w:rPr>
-        <w:t>Sample answer:</w:t>
+        <w:t>Short answer:</w:t>
+      </w:r>
+      <w:r>
+        <w:rPr/>
+        <w:t xml:space="preserve"> It aggregated many services into the exact shape each widget needed, but brought N+1 queries, caching complexity, partial errors and query cost.</w:t>
+      </w:r>
+    </w:p>
+    <w:p>
+      <w:r>
+        <w:rPr/>
+      </w:r>
+      <w:r>
+        <w:rPr>
+          <w:b/>
+        </w:rPr>
+        <w:t>Explanation:</w:t>
+      </w:r>
+      <w:r>
+        <w:rPr/>
+        <w:t xml:space="preserve"> Show both the benefit and the problems you solved.</w:t>
+      </w:r>
+    </w:p>
+    <w:p>
+      <w:r>
+        <w:rPr/>
+      </w:r>
+      <w:r>
+        <w:rPr>
+          <w:b/>
+        </w:rPr>
+        <w:t>Example:</w:t>
+      </w:r>
+      <w:r>
+        <w:rPr/>
+        <w:t xml:space="preserve"> DataLoader for N+1 and Apollo's normalised cache.</w:t>
+      </w:r>
+    </w:p>
+    <w:p>
+      <w:r>
+        <w:rPr/>
+      </w:r>
+      <w:r>
+        <w:rPr>
+          <w:b/>
+        </w:rPr>
+        <w:t>Say it like this:</w:t>
       </w:r>
       <w:r>
         <w:rPr/>
@@ -4013,7 +7818,52 @@
         <w:rPr>
           <w:b/>
         </w:rPr>
-        <w:t>Sample answer:</w:t>
+        <w:t>Short answer:</w:t>
+      </w:r>
+      <w:r>
+        <w:rPr/>
+        <w:t xml:space="preserve"> Process discipline and careful stakeholder communication.</w:t>
+      </w:r>
+    </w:p>
+    <w:p>
+      <w:r>
+        <w:rPr/>
+      </w:r>
+      <w:r>
+        <w:rPr>
+          <w:b/>
+        </w:rPr>
+        <w:t>Explanation:</w:t>
+      </w:r>
+      <w:r>
+        <w:rPr/>
+        <w:t xml:space="preserve"> Frame it as a strength you bring to faster-moving teams.</w:t>
+      </w:r>
+    </w:p>
+    <w:p>
+      <w:r>
+        <w:rPr/>
+      </w:r>
+      <w:r>
+        <w:rPr>
+          <w:b/>
+        </w:rPr>
+        <w:t>Example:</w:t>
+      </w:r>
+      <w:r>
+        <w:rPr/>
+        <w:t xml:space="preserve"> Formal code reviews and release cycles that made delivery predictable.</w:t>
+      </w:r>
+    </w:p>
+    <w:p>
+      <w:r>
+        <w:rPr/>
+      </w:r>
+      <w:r>
+        <w:rPr>
+          <w:b/>
+        </w:rPr>
+        <w:t>Say it like this:</w:t>
       </w:r>
       <w:r>
         <w:rPr/>
@@ -4061,7 +7911,52 @@
         <w:rPr>
           <w:b/>
         </w:rPr>
-        <w:t>Sample answer:</w:t>
+        <w:t>Short answer:</w:t>
+      </w:r>
+      <w:r>
+        <w:rPr/>
+        <w:t xml:space="preserve"> Name specific features you built across frontend and backend, plus intern coordination.</w:t>
+      </w:r>
+    </w:p>
+    <w:p>
+      <w:r>
+        <w:rPr/>
+      </w:r>
+      <w:r>
+        <w:rPr>
+          <w:b/>
+        </w:rPr>
+        <w:t>Explanation:</w:t>
+      </w:r>
+      <w:r>
+        <w:rPr/>
+        <w:t xml:space="preserve"> End-to-end ownership early in your career supports your later architecture role.</w:t>
+      </w:r>
+    </w:p>
+    <w:p>
+      <w:r>
+        <w:rPr/>
+      </w:r>
+      <w:r>
+        <w:rPr>
+          <w:b/>
+        </w:rPr>
+        <w:t>Example:</w:t>
+      </w:r>
+      <w:r>
+        <w:rPr/>
+        <w:t xml:space="preserve"> Creator profiles and brand-campaign pages.</w:t>
+      </w:r>
+    </w:p>
+    <w:p>
+      <w:r>
+        <w:rPr/>
+      </w:r>
+      <w:r>
+        <w:rPr>
+          <w:b/>
+        </w:rPr>
+        <w:t>Say it like this:</w:t>
       </w:r>
       <w:r>
         <w:rPr/>
@@ -4112,20 +8007,166 @@
           <w:sz w:val="24"/>
         </w:rPr>
       </w:r>
+    </w:p>
+    <w:p>
+      <w:r>
+        <w:rPr/>
+      </w:r>
+      <w:r>
+        <w:rPr>
+          <w:b/>
+        </w:rPr>
+        <w:t>Short answer:</w:t>
+      </w:r>
+      <w:r>
+        <w:rPr/>
+        <w:t xml:space="preserve"> React Query for server state; Redux for complex shared client state.</w:t>
+      </w:r>
+    </w:p>
+    <w:p>
+      <w:r>
+        <w:rPr/>
+      </w:r>
+      <w:r>
+        <w:rPr>
+          <w:b/>
+        </w:rPr>
+        <w:t>Explanation:</w:t>
+      </w:r>
+      <w:r>
+        <w:rPr/>
+        <w:t xml:space="preserve"> Server state needs caching, refetching and invalidation; client state needs predictable updates. (See 08.)</w:t>
+      </w:r>
+    </w:p>
+    <w:p>
+      <w:r>
+        <w:rPr/>
+      </w:r>
+      <w:r>
+        <w:rPr>
+          <w:b/>
+        </w:rPr>
+        <w:t>Example:</w:t>
+      </w:r>
+      <w:r>
+        <w:rPr/>
+        <w:t xml:space="preserve"> Call history in React Query; the live call session in Redux.</w:t>
+      </w:r>
+    </w:p>
+    <w:p>
+      <w:r>
+        <w:rPr/>
+      </w:r>
+      <w:r>
+        <w:rPr>
+          <w:b/>
+        </w:rPr>
+        <w:t>Say it like this:</w:t>
+      </w:r>
+      <w:r>
+        <w:rPr/>
+        <w:t xml:space="preserve"> "React Query for server state (caching, refetching). Redux for complex shared client state. In InterpretIQ, history came from the query layer and the live session state lived in Redux."</w:t>
+      </w:r>
+    </w:p>
+    <w:p>
+      <w:pPr>
+        <w:pBdr>
+          <w:bottom w:val="single" w:sz="6" w:space="1" w:color="BFC7D5"/>
+        </w:pBdr>
+      </w:pPr>
+    </w:p>
+    <w:p>
+      <w:pPr>
+        <w:keepNext/>
+        <w:spacing w:before="200"/>
+      </w:pPr>
       <w:r>
         <w:rPr>
           <w:color w:val="1F3A5F"/>
           <w:sz w:val="24"/>
         </w:rPr>
-        <w:br/>
-      </w:r>
-      <w:r>
-        <w:rPr>
+      </w:r>
+      <w:r>
+        <w:rPr>
+          <w:b/>
           <w:color w:val="1F3A5F"/>
           <w:sz w:val="24"/>
         </w:rPr>
-        <w:t>"React Query for server state (caching, refetching). Redux for complex shared client state." (See 08.)</w:t>
-      </w:r>
+        <w:t>Q65. Zustand: where have you used it?</w:t>
+      </w:r>
+      <w:r>
+        <w:rPr>
+          <w:color w:val="1F3A5F"/>
+          <w:sz w:val="24"/>
+        </w:rPr>
+      </w:r>
+    </w:p>
+    <w:p>
+      <w:r>
+        <w:rPr/>
+      </w:r>
+      <w:r>
+        <w:rPr>
+          <w:b/>
+        </w:rPr>
+        <w:t>Short answer:</w:t>
+      </w:r>
+      <w:r>
+        <w:rPr/>
+        <w:t xml:space="preserve"> Give a real example, or remove it from your resume.</w:t>
+      </w:r>
+    </w:p>
+    <w:p>
+      <w:r>
+        <w:rPr/>
+      </w:r>
+      <w:r>
+        <w:rPr>
+          <w:b/>
+        </w:rPr>
+        <w:t>Explanation:</w:t>
+      </w:r>
+      <w:r>
+        <w:rPr/>
+        <w:t xml:space="preserve"> Listing a skill you can't discuss hurts more than not listing it.</w:t>
+      </w:r>
+    </w:p>
+    <w:p>
+      <w:r>
+        <w:rPr/>
+      </w:r>
+      <w:r>
+        <w:rPr>
+          <w:b/>
+        </w:rPr>
+        <w:t>Example:</w:t>
+      </w:r>
+      <w:r>
+        <w:rPr/>
+        <w:t xml:space="preserve"> [A small global UI store, e.g. sidebar and theme state in a side project].</w:t>
+      </w:r>
+    </w:p>
+    <w:p>
+      <w:r>
+        <w:rPr/>
+      </w:r>
+      <w:r>
+        <w:rPr>
+          <w:b/>
+        </w:rPr>
+        <w:t>Say it like this:</w:t>
+      </w:r>
+      <w:r>
+        <w:rPr/>
+        <w:t xml:space="preserve"> "I used Zustand for [real example]. I like it for small shared client state because there's no provider and components subscribe to just the slice they need."</w:t>
+      </w:r>
+    </w:p>
+    <w:p>
+      <w:pPr>
+        <w:pBdr>
+          <w:bottom w:val="single" w:sz="6" w:space="1" w:color="BFC7D5"/>
+        </w:pBdr>
+      </w:pPr>
     </w:p>
     <w:p>
       <w:pPr>
@@ -4144,7 +8185,7 @@
           <w:color w:val="1F3A5F"/>
           <w:sz w:val="24"/>
         </w:rPr>
-        <w:t>Q65. Zustand: where have you used it?</w:t>
+        <w:t>Q66. WebSocket vs SSE: where did you use each?</w:t>
       </w:r>
       <w:r>
         <w:rPr>
@@ -4152,20 +8193,232 @@
           <w:sz w:val="24"/>
         </w:rPr>
       </w:r>
+    </w:p>
+    <w:p>
+      <w:r>
+        <w:rPr/>
+      </w:r>
+      <w:r>
+        <w:rPr>
+          <w:b/>
+        </w:rPr>
+        <w:t>Short answer:</w:t>
+      </w:r>
+      <w:r>
+        <w:rPr/>
+        <w:t xml:space="preserve"> SSE for the one-way AI chat stream; WebSocket (or LiveKit signalling) for two-way real-time.</w:t>
+      </w:r>
+    </w:p>
+    <w:p>
+      <w:r>
+        <w:rPr/>
+      </w:r>
+      <w:r>
+        <w:rPr>
+          <w:b/>
+        </w:rPr>
+        <w:t>Explanation:</w:t>
+      </w:r>
+      <w:r>
+        <w:rPr/>
+        <w:t xml:space="preserve"> Choose by direction of data flow and infrastructure needs.</w:t>
+      </w:r>
+    </w:p>
+    <w:p>
+      <w:r>
+        <w:rPr/>
+      </w:r>
+      <w:r>
+        <w:rPr>
+          <w:b/>
+        </w:rPr>
+        <w:t>Example:</w:t>
+      </w:r>
+      <w:r>
+        <w:rPr/>
+        <w:t xml:space="preserve"> Compliance chat tokens over SSE; LiveKit room events over WebSocket signalling.</w:t>
+      </w:r>
+    </w:p>
+    <w:p>
+      <w:r>
+        <w:rPr/>
+      </w:r>
+      <w:r>
+        <w:rPr>
+          <w:b/>
+        </w:rPr>
+        <w:t>Say it like this:</w:t>
+      </w:r>
+      <w:r>
+        <w:rPr/>
+        <w:t xml:space="preserve"> "SSE for the one-way AI chat stream, and WebSocket [or LiveKit's signalling] for bidirectional real-time."</w:t>
+      </w:r>
+    </w:p>
+    <w:p>
+      <w:pPr>
+        <w:pBdr>
+          <w:bottom w:val="single" w:sz="6" w:space="1" w:color="BFC7D5"/>
+        </w:pBdr>
+      </w:pPr>
+    </w:p>
+    <w:p>
+      <w:pPr>
+        <w:keepNext/>
+        <w:spacing w:before="200"/>
+      </w:pPr>
       <w:r>
         <w:rPr>
           <w:color w:val="1F3A5F"/>
           <w:sz w:val="24"/>
         </w:rPr>
-        <w:br/>
-      </w:r>
-      <w:r>
-        <w:rPr>
+      </w:r>
+      <w:r>
+        <w:rPr>
+          <w:b/>
           <w:color w:val="1F3A5F"/>
           <w:sz w:val="24"/>
         </w:rPr>
-        <w:t>Give a real example, or remove it from your resume.</w:t>
-      </w:r>
+        <w:t>Q67. NestJS: modules, providers, guards, interceptors?</w:t>
+      </w:r>
+      <w:r>
+        <w:rPr>
+          <w:color w:val="1F3A5F"/>
+          <w:sz w:val="24"/>
+        </w:rPr>
+      </w:r>
+    </w:p>
+    <w:p>
+      <w:r>
+        <w:rPr/>
+      </w:r>
+      <w:r>
+        <w:rPr>
+          <w:b/>
+        </w:rPr>
+        <w:t>Short answer:</w:t>
+      </w:r>
+      <w:r>
+        <w:rPr/>
+        <w:t xml:space="preserve"> Modules group features, providers are injectable services, guards authorise requests, and interceptors transform requests and responses.</w:t>
+      </w:r>
+    </w:p>
+    <w:p>
+      <w:r>
+        <w:rPr/>
+      </w:r>
+      <w:r>
+        <w:rPr>
+          <w:b/>
+        </w:rPr>
+        <w:t>Explanation:</w:t>
+      </w:r>
+      <w:r>
+        <w:rPr/>
+        <w:t xml:space="preserve"> Know where each fits in the request lifecycle.</w:t>
+      </w:r>
+    </w:p>
+    <w:p>
+      <w:r>
+        <w:rPr/>
+      </w:r>
+      <w:r>
+        <w:rPr>
+          <w:b/>
+        </w:rPr>
+        <w:t>Example:</w:t>
+      </w:r>
+      <w:r>
+        <w:rPr/>
+      </w:r>
+    </w:p>
+    <w:tbl>
+      <w:tblPr>
+        <w:tblW w:type="auto" w:w="0"/>
+        <w:jc w:val="center"/>
+        <w:tblCellMar>
+          <w:top w:w="141" w:type="dxa"/>
+          <w:left w:w="141" w:type="dxa"/>
+          <w:bottom w:w="141" w:type="dxa"/>
+          <w:right w:w="141" w:type="dxa"/>
+        </w:tblCellMar>
+        <w:tblLook w:firstColumn="1" w:firstRow="1" w:lastColumn="0" w:lastRow="0" w:noHBand="0" w:noVBand="1" w:val="04A0"/>
+      </w:tblPr>
+      <w:tblGrid>
+        <w:gridCol w:w="9972"/>
+      </w:tblGrid>
+      <w:tr>
+        <w:tc>
+          <w:tcPr>
+            <w:tcW w:type="dxa" w:w="9972"/>
+            <w:shd w:val="clear" w:color="auto" w:fill="F3F4F6"/>
+          </w:tcPr>
+          <w:p>
+            <w:pPr>
+              <w:spacing w:after="0" w:line="240" w:lineRule="auto"/>
+            </w:pPr>
+            <w:r>
+              <w:rPr>
+                <w:rFonts w:ascii="Arial" w:hAnsi="Arial"/>
+                <w:b/>
+                <w:color w:val="6B7280"/>
+                <w:sz w:val="16"/>
+              </w:rPr>
+              <w:t>TS</w:t>
+              <w:br/>
+            </w:r>
+            <w:r>
+              <w:rPr>
+                <w:rFonts w:ascii="Courier New" w:hAnsi="Courier New" w:eastAsia="Courier New"/>
+                <w:sz w:val="19"/>
+              </w:rPr>
+              <w:t>@UseGuards(JwtAuthGuard, RolesGuard)</w:t>
+              <w:br/>
+            </w:r>
+            <w:r>
+              <w:rPr>
+                <w:rFonts w:ascii="Courier New" w:hAnsi="Courier New" w:eastAsia="Courier New"/>
+                <w:sz w:val="19"/>
+              </w:rPr>
+              <w:t>@Get('campaigns')</w:t>
+              <w:br/>
+            </w:r>
+            <w:r>
+              <w:rPr>
+                <w:rFonts w:ascii="Courier New" w:hAnsi="Courier New" w:eastAsia="Courier New"/>
+                <w:sz w:val="19"/>
+              </w:rPr>
+              <w:t>findAll(@Req() req) { return this.campaigns.findForUser(req.user); }</w:t>
+            </w:r>
+          </w:p>
+        </w:tc>
+      </w:tr>
+    </w:tbl>
+    <w:p>
+      <w:pPr>
+        <w:spacing w:after="40"/>
+      </w:pPr>
+    </w:p>
+    <w:p>
+      <w:r>
+        <w:rPr/>
+      </w:r>
+      <w:r>
+        <w:rPr>
+          <w:b/>
+        </w:rPr>
+        <w:t>Say it like this:</w:t>
+      </w:r>
+      <w:r>
+        <w:rPr/>
+        <w:t xml:space="preserve"> "Modules group features, providers are injectable services, guards handle auth checks before handlers, and interceptors transform requests and responses (logging, mapping)."</w:t>
+      </w:r>
+    </w:p>
+    <w:p>
+      <w:pPr>
+        <w:pBdr>
+          <w:bottom w:val="single" w:sz="6" w:space="1" w:color="BFC7D5"/>
+        </w:pBdr>
+      </w:pPr>
     </w:p>
     <w:p>
       <w:pPr>
@@ -4184,7 +8437,7 @@
           <w:color w:val="1F3A5F"/>
           <w:sz w:val="24"/>
         </w:rPr>
-        <w:t>Q66. WebSocket vs SSE: where did you use each?</w:t>
+        <w:t>Q68. GraphQL: resolvers, N+1 and DataLoader, caching?</w:t>
       </w:r>
       <w:r>
         <w:rPr>
@@ -4192,20 +8445,178 @@
           <w:sz w:val="24"/>
         </w:rPr>
       </w:r>
+    </w:p>
+    <w:p>
+      <w:r>
+        <w:rPr/>
+      </w:r>
+      <w:r>
+        <w:rPr>
+          <w:b/>
+        </w:rPr>
+        <w:t>Short answer:</w:t>
+      </w:r>
+      <w:r>
+        <w:rPr/>
+        <w:t xml:space="preserve"> Resolvers fetch each field, DataLoader batches N+1 queries, and Apollo Client provides a normalised cache.</w:t>
+      </w:r>
+    </w:p>
+    <w:p>
+      <w:r>
+        <w:rPr/>
+      </w:r>
+      <w:r>
+        <w:rPr>
+          <w:b/>
+        </w:rPr>
+        <w:t>Explanation:</w:t>
+      </w:r>
+      <w:r>
+        <w:rPr/>
+        <w:t xml:space="preserve"> N+1 happens when a list resolver triggers one query per item.</w:t>
+      </w:r>
+    </w:p>
+    <w:p>
+      <w:r>
+        <w:rPr/>
+      </w:r>
+      <w:r>
+        <w:rPr>
+          <w:b/>
+        </w:rPr>
+        <w:t>Example:</w:t>
+      </w:r>
+      <w:r>
+        <w:rPr/>
+        <w:t xml:space="preserve"> Loading 50 bookings' passengers becomes one batched query instead of 50.</w:t>
+      </w:r>
+    </w:p>
+    <w:p>
+      <w:r>
+        <w:rPr/>
+      </w:r>
+      <w:r>
+        <w:rPr>
+          <w:b/>
+        </w:rPr>
+        <w:t>Say it like this:</w:t>
+      </w:r>
+      <w:r>
+        <w:rPr/>
+        <w:t xml:space="preserve"> "Resolvers fetch each field. DataLoader batches the N+1 queries. Apollo Client gives you a normalised cache."</w:t>
+      </w:r>
+    </w:p>
+    <w:p>
+      <w:pPr>
+        <w:pBdr>
+          <w:bottom w:val="single" w:sz="6" w:space="1" w:color="BFC7D5"/>
+        </w:pBdr>
+      </w:pPr>
+    </w:p>
+    <w:p>
+      <w:pPr>
+        <w:keepNext/>
+        <w:spacing w:before="200"/>
+      </w:pPr>
       <w:r>
         <w:rPr>
           <w:color w:val="1F3A5F"/>
           <w:sz w:val="24"/>
         </w:rPr>
-        <w:br/>
-      </w:r>
-      <w:r>
-        <w:rPr>
+      </w:r>
+      <w:r>
+        <w:rPr>
+          <w:b/>
           <w:color w:val="1F3A5F"/>
           <w:sz w:val="24"/>
         </w:rPr>
-        <w:t>"SSE for the one-way AI chat stream, and WebSocket [or LiveKit's signalling] for bidirectional real-time."</w:t>
-      </w:r>
+        <w:t>Q69. PostgreSQL vs MongoDB: when do you use each? Indexing basics?</w:t>
+      </w:r>
+      <w:r>
+        <w:rPr>
+          <w:color w:val="1F3A5F"/>
+          <w:sz w:val="24"/>
+        </w:rPr>
+      </w:r>
+    </w:p>
+    <w:p>
+      <w:r>
+        <w:rPr/>
+      </w:r>
+      <w:r>
+        <w:rPr>
+          <w:b/>
+        </w:rPr>
+        <w:t>Short answer:</w:t>
+      </w:r>
+      <w:r>
+        <w:rPr/>
+        <w:t xml:space="preserve"> Postgres for relational data and transactions, MongoDB for flexible documents; index what you filter and sort on.</w:t>
+      </w:r>
+    </w:p>
+    <w:p>
+      <w:r>
+        <w:rPr/>
+      </w:r>
+      <w:r>
+        <w:rPr>
+          <w:b/>
+        </w:rPr>
+        <w:t>Explanation:</w:t>
+      </w:r>
+      <w:r>
+        <w:rPr/>
+        <w:t xml:space="preserve"> Mention trade-offs: joins and constraints vs schema flexibility.</w:t>
+      </w:r>
+    </w:p>
+    <w:p>
+      <w:r>
+        <w:rPr/>
+      </w:r>
+      <w:r>
+        <w:rPr>
+          <w:b/>
+        </w:rPr>
+        <w:t>Example:</w:t>
+      </w:r>
+      <w:r>
+        <w:rPr/>
+        <w:t xml:space="preserve"> </w:t>
+      </w:r>
+      <w:r>
+        <w:rPr>
+          <w:rFonts w:ascii="Courier New" w:hAnsi="Courier New"/>
+          <w:color w:val="B42318"/>
+          <w:sz w:val="20"/>
+        </w:rPr>
+        <w:t>CREATE INDEX ON calls (tenant_id, created_at DESC);</w:t>
+      </w:r>
+      <w:r>
+        <w:rPr/>
+        <w:t xml:space="preserve"> for a tenant's recent calls.</w:t>
+      </w:r>
+    </w:p>
+    <w:p>
+      <w:r>
+        <w:rPr/>
+      </w:r>
+      <w:r>
+        <w:rPr>
+          <w:b/>
+        </w:rPr>
+        <w:t>Say it like this:</w:t>
+      </w:r>
+      <w:r>
+        <w:rPr/>
+        <w:t xml:space="preserve"> "Postgres for relational data and transactions, MongoDB for flexible documents. Index the columns you filter and sort on."</w:t>
+      </w:r>
+    </w:p>
+    <w:p>
+      <w:pPr>
+        <w:pBdr>
+          <w:bottom w:val="single" w:sz="6" w:space="1" w:color="BFC7D5"/>
+        </w:pBdr>
+      </w:pPr>
     </w:p>
     <w:p>
       <w:pPr>
@@ -4224,7 +8635,7 @@
           <w:color w:val="1F3A5F"/>
           <w:sz w:val="24"/>
         </w:rPr>
-        <w:t>Q67. NestJS: modules, providers, guards, interceptors?</w:t>
+        <w:t>Q70. Redis: what did you use it for?</w:t>
       </w:r>
       <w:r>
         <w:rPr>
@@ -4232,20 +8643,291 @@
           <w:sz w:val="24"/>
         </w:rPr>
       </w:r>
+    </w:p>
+    <w:p>
+      <w:r>
+        <w:rPr/>
+      </w:r>
+      <w:r>
+        <w:rPr>
+          <w:b/>
+        </w:rPr>
+        <w:t>Short answer:</w:t>
+      </w:r>
+      <w:r>
+        <w:rPr/>
+        <w:t xml:space="preserve"> Name your real uses: cache, pub/sub, LiveKit routing, Celery broker.</w:t>
+      </w:r>
+    </w:p>
+    <w:p>
+      <w:r>
+        <w:rPr/>
+      </w:r>
+      <w:r>
+        <w:rPr>
+          <w:b/>
+        </w:rPr>
+        <w:t>Explanation:</w:t>
+      </w:r>
+      <w:r>
+        <w:rPr/>
+        <w:t xml:space="preserve"> Be specific; interviewers will follow up on each.</w:t>
+      </w:r>
+    </w:p>
+    <w:p>
+      <w:r>
+        <w:rPr/>
+      </w:r>
+      <w:r>
+        <w:rPr>
+          <w:b/>
+        </w:rPr>
+        <w:t>Example:</w:t>
+      </w:r>
+      <w:r>
+        <w:rPr/>
+        <w:t xml:space="preserve"> Celery's broker for the scoring pipeline and LiveKit's multi-node room routing.</w:t>
+      </w:r>
+    </w:p>
+    <w:p>
+      <w:r>
+        <w:rPr/>
+      </w:r>
+      <w:r>
+        <w:rPr>
+          <w:b/>
+        </w:rPr>
+        <w:t>Say it like this:</w:t>
+      </w:r>
+      <w:r>
+        <w:rPr/>
+        <w:t xml:space="preserve"> "[A cache, pub/sub, LiveKit multi-node routing, the Celery broker]. For example, Redis was the broker for our Celery scoring workers."</w:t>
+      </w:r>
+    </w:p>
+    <w:p>
+      <w:pPr>
+        <w:pBdr>
+          <w:bottom w:val="single" w:sz="6" w:space="1" w:color="BFC7D5"/>
+        </w:pBdr>
+      </w:pPr>
+    </w:p>
+    <w:p>
+      <w:pPr>
+        <w:keepNext/>
+        <w:spacing w:before="200"/>
+      </w:pPr>
       <w:r>
         <w:rPr>
           <w:color w:val="1F3A5F"/>
           <w:sz w:val="24"/>
         </w:rPr>
-        <w:br/>
-      </w:r>
-      <w:r>
-        <w:rPr>
+      </w:r>
+      <w:r>
+        <w:rPr>
+          <w:b/>
           <w:color w:val="1F3A5F"/>
           <w:sz w:val="24"/>
         </w:rPr>
-        <w:t>"Modules group features, providers are injectable services, guards handle auth checks before handlers, and interceptors transform requests and responses (logging, mapping)."</w:t>
-      </w:r>
+        <w:t>Q71. Docker: multi-stage builds, image size, layer caching?</w:t>
+      </w:r>
+      <w:r>
+        <w:rPr>
+          <w:color w:val="1F3A5F"/>
+          <w:sz w:val="24"/>
+        </w:rPr>
+      </w:r>
+    </w:p>
+    <w:p>
+      <w:r>
+        <w:rPr/>
+      </w:r>
+      <w:r>
+        <w:rPr>
+          <w:b/>
+        </w:rPr>
+        <w:t>Short answer:</w:t>
+      </w:r>
+      <w:r>
+        <w:rPr/>
+        <w:t xml:space="preserve"> Build in one stage, copy only the output into a slim runtime image, and order layers so dependencies cache.</w:t>
+      </w:r>
+    </w:p>
+    <w:p>
+      <w:r>
+        <w:rPr/>
+      </w:r>
+      <w:r>
+        <w:rPr>
+          <w:b/>
+        </w:rPr>
+        <w:t>Explanation:</w:t>
+      </w:r>
+      <w:r>
+        <w:rPr/>
+        <w:t xml:space="preserve"> Copy </w:t>
+      </w:r>
+      <w:r>
+        <w:rPr>
+          <w:rFonts w:ascii="Courier New" w:hAnsi="Courier New"/>
+          <w:color w:val="B42318"/>
+          <w:sz w:val="20"/>
+        </w:rPr>
+        <w:t>package.json</w:t>
+      </w:r>
+      <w:r>
+        <w:rPr/>
+        <w:t xml:space="preserve"> and install before copying source, so code changes don't reinstall dependencies.</w:t>
+      </w:r>
+    </w:p>
+    <w:p>
+      <w:r>
+        <w:rPr/>
+      </w:r>
+      <w:r>
+        <w:rPr>
+          <w:b/>
+        </w:rPr>
+        <w:t>Example:</w:t>
+      </w:r>
+      <w:r>
+        <w:rPr/>
+      </w:r>
+    </w:p>
+    <w:tbl>
+      <w:tblPr>
+        <w:tblW w:type="auto" w:w="0"/>
+        <w:jc w:val="center"/>
+        <w:tblCellMar>
+          <w:top w:w="141" w:type="dxa"/>
+          <w:left w:w="141" w:type="dxa"/>
+          <w:bottom w:w="141" w:type="dxa"/>
+          <w:right w:w="141" w:type="dxa"/>
+        </w:tblCellMar>
+        <w:tblLook w:firstColumn="1" w:firstRow="1" w:lastColumn="0" w:lastRow="0" w:noHBand="0" w:noVBand="1" w:val="04A0"/>
+      </w:tblPr>
+      <w:tblGrid>
+        <w:gridCol w:w="9972"/>
+      </w:tblGrid>
+      <w:tr>
+        <w:tc>
+          <w:tcPr>
+            <w:tcW w:type="dxa" w:w="9972"/>
+            <w:shd w:val="clear" w:color="auto" w:fill="F3F4F6"/>
+          </w:tcPr>
+          <w:p>
+            <w:pPr>
+              <w:spacing w:after="0" w:line="240" w:lineRule="auto"/>
+            </w:pPr>
+            <w:r>
+              <w:rPr>
+                <w:rFonts w:ascii="Arial" w:hAnsi="Arial"/>
+                <w:b/>
+                <w:color w:val="6B7280"/>
+                <w:sz w:val="16"/>
+              </w:rPr>
+              <w:t>DOCKERFILE</w:t>
+              <w:br/>
+            </w:r>
+            <w:r>
+              <w:rPr>
+                <w:rFonts w:ascii="Courier New" w:hAnsi="Courier New" w:eastAsia="Courier New"/>
+                <w:sz w:val="19"/>
+              </w:rPr>
+              <w:t>FROM node:22 AS build</w:t>
+              <w:br/>
+            </w:r>
+            <w:r>
+              <w:rPr>
+                <w:rFonts w:ascii="Courier New" w:hAnsi="Courier New" w:eastAsia="Courier New"/>
+                <w:sz w:val="19"/>
+              </w:rPr>
+              <w:t>WORKDIR /app</w:t>
+              <w:br/>
+            </w:r>
+            <w:r>
+              <w:rPr>
+                <w:rFonts w:ascii="Courier New" w:hAnsi="Courier New" w:eastAsia="Courier New"/>
+                <w:sz w:val="19"/>
+              </w:rPr>
+              <w:t>COPY package*.json ./</w:t>
+              <w:br/>
+            </w:r>
+            <w:r>
+              <w:rPr>
+                <w:rFonts w:ascii="Courier New" w:hAnsi="Courier New" w:eastAsia="Courier New"/>
+                <w:sz w:val="19"/>
+              </w:rPr>
+              <w:t>RUN npm ci</w:t>
+              <w:br/>
+            </w:r>
+            <w:r>
+              <w:rPr>
+                <w:rFonts w:ascii="Courier New" w:hAnsi="Courier New" w:eastAsia="Courier New"/>
+                <w:sz w:val="19"/>
+              </w:rPr>
+              <w:t>COPY . .</w:t>
+              <w:br/>
+            </w:r>
+            <w:r>
+              <w:rPr>
+                <w:rFonts w:ascii="Courier New" w:hAnsi="Courier New" w:eastAsia="Courier New"/>
+                <w:sz w:val="19"/>
+              </w:rPr>
+              <w:t>RUN npm run build</w:t>
+              <w:br/>
+            </w:r>
+            <w:r>
+              <w:rPr>
+                <w:rFonts w:ascii="Courier New" w:hAnsi="Courier New" w:eastAsia="Courier New"/>
+                <w:sz w:val="19"/>
+              </w:rPr>
+              <w:br/>
+            </w:r>
+            <w:r>
+              <w:rPr>
+                <w:rFonts w:ascii="Courier New" w:hAnsi="Courier New" w:eastAsia="Courier New"/>
+                <w:sz w:val="19"/>
+              </w:rPr>
+              <w:t>FROM nginx:alpine</w:t>
+              <w:br/>
+            </w:r>
+            <w:r>
+              <w:rPr>
+                <w:rFonts w:ascii="Courier New" w:hAnsi="Courier New" w:eastAsia="Courier New"/>
+                <w:sz w:val="19"/>
+              </w:rPr>
+              <w:t>COPY --from=build /app/dist /usr/share/nginx/html</w:t>
+            </w:r>
+          </w:p>
+        </w:tc>
+      </w:tr>
+    </w:tbl>
+    <w:p>
+      <w:pPr>
+        <w:spacing w:after="40"/>
+      </w:pPr>
+    </w:p>
+    <w:p>
+      <w:r>
+        <w:rPr/>
+      </w:r>
+      <w:r>
+        <w:rPr>
+          <w:b/>
+        </w:rPr>
+        <w:t>Say it like this:</w:t>
+      </w:r>
+      <w:r>
+        <w:rPr/>
+        <w:t xml:space="preserve"> "Build in one stage, copy only the output into a slim runtime image, and order the layers so dependencies are cached."</w:t>
+      </w:r>
+    </w:p>
+    <w:p>
+      <w:pPr>
+        <w:pBdr>
+          <w:bottom w:val="single" w:sz="6" w:space="1" w:color="BFC7D5"/>
+        </w:pBdr>
+      </w:pPr>
     </w:p>
     <w:p>
       <w:pPr>
@@ -4264,7 +8946,7 @@
           <w:color w:val="1F3A5F"/>
           <w:sz w:val="24"/>
         </w:rPr>
-        <w:t>Q68. GraphQL: resolvers, N+1 and DataLoader, caching?</w:t>
+        <w:t>Q72. GitHub Actions: which pipeline did you build?</w:t>
       </w:r>
       <w:r>
         <w:rPr>
@@ -4272,20 +8954,202 @@
           <w:sz w:val="24"/>
         </w:rPr>
       </w:r>
+    </w:p>
+    <w:p>
+      <w:r>
+        <w:rPr/>
+      </w:r>
+      <w:r>
+        <w:rPr>
+          <w:b/>
+        </w:rPr>
+        <w:t>Short answer:</w:t>
+      </w:r>
+      <w:r>
+        <w:rPr/>
+        <w:t xml:space="preserve"> Describe your real pipeline: install, lint, typecheck, test, build, and deploy, with caching. (See 02.)</w:t>
+      </w:r>
+    </w:p>
+    <w:p>
+      <w:r>
+        <w:rPr/>
+      </w:r>
+      <w:r>
+        <w:rPr>
+          <w:b/>
+        </w:rPr>
+        <w:t>Explanation:</w:t>
+      </w:r>
+      <w:r>
+        <w:rPr/>
+        <w:t xml:space="preserve"> Mention what made it fast and safe, like caching and required checks.</w:t>
+      </w:r>
+    </w:p>
+    <w:p>
+      <w:r>
+        <w:rPr/>
+      </w:r>
+      <w:r>
+        <w:rPr>
+          <w:b/>
+        </w:rPr>
+        <w:t>Example:</w:t>
+      </w:r>
+      <w:r>
+        <w:rPr/>
+        <w:t xml:space="preserve"> PRs run lint, typecheck and tests; merges to main build and deploy to staging.</w:t>
+      </w:r>
+    </w:p>
+    <w:p>
+      <w:r>
+        <w:rPr/>
+      </w:r>
+      <w:r>
+        <w:rPr>
+          <w:b/>
+        </w:rPr>
+        <w:t>Say it like this:</w:t>
+      </w:r>
+      <w:r>
+        <w:rPr/>
+        <w:t xml:space="preserve"> "On every PR we ran lint, typecheck and tests with dependency caching, and merges to main built and deployed to [staging]. The checks were required before merging, so broken code couldn't reach main."</w:t>
+      </w:r>
+    </w:p>
+    <w:p>
+      <w:pPr>
+        <w:pBdr>
+          <w:bottom w:val="single" w:sz="6" w:space="1" w:color="BFC7D5"/>
+        </w:pBdr>
+      </w:pPr>
+    </w:p>
+    <w:p>
+      <w:pPr>
+        <w:keepNext/>
+        <w:spacing w:before="200"/>
+      </w:pPr>
       <w:r>
         <w:rPr>
           <w:color w:val="1F3A5F"/>
           <w:sz w:val="24"/>
         </w:rPr>
-        <w:br/>
-      </w:r>
-      <w:r>
-        <w:rPr>
+      </w:r>
+      <w:r>
+        <w:rPr>
+          <w:b/>
           <w:color w:val="1F3A5F"/>
           <w:sz w:val="24"/>
         </w:rPr>
-        <w:t>"Resolvers fetch each field. DataLoader batches the N+1 queries. Apollo Client gives you a normalised cache."</w:t>
-      </w:r>
+        <w:t>Q73. Sentry: source maps, release tracking, PII scrubbing?</w:t>
+      </w:r>
+      <w:r>
+        <w:rPr>
+          <w:color w:val="1F3A5F"/>
+          <w:sz w:val="24"/>
+        </w:rPr>
+      </w:r>
+    </w:p>
+    <w:p>
+      <w:r>
+        <w:rPr/>
+      </w:r>
+      <w:r>
+        <w:rPr>
+          <w:b/>
+        </w:rPr>
+        <w:t>Short answer:</w:t>
+      </w:r>
+      <w:r>
+        <w:rPr/>
+        <w:t xml:space="preserve"> Upload source maps privately, tag releases, and scrub PII and PHI in </w:t>
+      </w:r>
+      <w:r>
+        <w:rPr>
+          <w:rFonts w:ascii="Courier New" w:hAnsi="Courier New"/>
+          <w:color w:val="B42318"/>
+          <w:sz w:val="20"/>
+        </w:rPr>
+        <w:t>beforeSend</w:t>
+      </w:r>
+      <w:r>
+        <w:rPr/>
+        <w:t>.</w:t>
+      </w:r>
+    </w:p>
+    <w:p>
+      <w:r>
+        <w:rPr/>
+      </w:r>
+      <w:r>
+        <w:rPr>
+          <w:b/>
+        </w:rPr>
+        <w:t>Explanation:</w:t>
+      </w:r>
+      <w:r>
+        <w:rPr/>
+        <w:t xml:space="preserve"> Release tags connect errors to deploys; private source maps keep code readable for you only.</w:t>
+      </w:r>
+    </w:p>
+    <w:p>
+      <w:r>
+        <w:rPr/>
+      </w:r>
+      <w:r>
+        <w:rPr>
+          <w:b/>
+        </w:rPr>
+        <w:t>Example:</w:t>
+      </w:r>
+      <w:r>
+        <w:rPr/>
+        <w:t xml:space="preserve"> A spike in errors tagged </w:t>
+      </w:r>
+      <w:r>
+        <w:rPr>
+          <w:rFonts w:ascii="Courier New" w:hAnsi="Courier New"/>
+          <w:color w:val="B42318"/>
+          <w:sz w:val="20"/>
+        </w:rPr>
+        <w:t>release: web@1.42.0</w:t>
+      </w:r>
+      <w:r>
+        <w:rPr/>
+        <w:t xml:space="preserve"> points straight at the last deploy.</w:t>
+      </w:r>
+    </w:p>
+    <w:p>
+      <w:r>
+        <w:rPr/>
+      </w:r>
+      <w:r>
+        <w:rPr>
+          <w:b/>
+        </w:rPr>
+        <w:t>Say it like this:</w:t>
+      </w:r>
+      <w:r>
+        <w:rPr/>
+        <w:t xml:space="preserve"> "Source maps uploaded privately, releases tagged, and PII and PHI scrubbed in </w:t>
+      </w:r>
+      <w:r>
+        <w:rPr>
+          <w:rFonts w:ascii="Courier New" w:hAnsi="Courier New"/>
+          <w:color w:val="B42318"/>
+          <w:sz w:val="20"/>
+        </w:rPr>
+        <w:t>beforeSend</w:t>
+      </w:r>
+      <w:r>
+        <w:rPr/>
+        <w:t>."</w:t>
+      </w:r>
+    </w:p>
+    <w:p>
+      <w:pPr>
+        <w:pBdr>
+          <w:bottom w:val="single" w:sz="6" w:space="1" w:color="BFC7D5"/>
+        </w:pBdr>
+      </w:pPr>
     </w:p>
     <w:p>
       <w:pPr>
@@ -4304,7 +9168,7 @@
           <w:color w:val="1F3A5F"/>
           <w:sz w:val="24"/>
         </w:rPr>
-        <w:t>Q69. PostgreSQL vs MongoDB: when do you use each? Indexing basics?</w:t>
+        <w:t>Q74. Grafana and Prometheus: which dashboards and alerts did you create?</w:t>
       </w:r>
       <w:r>
         <w:rPr>
@@ -4312,20 +9176,248 @@
           <w:sz w:val="24"/>
         </w:rPr>
       </w:r>
+    </w:p>
+    <w:p>
+      <w:r>
+        <w:rPr/>
+      </w:r>
+      <w:r>
+        <w:rPr>
+          <w:b/>
+        </w:rPr>
+        <w:t>Short answer:</w:t>
+      </w:r>
+      <w:r>
+        <w:rPr/>
+        <w:t xml:space="preserve"> Name real ones, such as LiveKit CPU, participants per node and packet loss.</w:t>
+      </w:r>
+    </w:p>
+    <w:p>
+      <w:r>
+        <w:rPr/>
+      </w:r>
+      <w:r>
+        <w:rPr>
+          <w:b/>
+        </w:rPr>
+        <w:t>Explanation:</w:t>
+      </w:r>
+      <w:r>
+        <w:rPr/>
+        <w:t xml:space="preserve"> Explain why each alert existed and its threshold.</w:t>
+      </w:r>
+    </w:p>
+    <w:p>
+      <w:r>
+        <w:rPr/>
+      </w:r>
+      <w:r>
+        <w:rPr>
+          <w:b/>
+        </w:rPr>
+        <w:t>Example:</w:t>
+      </w:r>
+      <w:r>
+        <w:rPr/>
+        <w:t xml:space="preserve"> An alert when a node's CPU is above 80% for five minutes.</w:t>
+      </w:r>
+    </w:p>
+    <w:p>
+      <w:r>
+        <w:rPr/>
+      </w:r>
+      <w:r>
+        <w:rPr>
+          <w:b/>
+        </w:rPr>
+        <w:t>Say it like this:</w:t>
+      </w:r>
+      <w:r>
+        <w:rPr/>
+        <w:t xml:space="preserve"> "We had dashboards for [LiveKit CPU, participants per node and packet loss], and alerts for [high CPU and TURN failures], so we knew about problems before clinics reported them."</w:t>
+      </w:r>
+    </w:p>
+    <w:p>
+      <w:pPr>
+        <w:pBdr>
+          <w:bottom w:val="single" w:sz="6" w:space="1" w:color="BFC7D5"/>
+        </w:pBdr>
+      </w:pPr>
+    </w:p>
+    <w:p>
+      <w:pPr>
+        <w:keepNext/>
+        <w:spacing w:before="200"/>
+      </w:pPr>
       <w:r>
         <w:rPr>
           <w:color w:val="1F3A5F"/>
           <w:sz w:val="24"/>
         </w:rPr>
-        <w:br/>
-      </w:r>
-      <w:r>
-        <w:rPr>
+      </w:r>
+      <w:r>
+        <w:rPr>
+          <w:b/>
           <w:color w:val="1F3A5F"/>
           <w:sz w:val="24"/>
         </w:rPr>
-        <w:t>"Postgres for relational data and transactions, MongoDB for flexible documents. Index the columns you filter and sort on."</w:t>
-      </w:r>
+        <w:t>Q75. Shell scripting: give an example script you wrote.</w:t>
+      </w:r>
+      <w:r>
+        <w:rPr>
+          <w:color w:val="1F3A5F"/>
+          <w:sz w:val="24"/>
+        </w:rPr>
+      </w:r>
+    </w:p>
+    <w:p>
+      <w:r>
+        <w:rPr/>
+      </w:r>
+      <w:r>
+        <w:rPr>
+          <w:b/>
+        </w:rPr>
+        <w:t>Short answer:</w:t>
+      </w:r>
+      <w:r>
+        <w:rPr/>
+        <w:t xml:space="preserve"> Describe one real script, what it automated, and how much time it saved.</w:t>
+      </w:r>
+    </w:p>
+    <w:p>
+      <w:r>
+        <w:rPr/>
+      </w:r>
+      <w:r>
+        <w:rPr>
+          <w:b/>
+        </w:rPr>
+        <w:t>Explanation:</w:t>
+      </w:r>
+      <w:r>
+        <w:rPr/>
+        <w:t xml:space="preserve"> Small automation stories show initiative.</w:t>
+      </w:r>
+    </w:p>
+    <w:p>
+      <w:r>
+        <w:rPr/>
+      </w:r>
+      <w:r>
+        <w:rPr>
+          <w:b/>
+        </w:rPr>
+        <w:t>Example:</w:t>
+      </w:r>
+      <w:r>
+        <w:rPr/>
+      </w:r>
+    </w:p>
+    <w:tbl>
+      <w:tblPr>
+        <w:tblW w:type="auto" w:w="0"/>
+        <w:jc w:val="center"/>
+        <w:tblCellMar>
+          <w:top w:w="141" w:type="dxa"/>
+          <w:left w:w="141" w:type="dxa"/>
+          <w:bottom w:w="141" w:type="dxa"/>
+          <w:right w:w="141" w:type="dxa"/>
+        </w:tblCellMar>
+        <w:tblLook w:firstColumn="1" w:firstRow="1" w:lastColumn="0" w:lastRow="0" w:noHBand="0" w:noVBand="1" w:val="04A0"/>
+      </w:tblPr>
+      <w:tblGrid>
+        <w:gridCol w:w="9972"/>
+      </w:tblGrid>
+      <w:tr>
+        <w:tc>
+          <w:tcPr>
+            <w:tcW w:type="dxa" w:w="9972"/>
+            <w:shd w:val="clear" w:color="auto" w:fill="F3F4F6"/>
+          </w:tcPr>
+          <w:p>
+            <w:pPr>
+              <w:spacing w:after="0" w:line="240" w:lineRule="auto"/>
+            </w:pPr>
+            <w:r>
+              <w:rPr>
+                <w:rFonts w:ascii="Arial" w:hAnsi="Arial"/>
+                <w:b/>
+                <w:color w:val="6B7280"/>
+                <w:sz w:val="16"/>
+              </w:rPr>
+              <w:t>BASH</w:t>
+              <w:br/>
+            </w:r>
+            <w:r>
+              <w:rPr>
+                <w:rFonts w:ascii="Courier New" w:hAnsi="Courier New" w:eastAsia="Courier New"/>
+                <w:sz w:val="19"/>
+              </w:rPr>
+              <w:t>#!/usr/bin/env bash</w:t>
+              <w:br/>
+            </w:r>
+            <w:r>
+              <w:rPr>
+                <w:rFonts w:ascii="Courier New" w:hAnsi="Courier New" w:eastAsia="Courier New"/>
+                <w:sz w:val="19"/>
+              </w:rPr>
+              <w:t>set -euo pipefail</w:t>
+              <w:br/>
+            </w:r>
+            <w:r>
+              <w:rPr>
+                <w:rFonts w:ascii="Courier New" w:hAnsi="Courier New" w:eastAsia="Courier New"/>
+                <w:sz w:val="19"/>
+              </w:rPr>
+              <w:t>npm ci &amp;&amp; npm run build</w:t>
+              <w:br/>
+            </w:r>
+            <w:r>
+              <w:rPr>
+                <w:rFonts w:ascii="Courier New" w:hAnsi="Courier New" w:eastAsia="Courier New"/>
+                <w:sz w:val="19"/>
+              </w:rPr>
+              <w:t>aws s3 sync dist/ "s3://$BUCKET" --delete</w:t>
+              <w:br/>
+            </w:r>
+            <w:r>
+              <w:rPr>
+                <w:rFonts w:ascii="Courier New" w:hAnsi="Courier New" w:eastAsia="Courier New"/>
+                <w:sz w:val="19"/>
+              </w:rPr>
+              <w:t>aws cloudfront create-invalidation --distribution-id "$DIST" --paths "/index.html"</w:t>
+            </w:r>
+          </w:p>
+        </w:tc>
+      </w:tr>
+    </w:tbl>
+    <w:p>
+      <w:pPr>
+        <w:spacing w:after="40"/>
+      </w:pPr>
+    </w:p>
+    <w:p>
+      <w:r>
+        <w:rPr/>
+      </w:r>
+      <w:r>
+        <w:rPr>
+          <w:b/>
+        </w:rPr>
+        <w:t>Say it like this:</w:t>
+      </w:r>
+      <w:r>
+        <w:rPr/>
+        <w:t xml:space="preserve"> "I wrote [a deploy script that builds, syncs to S3 and invalidates CloudFront], which replaced a manual checklist and removed a common source of mistakes."</w:t>
+      </w:r>
+    </w:p>
+    <w:p>
+      <w:pPr>
+        <w:pBdr>
+          <w:bottom w:val="single" w:sz="6" w:space="1" w:color="BFC7D5"/>
+        </w:pBdr>
+      </w:pPr>
     </w:p>
     <w:p>
       <w:pPr>
@@ -4344,7 +9436,7 @@
           <w:color w:val="1F3A5F"/>
           <w:sz w:val="24"/>
         </w:rPr>
-        <w:t>Q70. Redis: what did you use it for?</w:t>
+        <w:t>Q76. Webpack and Babel: what configuration have you customised?</w:t>
       </w:r>
       <w:r>
         <w:rPr>
@@ -4352,248 +9444,99 @@
           <w:sz w:val="24"/>
         </w:rPr>
       </w:r>
-      <w:r>
-        <w:rPr>
-          <w:color w:val="1F3A5F"/>
-          <w:sz w:val="24"/>
-        </w:rPr>
-        <w:br/>
-      </w:r>
-      <w:r>
-        <w:rPr>
-          <w:color w:val="1F3A5F"/>
-          <w:sz w:val="24"/>
-        </w:rPr>
-        <w:t>"[A cache, pub/sub, LiveKit multi-node routing, the Celery broker]." Name your real uses.</w:t>
-      </w:r>
-    </w:p>
-    <w:p>
-      <w:pPr>
-        <w:keepNext/>
-        <w:spacing w:before="200"/>
-      </w:pPr>
-      <w:r>
-        <w:rPr>
-          <w:color w:val="1F3A5F"/>
-          <w:sz w:val="24"/>
-        </w:rPr>
-      </w:r>
-      <w:r>
-        <w:rPr>
-          <w:b/>
-          <w:color w:val="1F3A5F"/>
-          <w:sz w:val="24"/>
-        </w:rPr>
-        <w:t>Q71. Docker: multi-stage builds, image size, layer caching?</w:t>
-      </w:r>
-      <w:r>
-        <w:rPr>
-          <w:color w:val="1F3A5F"/>
-          <w:sz w:val="24"/>
-        </w:rPr>
-      </w:r>
-      <w:r>
-        <w:rPr>
-          <w:color w:val="1F3A5F"/>
-          <w:sz w:val="24"/>
-        </w:rPr>
-        <w:br/>
-      </w:r>
-      <w:r>
-        <w:rPr>
-          <w:color w:val="1F3A5F"/>
-          <w:sz w:val="24"/>
-        </w:rPr>
-        <w:t>"Build in one stage, copy only the output into a slim runtime image, and order the layers so dependencies are cached."</w:t>
-      </w:r>
-    </w:p>
-    <w:p>
-      <w:pPr>
-        <w:keepNext/>
-        <w:spacing w:before="200"/>
-      </w:pPr>
-      <w:r>
-        <w:rPr>
-          <w:color w:val="1F3A5F"/>
-          <w:sz w:val="24"/>
-        </w:rPr>
-      </w:r>
-      <w:r>
-        <w:rPr>
-          <w:b/>
-          <w:color w:val="1F3A5F"/>
-          <w:sz w:val="24"/>
-        </w:rPr>
-        <w:t>Q72. GitHub Actions: which pipeline did you build?</w:t>
-      </w:r>
-      <w:r>
-        <w:rPr>
-          <w:color w:val="1F3A5F"/>
-          <w:sz w:val="24"/>
-        </w:rPr>
-        <w:t xml:space="preserve"> (See 02.)</w:t>
-      </w:r>
-    </w:p>
-    <w:p>
-      <w:pPr>
-        <w:keepNext/>
-        <w:spacing w:before="200"/>
-      </w:pPr>
-      <w:r>
-        <w:rPr>
-          <w:color w:val="1F3A5F"/>
-          <w:sz w:val="24"/>
-        </w:rPr>
-      </w:r>
-      <w:r>
-        <w:rPr>
-          <w:b/>
-          <w:color w:val="1F3A5F"/>
-          <w:sz w:val="24"/>
-        </w:rPr>
-        <w:t>Q73. Sentry: source maps, release tracking, PII scrubbing?</w:t>
-      </w:r>
-      <w:r>
-        <w:rPr>
-          <w:color w:val="1F3A5F"/>
-          <w:sz w:val="24"/>
-        </w:rPr>
-      </w:r>
-      <w:r>
-        <w:rPr>
-          <w:color w:val="1F3A5F"/>
-          <w:sz w:val="24"/>
-        </w:rPr>
-        <w:br/>
-      </w:r>
-      <w:r>
-        <w:rPr>
-          <w:color w:val="1F3A5F"/>
-          <w:sz w:val="24"/>
-        </w:rPr>
-        <w:t xml:space="preserve">"Source maps uploaded privately, releases tagged, and PII and PHI scrubbed in </w:t>
+    </w:p>
+    <w:p>
+      <w:r>
+        <w:rPr/>
+      </w:r>
+      <w:r>
+        <w:rPr>
+          <w:b/>
+        </w:rPr>
+        <w:t>Short answer:</w:t>
+      </w:r>
+      <w:r>
+        <w:rPr/>
+        <w:t xml:space="preserve"> Name real customisations, such as code splitting, aliases, loaders or browser targets.</w:t>
+      </w:r>
+    </w:p>
+    <w:p>
+      <w:r>
+        <w:rPr/>
+      </w:r>
+      <w:r>
+        <w:rPr>
+          <w:b/>
+        </w:rPr>
+        <w:t>Explanation:</w:t>
+      </w:r>
+      <w:r>
+        <w:rPr/>
+        <w:t xml:space="preserve"> </w:t>
+      </w:r>
+      <w:r>
+        <w:rPr>
+          <w:b/>
+        </w:rPr>
+        <w:t>Rule:</w:t>
+      </w:r>
+      <w:r>
+        <w:rPr/>
+        <w:t xml:space="preserve"> if you can't answer 2–3 questions on a skill, remove it or move it to "familiar with".</w:t>
+      </w:r>
+    </w:p>
+    <w:p>
+      <w:r>
+        <w:rPr/>
+      </w:r>
+      <w:r>
+        <w:rPr>
+          <w:b/>
+        </w:rPr>
+        <w:t>Example:</w:t>
+      </w:r>
+      <w:r>
+        <w:rPr/>
+        <w:t xml:space="preserve"> </w:t>
       </w:r>
       <w:r>
         <w:rPr>
           <w:rFonts w:ascii="Courier New" w:hAnsi="Courier New"/>
-          <w:color w:val="1F3A5F"/>
-          <w:sz w:val="24"/>
-        </w:rPr>
-        <w:t>beforeSend</w:t>
-      </w:r>
-      <w:r>
-        <w:rPr>
-          <w:color w:val="1F3A5F"/>
-          <w:sz w:val="24"/>
-        </w:rPr>
-        <w:t>."</w:t>
-      </w:r>
-    </w:p>
-    <w:p>
-      <w:pPr>
-        <w:keepNext/>
-        <w:spacing w:before="200"/>
-      </w:pPr>
-      <w:r>
-        <w:rPr>
-          <w:color w:val="1F3A5F"/>
-          <w:sz w:val="24"/>
-        </w:rPr>
-      </w:r>
-      <w:r>
-        <w:rPr>
-          <w:b/>
-          <w:color w:val="1F3A5F"/>
-          <w:sz w:val="24"/>
-        </w:rPr>
-        <w:t>Q74. Grafana and Prometheus: which dashboards and alerts did you create?</w:t>
-      </w:r>
-      <w:r>
-        <w:rPr>
-          <w:color w:val="1F3A5F"/>
-          <w:sz w:val="24"/>
-        </w:rPr>
-      </w:r>
-      <w:r>
-        <w:rPr>
-          <w:color w:val="1F3A5F"/>
-          <w:sz w:val="24"/>
-        </w:rPr>
-        <w:br/>
-      </w:r>
-      <w:r>
-        <w:rPr>
-          <w:color w:val="1F3A5F"/>
-          <w:sz w:val="24"/>
-        </w:rPr>
-        <w:t>Name real ones, for example LiveKit CPU, participants per node and packet loss.</w:t>
-      </w:r>
-    </w:p>
-    <w:p>
-      <w:pPr>
-        <w:keepNext/>
-        <w:spacing w:before="200"/>
-      </w:pPr>
-      <w:r>
-        <w:rPr>
-          <w:color w:val="1F3A5F"/>
-          <w:sz w:val="24"/>
-        </w:rPr>
-      </w:r>
-      <w:r>
-        <w:rPr>
-          <w:b/>
-          <w:color w:val="1F3A5F"/>
-          <w:sz w:val="24"/>
-        </w:rPr>
-        <w:t>Q75. Shell scripting: give an example script you wrote.</w:t>
-      </w:r>
-      <w:r>
-        <w:rPr>
-          <w:color w:val="1F3A5F"/>
-          <w:sz w:val="24"/>
-        </w:rPr>
-      </w:r>
-    </w:p>
-    <w:p>
-      <w:pPr>
-        <w:keepNext/>
-        <w:spacing w:before="200"/>
-      </w:pPr>
-      <w:r>
-        <w:rPr>
-          <w:color w:val="1F3A5F"/>
-          <w:sz w:val="24"/>
-        </w:rPr>
-      </w:r>
-      <w:r>
-        <w:rPr>
-          <w:b/>
-          <w:color w:val="1F3A5F"/>
-          <w:sz w:val="24"/>
-        </w:rPr>
-        <w:t>Q76. Webpack and Babel: what configuration have you customised?</w:t>
-      </w:r>
-      <w:r>
-        <w:rPr>
-          <w:color w:val="1F3A5F"/>
-          <w:sz w:val="24"/>
-        </w:rPr>
-      </w:r>
-    </w:p>
-    <w:p>
-      <w:r>
-        <w:rPr/>
-      </w:r>
-      <w:r>
-        <w:rPr>
-          <w:b/>
-        </w:rPr>
-        <w:t>Rule:</w:t>
-      </w:r>
-      <w:r>
-        <w:rPr/>
-        <w:t xml:space="preserve"> If you can't answer 2–3 questions on a skill, remove it or move it to "familiar with".</w:t>
+          <w:color w:val="B42318"/>
+          <w:sz w:val="20"/>
+        </w:rPr>
+        <w:t>splitChunks</w:t>
+      </w:r>
+      <w:r>
+        <w:rPr/>
+        <w:t xml:space="preserve"> for vendor bundles, path aliases, and a </w:t>
+      </w:r>
+      <w:r>
+        <w:rPr>
+          <w:rFonts w:ascii="Courier New" w:hAnsi="Courier New"/>
+          <w:color w:val="B42318"/>
+          <w:sz w:val="20"/>
+        </w:rPr>
+        <w:t>browserslist</w:t>
+      </w:r>
+      <w:r>
+        <w:rPr/>
+        <w:t xml:space="preserve"> target for the airline's supported browsers.</w:t>
+      </w:r>
+    </w:p>
+    <w:p>
+      <w:r>
+        <w:rPr/>
+      </w:r>
+      <w:r>
+        <w:rPr>
+          <w:b/>
+        </w:rPr>
+        <w:t>Say it like this:</w:t>
+      </w:r>
+      <w:r>
+        <w:rPr/>
+        <w:t xml:space="preserve"> "At LTIMindtree I [configured code splitting for the widgets and set Babel targets for the airline's supported browsers]. These days I mostly use Vite, but I understand what the bundler is doing underneath."</w:t>
       </w:r>
     </w:p>
     <w:p>
